--- a/راهنما مراحل ایجاد فرم ساده.docx
+++ b/راهنما مراحل ایجاد فرم ساده.docx
@@ -5126,7 +5126,7 @@
       </w:pPr>
       <w:r>
         <w:pict w14:anchorId="674C01D5">
-          <v:rect id="_x0000_i1034" style="width:0;height:1.5pt" o:hralign="center" o:hrstd="t" o:hr="t" fillcolor="#a0a0a0" stroked="f"/>
+          <v:rect id="_x0000_i1025" style="width:0;height:1.5pt" o:hralign="right" o:hrstd="t" o:hr="t" fillcolor="#a0a0a0" stroked="f"/>
         </w:pict>
       </w:r>
     </w:p>
@@ -7191,7 +7191,7 @@
       </w:pPr>
       <w:r>
         <w:pict w14:anchorId="69EF4309">
-          <v:rect id="_x0000_i1035" style="width:0;height:1.5pt" o:hralign="center" o:hrstd="t" o:hr="t" fillcolor="#a0a0a0" stroked="f"/>
+          <v:rect id="_x0000_i1026" style="width:0;height:1.5pt" o:hralign="right" o:hrstd="t" o:hr="t" fillcolor="#a0a0a0" stroked="f"/>
         </w:pict>
       </w:r>
     </w:p>
@@ -9201,7 +9201,7 @@
       </w:pPr>
       <w:r>
         <w:pict w14:anchorId="1AEB9760">
-          <v:rect id="_x0000_i1036" style="width:0;height:1.5pt" o:hralign="center" o:hrstd="t" o:hr="t" fillcolor="#a0a0a0" stroked="f"/>
+          <v:rect id="_x0000_i1027" style="width:0;height:1.5pt" o:hralign="right" o:hrstd="t" o:hr="t" fillcolor="#a0a0a0" stroked="f"/>
         </w:pict>
       </w:r>
     </w:p>
@@ -9637,7 +9637,7 @@
       </w:pPr>
       <w:r>
         <w:pict w14:anchorId="5B1AEEF4">
-          <v:rect id="_x0000_i1037" style="width:0;height:1.5pt" o:hralign="center" o:hrstd="t" o:hr="t" fillcolor="#a0a0a0" stroked="f"/>
+          <v:rect id="_x0000_i1028" style="width:0;height:1.5pt" o:hralign="right" o:hrstd="t" o:hr="t" fillcolor="#a0a0a0" stroked="f"/>
         </w:pict>
       </w:r>
     </w:p>
@@ -26514,10 +26514,10 @@
             <v:path o:extrusionok="f" gradientshapeok="t" o:connecttype="rect"/>
             <o:lock v:ext="edit" aspectratio="t"/>
           </v:shapetype>
-          <v:shape id="_x0000_i1032" type="#_x0000_t75" style="width:18pt;height:15.6pt" o:ole="">
+          <v:shape id="_x0000_i1036" type="#_x0000_t75" style="width:18pt;height:15.6pt" o:ole="">
             <v:imagedata r:id="rId5" o:title=""/>
           </v:shape>
-          <w:control r:id="rId6" w:name="DefaultOcxName" w:shapeid="_x0000_i1032"/>
+          <w:control r:id="rId6" w:name="DefaultOcxName" w:shapeid="_x0000_i1036"/>
         </w:object>
       </w:r>
     </w:p>
@@ -27992,7 +27992,7 @@
           <w:szCs w:val="24"/>
         </w:rPr>
         <w:pict w14:anchorId="1FAA09E8">
-          <v:rect id="_x0000_i1027" style="width:0;height:1.5pt" o:hralign="center" o:hrstd="t" o:hr="t" fillcolor="#a0a0a0" stroked="f"/>
+          <v:rect id="_x0000_i1031" style="width:0;height:1.5pt" o:hralign="right" o:hrstd="t" o:hr="t" fillcolor="#a0a0a0" stroked="f"/>
         </w:pict>
       </w:r>
     </w:p>
@@ -28760,7 +28760,7 @@
           <w:szCs w:val="24"/>
         </w:rPr>
         <w:pict w14:anchorId="594AC885">
-          <v:rect id="_x0000_i1028" style="width:0;height:1.5pt" o:hralign="center" o:hrstd="t" o:hr="t" fillcolor="#a0a0a0" stroked="f"/>
+          <v:rect id="_x0000_i1032" style="width:0;height:1.5pt" o:hralign="right" o:hrstd="t" o:hr="t" fillcolor="#a0a0a0" stroked="f"/>
         </w:pict>
       </w:r>
     </w:p>
@@ -29059,7 +29059,7 @@
           <w:szCs w:val="24"/>
         </w:rPr>
         <w:pict w14:anchorId="24FB7BD9">
-          <v:rect id="_x0000_i1029" style="width:0;height:1.5pt" o:hralign="center" o:hrstd="t" o:hr="t" fillcolor="#a0a0a0" stroked="f"/>
+          <v:rect id="_x0000_i1033" style="width:0;height:1.5pt" o:hralign="right" o:hrstd="t" o:hr="t" fillcolor="#a0a0a0" stroked="f"/>
         </w:pict>
       </w:r>
     </w:p>
@@ -29457,7 +29457,7 @@
           <w:szCs w:val="24"/>
         </w:rPr>
         <w:pict w14:anchorId="5ECAEC07">
-          <v:rect id="_x0000_i1030" style="width:0;height:1.5pt" o:hralign="center" o:hrstd="t" o:hr="t" fillcolor="#a0a0a0" stroked="f"/>
+          <v:rect id="_x0000_i1034" style="width:0;height:1.5pt" o:hralign="right" o:hrstd="t" o:hr="t" fillcolor="#a0a0a0" stroked="f"/>
         </w:pict>
       </w:r>
     </w:p>
@@ -40123,6 +40123,7 @@
           <w:rFonts w:ascii="Aptos Display" w:hAnsi="Aptos Display" w:cstheme="minorHAnsi"/>
           <w:sz w:val="24"/>
           <w:szCs w:val="24"/>
+          <w:rtl/>
         </w:rPr>
       </w:pPr>
       <w:r>
@@ -40177,6 +40178,4855 @@
         </w:rPr>
         <w:t xml:space="preserve"> نهایی است</w:t>
       </w:r>
+    </w:p>
+    <w:p>
+      <w:pPr>
+        <w:bidi/>
+        <w:rPr>
+          <w:rFonts w:ascii="Aptos Display" w:hAnsi="Aptos Display" w:cstheme="minorHAnsi"/>
+          <w:sz w:val="24"/>
+          <w:szCs w:val="24"/>
+          <w:rtl/>
+        </w:rPr>
+      </w:pPr>
+    </w:p>
+    <w:p>
+      <w:pPr>
+        <w:bidi/>
+        <w:rPr>
+          <w:rFonts w:ascii="Aptos Display" w:hAnsi="Aptos Display" w:cstheme="minorHAnsi"/>
+          <w:sz w:val="24"/>
+          <w:szCs w:val="24"/>
+          <w:rtl/>
+        </w:rPr>
+      </w:pPr>
+    </w:p>
+    <w:p>
+      <w:pPr>
+        <w:pStyle w:val="Heading1"/>
+        <w:bidi/>
+      </w:pPr>
+      <w:r>
+        <w:rPr>
+          <w:rtl/>
+        </w:rPr>
+        <w:t xml:space="preserve">مستند پیاده‌سازی فرم‌های </w:t>
+      </w:r>
+      <w:r>
+        <w:rPr>
+          <w:rStyle w:val="Strong"/>
+          <w:b w:val="0"/>
+          <w:bCs w:val="0"/>
+        </w:rPr>
+        <w:t>Master-Detail</w:t>
+      </w:r>
+      <w:r>
+        <w:t xml:space="preserve"> </w:t>
+      </w:r>
+      <w:r>
+        <w:rPr>
+          <w:rtl/>
+        </w:rPr>
+        <w:t>در پروژه</w:t>
+      </w:r>
+    </w:p>
+    <w:p>
+      <w:pPr>
+        <w:pStyle w:val="Heading2"/>
+        <w:bidi/>
+        <w:rPr>
+          <w:rFonts w:cs="B Nazanin"/>
+          <w:color w:val="FF0000"/>
+          <w:sz w:val="44"/>
+          <w:szCs w:val="44"/>
+        </w:rPr>
+      </w:pPr>
+      <w:r>
+        <w:rPr>
+          <w:color w:val="FF0000"/>
+          <w:sz w:val="52"/>
+          <w:szCs w:val="52"/>
+        </w:rPr>
+        <w:t>1️</w:t>
+      </w:r>
+      <w:r>
+        <w:rPr>
+          <w:rFonts w:ascii="Tahoma" w:hAnsi="Tahoma" w:cs="Tahoma"/>
+          <w:color w:val="FF0000"/>
+          <w:sz w:val="52"/>
+          <w:szCs w:val="52"/>
+        </w:rPr>
+        <w:t>⃣</w:t>
+      </w:r>
+      <w:r>
+        <w:rPr>
+          <w:color w:val="FF0000"/>
+          <w:sz w:val="52"/>
+          <w:szCs w:val="52"/>
+        </w:rPr>
+        <w:t xml:space="preserve"> </w:t>
+      </w:r>
+      <w:r>
+        <w:rPr>
+          <w:rFonts w:cs="B Nazanin"/>
+          <w:color w:val="FF0000"/>
+          <w:sz w:val="44"/>
+          <w:szCs w:val="44"/>
+          <w:rtl/>
+        </w:rPr>
+        <w:t>تعریف فرم</w:t>
+      </w:r>
+      <w:r>
+        <w:rPr>
+          <w:rFonts w:cs="B Nazanin"/>
+          <w:color w:val="FF0000"/>
+          <w:sz w:val="44"/>
+          <w:szCs w:val="44"/>
+        </w:rPr>
+        <w:t xml:space="preserve"> Master-Detail</w:t>
+      </w:r>
+    </w:p>
+    <w:p>
+      <w:pPr>
+        <w:pStyle w:val="NormalWeb"/>
+        <w:bidi/>
+        <w:rPr>
+          <w:rFonts w:cs="B Nazanin"/>
+          <w:sz w:val="28"/>
+          <w:szCs w:val="28"/>
+        </w:rPr>
+      </w:pPr>
+      <w:r>
+        <w:rPr>
+          <w:rFonts w:cs="B Nazanin"/>
+          <w:sz w:val="28"/>
+          <w:szCs w:val="28"/>
+          <w:rtl/>
+        </w:rPr>
+        <w:t>فرم</w:t>
+      </w:r>
+      <w:r>
+        <w:rPr>
+          <w:rFonts w:cs="B Nazanin"/>
+          <w:sz w:val="28"/>
+          <w:szCs w:val="28"/>
+        </w:rPr>
+        <w:t xml:space="preserve"> Master-Detail </w:t>
+      </w:r>
+      <w:r>
+        <w:rPr>
+          <w:rFonts w:cs="B Nazanin"/>
+          <w:sz w:val="28"/>
+          <w:szCs w:val="28"/>
+          <w:rtl/>
+        </w:rPr>
+        <w:t xml:space="preserve">شامل یک </w:t>
+      </w:r>
+      <w:r>
+        <w:rPr>
+          <w:rStyle w:val="Strong"/>
+          <w:rFonts w:cs="B Nazanin"/>
+          <w:sz w:val="28"/>
+          <w:szCs w:val="28"/>
+          <w:rtl/>
+        </w:rPr>
+        <w:t>فرم اصلی</w:t>
+      </w:r>
+      <w:r>
+        <w:rPr>
+          <w:rStyle w:val="Strong"/>
+          <w:rFonts w:cs="B Nazanin"/>
+          <w:sz w:val="28"/>
+          <w:szCs w:val="28"/>
+        </w:rPr>
+        <w:t xml:space="preserve"> (Master)</w:t>
+      </w:r>
+      <w:r>
+        <w:rPr>
+          <w:rFonts w:cs="B Nazanin"/>
+          <w:sz w:val="28"/>
+          <w:szCs w:val="28"/>
+        </w:rPr>
+        <w:t xml:space="preserve"> </w:t>
+      </w:r>
+      <w:r>
+        <w:rPr>
+          <w:rFonts w:cs="B Nazanin"/>
+          <w:sz w:val="28"/>
+          <w:szCs w:val="28"/>
+          <w:rtl/>
+        </w:rPr>
+        <w:t xml:space="preserve">و چند </w:t>
+      </w:r>
+      <w:r>
+        <w:rPr>
+          <w:rStyle w:val="Strong"/>
+          <w:rFonts w:cs="B Nazanin"/>
+          <w:sz w:val="28"/>
+          <w:szCs w:val="28"/>
+          <w:rtl/>
+        </w:rPr>
+        <w:t>زیر فرم</w:t>
+      </w:r>
+      <w:r>
+        <w:rPr>
+          <w:rStyle w:val="Strong"/>
+          <w:rFonts w:cs="B Nazanin"/>
+          <w:sz w:val="28"/>
+          <w:szCs w:val="28"/>
+        </w:rPr>
+        <w:t xml:space="preserve"> (Detail / Tab)</w:t>
+      </w:r>
+      <w:r>
+        <w:rPr>
+          <w:rFonts w:cs="B Nazanin"/>
+          <w:sz w:val="28"/>
+          <w:szCs w:val="28"/>
+        </w:rPr>
+        <w:t xml:space="preserve"> </w:t>
+      </w:r>
+      <w:r>
+        <w:rPr>
+          <w:rFonts w:cs="B Nazanin"/>
+          <w:sz w:val="28"/>
+          <w:szCs w:val="28"/>
+          <w:rtl/>
+        </w:rPr>
+        <w:t>است</w:t>
+      </w:r>
+      <w:r>
+        <w:rPr>
+          <w:rFonts w:cs="B Nazanin"/>
+          <w:sz w:val="28"/>
+          <w:szCs w:val="28"/>
+        </w:rPr>
+        <w:t>.</w:t>
+      </w:r>
+      <w:r>
+        <w:rPr>
+          <w:rFonts w:cs="B Nazanin"/>
+          <w:sz w:val="28"/>
+          <w:szCs w:val="28"/>
+        </w:rPr>
+        <w:br/>
+      </w:r>
+      <w:r>
+        <w:rPr>
+          <w:rFonts w:cs="B Nazanin"/>
+          <w:sz w:val="28"/>
+          <w:szCs w:val="28"/>
+          <w:rtl/>
+        </w:rPr>
+        <w:t>مراحل ایجاد آن مشابه فرم‌های دیگر است، با دو نکته مهم</w:t>
+      </w:r>
+      <w:r>
+        <w:rPr>
+          <w:rFonts w:cs="B Nazanin"/>
+          <w:sz w:val="28"/>
+          <w:szCs w:val="28"/>
+        </w:rPr>
+        <w:t>:</w:t>
+      </w:r>
+    </w:p>
+    <w:p>
+      <w:pPr>
+        <w:numPr>
+          <w:ilvl w:val="0"/>
+          <w:numId w:val="10"/>
+        </w:numPr>
+        <w:bidi/>
+        <w:spacing w:before="100" w:beforeAutospacing="1" w:after="100" w:afterAutospacing="1" w:line="240" w:lineRule="auto"/>
+        <w:rPr>
+          <w:rFonts w:cs="B Nazanin"/>
+          <w:sz w:val="28"/>
+          <w:szCs w:val="28"/>
+        </w:rPr>
+      </w:pPr>
+      <w:r>
+        <w:rPr>
+          <w:rFonts w:cs="B Nazanin"/>
+          <w:sz w:val="28"/>
+          <w:szCs w:val="28"/>
+          <w:rtl/>
+        </w:rPr>
+        <w:t xml:space="preserve">در </w:t>
+      </w:r>
+      <w:r>
+        <w:rPr>
+          <w:rStyle w:val="Strong"/>
+          <w:rFonts w:cs="B Nazanin"/>
+          <w:sz w:val="28"/>
+          <w:szCs w:val="28"/>
+        </w:rPr>
+        <w:t>View</w:t>
+      </w:r>
+      <w:r>
+        <w:rPr>
+          <w:rFonts w:cs="B Nazanin"/>
+          <w:sz w:val="28"/>
+          <w:szCs w:val="28"/>
+        </w:rPr>
+        <w:t xml:space="preserve"> </w:t>
+      </w:r>
+      <w:r>
+        <w:rPr>
+          <w:rFonts w:cs="B Nazanin"/>
+          <w:sz w:val="28"/>
+          <w:szCs w:val="28"/>
+          <w:rtl/>
+        </w:rPr>
+        <w:t xml:space="preserve">باید کلید خارجی </w:t>
+      </w:r>
+      <w:proofErr w:type="spellStart"/>
+      <w:r>
+        <w:rPr>
+          <w:rStyle w:val="HTMLCode"/>
+          <w:rFonts w:eastAsiaTheme="minorHAnsi" w:cs="B Nazanin"/>
+          <w:sz w:val="28"/>
+          <w:szCs w:val="28"/>
+        </w:rPr>
+        <w:t>ParentId</w:t>
+      </w:r>
+      <w:proofErr w:type="spellEnd"/>
+      <w:r>
+        <w:rPr>
+          <w:rFonts w:cs="B Nazanin"/>
+          <w:sz w:val="28"/>
+          <w:szCs w:val="28"/>
+        </w:rPr>
+        <w:t xml:space="preserve"> </w:t>
+      </w:r>
+      <w:r>
+        <w:rPr>
+          <w:rFonts w:cs="B Nazanin"/>
+          <w:sz w:val="28"/>
+          <w:szCs w:val="28"/>
+          <w:rtl/>
+        </w:rPr>
+        <w:t>به رکورد والد وصل شود</w:t>
+      </w:r>
+      <w:r>
+        <w:rPr>
+          <w:rFonts w:cs="B Nazanin"/>
+          <w:sz w:val="28"/>
+          <w:szCs w:val="28"/>
+        </w:rPr>
+        <w:t xml:space="preserve">. </w:t>
+      </w:r>
+    </w:p>
+    <w:p>
+      <w:pPr>
+        <w:numPr>
+          <w:ilvl w:val="0"/>
+          <w:numId w:val="10"/>
+        </w:numPr>
+        <w:bidi/>
+        <w:spacing w:before="100" w:beforeAutospacing="1" w:after="100" w:afterAutospacing="1" w:line="240" w:lineRule="auto"/>
+        <w:rPr>
+          <w:rFonts w:cs="B Nazanin"/>
+          <w:sz w:val="28"/>
+          <w:szCs w:val="28"/>
+        </w:rPr>
+      </w:pPr>
+      <w:r>
+        <w:rPr>
+          <w:rFonts w:cs="B Nazanin"/>
+          <w:sz w:val="28"/>
+          <w:szCs w:val="28"/>
+          <w:rtl/>
+        </w:rPr>
+        <w:t xml:space="preserve">در فایل </w:t>
+      </w:r>
+      <w:proofErr w:type="spellStart"/>
+      <w:r>
+        <w:rPr>
+          <w:rStyle w:val="HTMLCode"/>
+          <w:rFonts w:eastAsiaTheme="minorHAnsi" w:cs="B Nazanin"/>
+          <w:sz w:val="28"/>
+          <w:szCs w:val="28"/>
+        </w:rPr>
+        <w:t>seederData.json</w:t>
+      </w:r>
+      <w:proofErr w:type="spellEnd"/>
+      <w:r>
+        <w:rPr>
+          <w:rFonts w:cs="B Nazanin"/>
+          <w:sz w:val="28"/>
+          <w:szCs w:val="28"/>
+        </w:rPr>
+        <w:t xml:space="preserve"> </w:t>
+      </w:r>
+      <w:r>
+        <w:rPr>
+          <w:rFonts w:cs="B Nazanin"/>
+          <w:sz w:val="28"/>
+          <w:szCs w:val="28"/>
+          <w:rtl/>
+        </w:rPr>
+        <w:t>نام</w:t>
+      </w:r>
+      <w:r>
+        <w:rPr>
+          <w:rFonts w:cs="B Nazanin"/>
+          <w:sz w:val="28"/>
+          <w:szCs w:val="28"/>
+        </w:rPr>
+        <w:t xml:space="preserve"> Tab </w:t>
+      </w:r>
+      <w:r>
+        <w:rPr>
+          <w:rFonts w:cs="B Nazanin"/>
+          <w:sz w:val="28"/>
+          <w:szCs w:val="28"/>
+          <w:rtl/>
+        </w:rPr>
+        <w:t xml:space="preserve">باید مطابق با </w:t>
+      </w:r>
+      <w:r>
+        <w:rPr>
+          <w:rStyle w:val="Strong"/>
+          <w:rFonts w:cs="B Nazanin"/>
+          <w:sz w:val="28"/>
+          <w:szCs w:val="28"/>
+          <w:rtl/>
+        </w:rPr>
+        <w:t>نام فرم اصلی</w:t>
+      </w:r>
+      <w:r>
+        <w:rPr>
+          <w:rStyle w:val="Strong"/>
+          <w:rFonts w:cs="B Nazanin"/>
+          <w:sz w:val="28"/>
+          <w:szCs w:val="28"/>
+        </w:rPr>
+        <w:t xml:space="preserve"> + _Tab</w:t>
+      </w:r>
+      <w:r>
+        <w:rPr>
+          <w:rFonts w:cs="B Nazanin"/>
+          <w:sz w:val="28"/>
+          <w:szCs w:val="28"/>
+        </w:rPr>
+        <w:t xml:space="preserve"> </w:t>
+      </w:r>
+      <w:r>
+        <w:rPr>
+          <w:rFonts w:cs="B Nazanin"/>
+          <w:sz w:val="28"/>
+          <w:szCs w:val="28"/>
+          <w:rtl/>
+        </w:rPr>
+        <w:t>باشد تا فرانت بتواند تب‌ها را تشخیص دهد</w:t>
+      </w:r>
+      <w:r>
+        <w:rPr>
+          <w:rFonts w:cs="B Nazanin"/>
+          <w:sz w:val="28"/>
+          <w:szCs w:val="28"/>
+        </w:rPr>
+        <w:t xml:space="preserve">. </w:t>
+      </w:r>
+    </w:p>
+    <w:p>
+      <w:pPr>
+        <w:bidi/>
+        <w:spacing w:after="0"/>
+        <w:rPr>
+          <w:rFonts w:cs="B Nazanin"/>
+          <w:sz w:val="28"/>
+          <w:szCs w:val="28"/>
+        </w:rPr>
+      </w:pPr>
+      <w:r>
+        <w:rPr>
+          <w:rFonts w:cs="B Nazanin"/>
+          <w:sz w:val="28"/>
+          <w:szCs w:val="28"/>
+        </w:rPr>
+        <w:pict w14:anchorId="420780BC">
+          <v:rect id="_x0000_i1038" style="width:0;height:1.5pt" o:hralign="right" o:hrstd="t" o:hr="t" fillcolor="#a0a0a0" stroked="f"/>
+        </w:pict>
+      </w:r>
+    </w:p>
+    <w:p>
+      <w:pPr>
+        <w:pStyle w:val="Heading2"/>
+        <w:bidi/>
+        <w:rPr>
+          <w:rFonts w:cs="B Nazanin"/>
+          <w:sz w:val="28"/>
+          <w:szCs w:val="28"/>
+        </w:rPr>
+      </w:pPr>
+      <w:r>
+        <w:rPr>
+          <w:rFonts w:cs="B Nazanin"/>
+          <w:sz w:val="28"/>
+          <w:szCs w:val="28"/>
+        </w:rPr>
+        <w:t>2️</w:t>
+      </w:r>
+      <w:r>
+        <w:rPr>
+          <w:rFonts w:ascii="Tahoma" w:hAnsi="Tahoma" w:cs="B Nazanin"/>
+          <w:sz w:val="28"/>
+          <w:szCs w:val="28"/>
+        </w:rPr>
+        <w:t>⃣</w:t>
+      </w:r>
+      <w:r>
+        <w:rPr>
+          <w:rFonts w:cs="B Nazanin"/>
+          <w:sz w:val="28"/>
+          <w:szCs w:val="28"/>
+        </w:rPr>
+        <w:t xml:space="preserve"> </w:t>
+      </w:r>
+      <w:r>
+        <w:rPr>
+          <w:rFonts w:cs="B Nazanin"/>
+          <w:sz w:val="28"/>
+          <w:szCs w:val="28"/>
+          <w:rtl/>
+        </w:rPr>
+        <w:t>ساختار منو در</w:t>
+      </w:r>
+      <w:r>
+        <w:rPr>
+          <w:rFonts w:cs="B Nazanin"/>
+          <w:sz w:val="28"/>
+          <w:szCs w:val="28"/>
+        </w:rPr>
+        <w:t xml:space="preserve"> </w:t>
+      </w:r>
+      <w:proofErr w:type="spellStart"/>
+      <w:r>
+        <w:rPr>
+          <w:rFonts w:cs="B Nazanin"/>
+          <w:sz w:val="28"/>
+          <w:szCs w:val="28"/>
+        </w:rPr>
+        <w:t>seederData.json</w:t>
+      </w:r>
+      <w:proofErr w:type="spellEnd"/>
+    </w:p>
+    <w:p>
+      <w:pPr>
+        <w:pStyle w:val="NormalWeb"/>
+        <w:bidi/>
+        <w:rPr>
+          <w:rFonts w:cs="B Nazanin"/>
+          <w:sz w:val="28"/>
+          <w:szCs w:val="28"/>
+        </w:rPr>
+      </w:pPr>
+      <w:r>
+        <w:rPr>
+          <w:rFonts w:cs="B Nazanin"/>
+          <w:sz w:val="28"/>
+          <w:szCs w:val="28"/>
+          <w:rtl/>
+        </w:rPr>
+        <w:t>مثال استاندارد</w:t>
+      </w:r>
+      <w:r>
+        <w:rPr>
+          <w:rFonts w:cs="B Nazanin"/>
+          <w:sz w:val="28"/>
+          <w:szCs w:val="28"/>
+        </w:rPr>
+        <w:t>:</w:t>
+      </w:r>
+    </w:p>
+    <w:p>
+      <w:pPr>
+        <w:pStyle w:val="HTMLPreformatted"/>
+        <w:bidi/>
+        <w:rPr>
+          <w:rFonts w:cs="B Nazanin"/>
+          <w:sz w:val="28"/>
+          <w:szCs w:val="28"/>
+        </w:rPr>
+      </w:pPr>
+      <w:r>
+        <w:rPr>
+          <w:rStyle w:val="HTMLCode"/>
+          <w:rFonts w:cs="B Nazanin"/>
+          <w:sz w:val="28"/>
+          <w:szCs w:val="28"/>
+        </w:rPr>
+        <w:t>{</w:t>
+      </w:r>
+      <w:r>
+        <w:rPr>
+          <w:rFonts w:cs="B Nazanin"/>
+          <w:sz w:val="28"/>
+          <w:szCs w:val="28"/>
+        </w:rPr>
+        <w:br/>
+      </w:r>
+      <w:r>
+        <w:rPr>
+          <w:rStyle w:val="HTMLCode"/>
+          <w:rFonts w:cs="B Nazanin"/>
+          <w:sz w:val="28"/>
+          <w:szCs w:val="28"/>
+        </w:rPr>
+        <w:t xml:space="preserve">  "Type": </w:t>
+      </w:r>
+      <w:r>
+        <w:rPr>
+          <w:rStyle w:val="k"/>
+          <w:rFonts w:cs="B Nazanin"/>
+          <w:sz w:val="28"/>
+          <w:szCs w:val="28"/>
+        </w:rPr>
+        <w:t>"MENU"</w:t>
+      </w:r>
+      <w:r>
+        <w:rPr>
+          <w:rStyle w:val="HTMLCode"/>
+          <w:rFonts w:cs="B Nazanin"/>
+          <w:sz w:val="28"/>
+          <w:szCs w:val="28"/>
+        </w:rPr>
+        <w:t>,</w:t>
+      </w:r>
+      <w:r>
+        <w:rPr>
+          <w:rFonts w:cs="B Nazanin"/>
+          <w:sz w:val="28"/>
+          <w:szCs w:val="28"/>
+        </w:rPr>
+        <w:br/>
+      </w:r>
+      <w:r>
+        <w:rPr>
+          <w:rStyle w:val="HTMLCode"/>
+          <w:rFonts w:cs="B Nazanin"/>
+          <w:sz w:val="28"/>
+          <w:szCs w:val="28"/>
+        </w:rPr>
+        <w:t xml:space="preserve">  "Code": </w:t>
+      </w:r>
+      <w:r>
+        <w:rPr>
+          <w:rStyle w:val="k"/>
+          <w:rFonts w:cs="B Nazanin"/>
+          <w:sz w:val="28"/>
+          <w:szCs w:val="28"/>
+        </w:rPr>
+        <w:t>"PAGE_MANAGEMENT_MENU"</w:t>
+      </w:r>
+      <w:r>
+        <w:rPr>
+          <w:rStyle w:val="HTMLCode"/>
+          <w:rFonts w:cs="B Nazanin"/>
+          <w:sz w:val="28"/>
+          <w:szCs w:val="28"/>
+        </w:rPr>
+        <w:t>,</w:t>
+      </w:r>
+      <w:r>
+        <w:rPr>
+          <w:rFonts w:cs="B Nazanin"/>
+          <w:sz w:val="28"/>
+          <w:szCs w:val="28"/>
+        </w:rPr>
+        <w:br/>
+      </w:r>
+      <w:r>
+        <w:rPr>
+          <w:rStyle w:val="HTMLCode"/>
+          <w:rFonts w:cs="B Nazanin"/>
+          <w:sz w:val="28"/>
+          <w:szCs w:val="28"/>
+        </w:rPr>
+        <w:t xml:space="preserve">  "Name": </w:t>
+      </w:r>
+      <w:r>
+        <w:rPr>
+          <w:rStyle w:val="k"/>
+          <w:rFonts w:cs="B Nazanin"/>
+          <w:sz w:val="28"/>
+          <w:szCs w:val="28"/>
+        </w:rPr>
+        <w:t>"Page Management"</w:t>
+      </w:r>
+      <w:r>
+        <w:rPr>
+          <w:rStyle w:val="HTMLCode"/>
+          <w:rFonts w:cs="B Nazanin"/>
+          <w:sz w:val="28"/>
+          <w:szCs w:val="28"/>
+        </w:rPr>
+        <w:t>,</w:t>
+      </w:r>
+      <w:r>
+        <w:rPr>
+          <w:rFonts w:cs="B Nazanin"/>
+          <w:sz w:val="28"/>
+          <w:szCs w:val="28"/>
+        </w:rPr>
+        <w:br/>
+      </w:r>
+      <w:r>
+        <w:rPr>
+          <w:rStyle w:val="HTMLCode"/>
+          <w:rFonts w:cs="B Nazanin"/>
+          <w:sz w:val="28"/>
+          <w:szCs w:val="28"/>
+        </w:rPr>
+        <w:t xml:space="preserve">  "DisplayName": { "</w:t>
+      </w:r>
+      <w:proofErr w:type="spellStart"/>
+      <w:r>
+        <w:rPr>
+          <w:rStyle w:val="HTMLCode"/>
+          <w:rFonts w:cs="B Nazanin"/>
+          <w:sz w:val="28"/>
+          <w:szCs w:val="28"/>
+        </w:rPr>
+        <w:t>en</w:t>
+      </w:r>
+      <w:proofErr w:type="spellEnd"/>
+      <w:r>
+        <w:rPr>
+          <w:rStyle w:val="HTMLCode"/>
+          <w:rFonts w:cs="B Nazanin"/>
+          <w:sz w:val="28"/>
+          <w:szCs w:val="28"/>
+        </w:rPr>
+        <w:t xml:space="preserve">": </w:t>
+      </w:r>
+      <w:r>
+        <w:rPr>
+          <w:rStyle w:val="k"/>
+          <w:rFonts w:cs="B Nazanin"/>
+          <w:sz w:val="28"/>
+          <w:szCs w:val="28"/>
+        </w:rPr>
+        <w:t>"Page Management"</w:t>
+      </w:r>
+      <w:r>
+        <w:rPr>
+          <w:rStyle w:val="HTMLCode"/>
+          <w:rFonts w:cs="B Nazanin"/>
+          <w:sz w:val="28"/>
+          <w:szCs w:val="28"/>
+        </w:rPr>
+        <w:t xml:space="preserve">, "fa": </w:t>
+      </w:r>
+      <w:r>
+        <w:rPr>
+          <w:rStyle w:val="k"/>
+          <w:rFonts w:cs="B Nazanin"/>
+          <w:sz w:val="28"/>
+          <w:szCs w:val="28"/>
+        </w:rPr>
+        <w:t>"</w:t>
+      </w:r>
+      <w:r>
+        <w:rPr>
+          <w:rStyle w:val="k"/>
+          <w:rFonts w:cs="B Nazanin"/>
+          <w:sz w:val="28"/>
+          <w:szCs w:val="28"/>
+          <w:rtl/>
+        </w:rPr>
+        <w:t>مدیریت صفحه</w:t>
+      </w:r>
+      <w:r>
+        <w:rPr>
+          <w:rStyle w:val="k"/>
+          <w:rFonts w:cs="B Nazanin"/>
+          <w:sz w:val="28"/>
+          <w:szCs w:val="28"/>
+        </w:rPr>
+        <w:t>"</w:t>
+      </w:r>
+      <w:r>
+        <w:rPr>
+          <w:rStyle w:val="HTMLCode"/>
+          <w:rFonts w:cs="B Nazanin"/>
+          <w:sz w:val="28"/>
+          <w:szCs w:val="28"/>
+        </w:rPr>
+        <w:t xml:space="preserve"> },</w:t>
+      </w:r>
+      <w:r>
+        <w:rPr>
+          <w:rFonts w:cs="B Nazanin"/>
+          <w:sz w:val="28"/>
+          <w:szCs w:val="28"/>
+        </w:rPr>
+        <w:br/>
+      </w:r>
+      <w:r>
+        <w:rPr>
+          <w:rStyle w:val="HTMLCode"/>
+          <w:rFonts w:cs="B Nazanin"/>
+          <w:sz w:val="28"/>
+          <w:szCs w:val="28"/>
+        </w:rPr>
+        <w:t xml:space="preserve">  "Order": </w:t>
+      </w:r>
+      <w:r>
+        <w:rPr>
+          <w:rStyle w:val="j"/>
+          <w:rFonts w:cs="B Nazanin"/>
+          <w:sz w:val="28"/>
+          <w:szCs w:val="28"/>
+        </w:rPr>
+        <w:t>4</w:t>
+      </w:r>
+      <w:r>
+        <w:rPr>
+          <w:rStyle w:val="HTMLCode"/>
+          <w:rFonts w:cs="B Nazanin"/>
+          <w:sz w:val="28"/>
+          <w:szCs w:val="28"/>
+        </w:rPr>
+        <w:t>,</w:t>
+      </w:r>
+      <w:r>
+        <w:rPr>
+          <w:rFonts w:cs="B Nazanin"/>
+          <w:sz w:val="28"/>
+          <w:szCs w:val="28"/>
+        </w:rPr>
+        <w:br/>
+      </w:r>
+      <w:r>
+        <w:rPr>
+          <w:rStyle w:val="HTMLCode"/>
+          <w:rFonts w:cs="B Nazanin"/>
+          <w:sz w:val="28"/>
+          <w:szCs w:val="28"/>
+        </w:rPr>
+        <w:t xml:space="preserve">  "Roles": [</w:t>
+      </w:r>
+      <w:r>
+        <w:rPr>
+          <w:rStyle w:val="k"/>
+          <w:rFonts w:cs="B Nazanin"/>
+          <w:sz w:val="28"/>
+          <w:szCs w:val="28"/>
+        </w:rPr>
+        <w:t>"DEV"</w:t>
+      </w:r>
+      <w:r>
+        <w:rPr>
+          <w:rStyle w:val="HTMLCode"/>
+          <w:rFonts w:cs="B Nazanin"/>
+          <w:sz w:val="28"/>
+          <w:szCs w:val="28"/>
+        </w:rPr>
+        <w:t>],</w:t>
+      </w:r>
+      <w:r>
+        <w:rPr>
+          <w:rFonts w:cs="B Nazanin"/>
+          <w:sz w:val="28"/>
+          <w:szCs w:val="28"/>
+        </w:rPr>
+        <w:br/>
+      </w:r>
+      <w:r>
+        <w:rPr>
+          <w:rStyle w:val="HTMLCode"/>
+          <w:rFonts w:cs="B Nazanin"/>
+          <w:sz w:val="28"/>
+          <w:szCs w:val="28"/>
+        </w:rPr>
+        <w:t xml:space="preserve">  "Children": [</w:t>
+      </w:r>
+      <w:r>
+        <w:rPr>
+          <w:rFonts w:cs="B Nazanin"/>
+          <w:sz w:val="28"/>
+          <w:szCs w:val="28"/>
+        </w:rPr>
+        <w:br/>
+      </w:r>
+      <w:r>
+        <w:rPr>
+          <w:rStyle w:val="HTMLCode"/>
+          <w:rFonts w:cs="B Nazanin"/>
+          <w:sz w:val="28"/>
+          <w:szCs w:val="28"/>
+        </w:rPr>
+        <w:t xml:space="preserve">    {</w:t>
+      </w:r>
+      <w:r>
+        <w:rPr>
+          <w:rFonts w:cs="B Nazanin"/>
+          <w:sz w:val="28"/>
+          <w:szCs w:val="28"/>
+        </w:rPr>
+        <w:br/>
+      </w:r>
+      <w:r>
+        <w:rPr>
+          <w:rStyle w:val="HTMLCode"/>
+          <w:rFonts w:cs="B Nazanin"/>
+          <w:sz w:val="28"/>
+          <w:szCs w:val="28"/>
+        </w:rPr>
+        <w:t xml:space="preserve">      "Type": </w:t>
+      </w:r>
+      <w:r>
+        <w:rPr>
+          <w:rStyle w:val="k"/>
+          <w:rFonts w:cs="B Nazanin"/>
+          <w:sz w:val="28"/>
+          <w:szCs w:val="28"/>
+        </w:rPr>
+        <w:t>"PAGE"</w:t>
+      </w:r>
+      <w:r>
+        <w:rPr>
+          <w:rStyle w:val="HTMLCode"/>
+          <w:rFonts w:cs="B Nazanin"/>
+          <w:sz w:val="28"/>
+          <w:szCs w:val="28"/>
+        </w:rPr>
+        <w:t>,</w:t>
+      </w:r>
+      <w:r>
+        <w:rPr>
+          <w:rFonts w:cs="B Nazanin"/>
+          <w:sz w:val="28"/>
+          <w:szCs w:val="28"/>
+        </w:rPr>
+        <w:br/>
+      </w:r>
+      <w:r>
+        <w:rPr>
+          <w:rStyle w:val="HTMLCode"/>
+          <w:rFonts w:cs="B Nazanin"/>
+          <w:sz w:val="28"/>
+          <w:szCs w:val="28"/>
+        </w:rPr>
+        <w:t xml:space="preserve">      "Code": </w:t>
+      </w:r>
+      <w:r>
+        <w:rPr>
+          <w:rStyle w:val="k"/>
+          <w:rFonts w:cs="B Nazanin"/>
+          <w:sz w:val="28"/>
+          <w:szCs w:val="28"/>
+        </w:rPr>
+        <w:t>"PAGE_MANAGEMENT_PAGE"</w:t>
+      </w:r>
+      <w:r>
+        <w:rPr>
+          <w:rStyle w:val="HTMLCode"/>
+          <w:rFonts w:cs="B Nazanin"/>
+          <w:sz w:val="28"/>
+          <w:szCs w:val="28"/>
+        </w:rPr>
+        <w:t>,</w:t>
+      </w:r>
+      <w:r>
+        <w:rPr>
+          <w:rFonts w:cs="B Nazanin"/>
+          <w:sz w:val="28"/>
+          <w:szCs w:val="28"/>
+        </w:rPr>
+        <w:br/>
+      </w:r>
+      <w:r>
+        <w:rPr>
+          <w:rStyle w:val="HTMLCode"/>
+          <w:rFonts w:cs="B Nazanin"/>
+          <w:sz w:val="28"/>
+          <w:szCs w:val="28"/>
+        </w:rPr>
+        <w:t xml:space="preserve">      "Name": </w:t>
+      </w:r>
+      <w:r>
+        <w:rPr>
+          <w:rStyle w:val="k"/>
+          <w:rFonts w:cs="B Nazanin"/>
+          <w:sz w:val="28"/>
+          <w:szCs w:val="28"/>
+        </w:rPr>
+        <w:t>"PAGE Management"</w:t>
+      </w:r>
+      <w:r>
+        <w:rPr>
+          <w:rStyle w:val="HTMLCode"/>
+          <w:rFonts w:cs="B Nazanin"/>
+          <w:sz w:val="28"/>
+          <w:szCs w:val="28"/>
+        </w:rPr>
+        <w:t>,</w:t>
+      </w:r>
+      <w:r>
+        <w:rPr>
+          <w:rFonts w:cs="B Nazanin"/>
+          <w:sz w:val="28"/>
+          <w:szCs w:val="28"/>
+        </w:rPr>
+        <w:br/>
+      </w:r>
+      <w:r>
+        <w:rPr>
+          <w:rStyle w:val="HTMLCode"/>
+          <w:rFonts w:cs="B Nazanin"/>
+          <w:sz w:val="28"/>
+          <w:szCs w:val="28"/>
+        </w:rPr>
+        <w:t xml:space="preserve">      "DisplayName": { "</w:t>
+      </w:r>
+      <w:proofErr w:type="spellStart"/>
+      <w:r>
+        <w:rPr>
+          <w:rStyle w:val="HTMLCode"/>
+          <w:rFonts w:cs="B Nazanin"/>
+          <w:sz w:val="28"/>
+          <w:szCs w:val="28"/>
+        </w:rPr>
+        <w:t>en</w:t>
+      </w:r>
+      <w:proofErr w:type="spellEnd"/>
+      <w:r>
+        <w:rPr>
+          <w:rStyle w:val="HTMLCode"/>
+          <w:rFonts w:cs="B Nazanin"/>
+          <w:sz w:val="28"/>
+          <w:szCs w:val="28"/>
+        </w:rPr>
+        <w:t xml:space="preserve">": </w:t>
+      </w:r>
+      <w:r>
+        <w:rPr>
+          <w:rStyle w:val="k"/>
+          <w:rFonts w:cs="B Nazanin"/>
+          <w:sz w:val="28"/>
+          <w:szCs w:val="28"/>
+        </w:rPr>
+        <w:t>"Page Management"</w:t>
+      </w:r>
+      <w:r>
+        <w:rPr>
+          <w:rStyle w:val="HTMLCode"/>
+          <w:rFonts w:cs="B Nazanin"/>
+          <w:sz w:val="28"/>
+          <w:szCs w:val="28"/>
+        </w:rPr>
+        <w:t xml:space="preserve">, "fa": </w:t>
+      </w:r>
+      <w:r>
+        <w:rPr>
+          <w:rStyle w:val="k"/>
+          <w:rFonts w:cs="B Nazanin"/>
+          <w:sz w:val="28"/>
+          <w:szCs w:val="28"/>
+        </w:rPr>
+        <w:t>"</w:t>
+      </w:r>
+      <w:r>
+        <w:rPr>
+          <w:rStyle w:val="k"/>
+          <w:rFonts w:cs="B Nazanin"/>
+          <w:sz w:val="28"/>
+          <w:szCs w:val="28"/>
+          <w:rtl/>
+        </w:rPr>
+        <w:t>مدیریت صفحه</w:t>
+      </w:r>
+      <w:r>
+        <w:rPr>
+          <w:rStyle w:val="k"/>
+          <w:rFonts w:cs="B Nazanin"/>
+          <w:sz w:val="28"/>
+          <w:szCs w:val="28"/>
+        </w:rPr>
+        <w:t>"</w:t>
+      </w:r>
+      <w:r>
+        <w:rPr>
+          <w:rStyle w:val="HTMLCode"/>
+          <w:rFonts w:cs="B Nazanin"/>
+          <w:sz w:val="28"/>
+          <w:szCs w:val="28"/>
+        </w:rPr>
+        <w:t xml:space="preserve"> },</w:t>
+      </w:r>
+      <w:r>
+        <w:rPr>
+          <w:rFonts w:cs="B Nazanin"/>
+          <w:sz w:val="28"/>
+          <w:szCs w:val="28"/>
+        </w:rPr>
+        <w:br/>
+      </w:r>
+      <w:r>
+        <w:rPr>
+          <w:rStyle w:val="HTMLCode"/>
+          <w:rFonts w:cs="B Nazanin"/>
+          <w:sz w:val="28"/>
+          <w:szCs w:val="28"/>
+        </w:rPr>
+        <w:t xml:space="preserve">      "Order": </w:t>
+      </w:r>
+      <w:r>
+        <w:rPr>
+          <w:rStyle w:val="j"/>
+          <w:rFonts w:cs="B Nazanin"/>
+          <w:sz w:val="28"/>
+          <w:szCs w:val="28"/>
+        </w:rPr>
+        <w:t>1</w:t>
+      </w:r>
+      <w:r>
+        <w:rPr>
+          <w:rStyle w:val="HTMLCode"/>
+          <w:rFonts w:cs="B Nazanin"/>
+          <w:sz w:val="28"/>
+          <w:szCs w:val="28"/>
+        </w:rPr>
+        <w:t>,</w:t>
+      </w:r>
+      <w:r>
+        <w:rPr>
+          <w:rFonts w:cs="B Nazanin"/>
+          <w:sz w:val="28"/>
+          <w:szCs w:val="28"/>
+        </w:rPr>
+        <w:br/>
+      </w:r>
+      <w:r>
+        <w:rPr>
+          <w:rStyle w:val="HTMLCode"/>
+          <w:rFonts w:cs="B Nazanin"/>
+          <w:sz w:val="28"/>
+          <w:szCs w:val="28"/>
+        </w:rPr>
+        <w:t xml:space="preserve">      "Children": [</w:t>
+      </w:r>
+      <w:r>
+        <w:rPr>
+          <w:rFonts w:cs="B Nazanin"/>
+          <w:sz w:val="28"/>
+          <w:szCs w:val="28"/>
+        </w:rPr>
+        <w:br/>
+      </w:r>
+      <w:r>
+        <w:rPr>
+          <w:rStyle w:val="HTMLCode"/>
+          <w:rFonts w:cs="B Nazanin"/>
+          <w:sz w:val="28"/>
+          <w:szCs w:val="28"/>
+        </w:rPr>
+        <w:t xml:space="preserve">        {</w:t>
+      </w:r>
+      <w:r>
+        <w:rPr>
+          <w:rFonts w:cs="B Nazanin"/>
+          <w:sz w:val="28"/>
+          <w:szCs w:val="28"/>
+        </w:rPr>
+        <w:br/>
+      </w:r>
+      <w:r>
+        <w:rPr>
+          <w:rStyle w:val="HTMLCode"/>
+          <w:rFonts w:cs="B Nazanin"/>
+          <w:sz w:val="28"/>
+          <w:szCs w:val="28"/>
+        </w:rPr>
+        <w:t xml:space="preserve">          "Type": </w:t>
+      </w:r>
+      <w:r>
+        <w:rPr>
+          <w:rStyle w:val="k"/>
+          <w:rFonts w:cs="B Nazanin"/>
+          <w:sz w:val="28"/>
+          <w:szCs w:val="28"/>
+        </w:rPr>
+        <w:t>"TAB"</w:t>
+      </w:r>
+      <w:r>
+        <w:rPr>
+          <w:rStyle w:val="HTMLCode"/>
+          <w:rFonts w:cs="B Nazanin"/>
+          <w:sz w:val="28"/>
+          <w:szCs w:val="28"/>
+        </w:rPr>
+        <w:t>,</w:t>
+      </w:r>
+      <w:r>
+        <w:rPr>
+          <w:rFonts w:cs="B Nazanin"/>
+          <w:sz w:val="28"/>
+          <w:szCs w:val="28"/>
+        </w:rPr>
+        <w:br/>
+      </w:r>
+      <w:r>
+        <w:rPr>
+          <w:rStyle w:val="HTMLCode"/>
+          <w:rFonts w:cs="B Nazanin"/>
+          <w:sz w:val="28"/>
+          <w:szCs w:val="28"/>
+        </w:rPr>
+        <w:t xml:space="preserve">          "Code": </w:t>
+      </w:r>
+      <w:r>
+        <w:rPr>
+          <w:rStyle w:val="k"/>
+          <w:rFonts w:cs="B Nazanin"/>
+          <w:sz w:val="28"/>
+          <w:szCs w:val="28"/>
+        </w:rPr>
+        <w:t>"PAGE_TAB_SECTION"</w:t>
+      </w:r>
+      <w:r>
+        <w:rPr>
+          <w:rStyle w:val="HTMLCode"/>
+          <w:rFonts w:cs="B Nazanin"/>
+          <w:sz w:val="28"/>
+          <w:szCs w:val="28"/>
+        </w:rPr>
+        <w:t>,</w:t>
+      </w:r>
+      <w:r>
+        <w:rPr>
+          <w:rFonts w:cs="B Nazanin"/>
+          <w:sz w:val="28"/>
+          <w:szCs w:val="28"/>
+        </w:rPr>
+        <w:br/>
+      </w:r>
+      <w:r>
+        <w:rPr>
+          <w:rStyle w:val="HTMLCode"/>
+          <w:rFonts w:cs="B Nazanin"/>
+          <w:sz w:val="28"/>
+          <w:szCs w:val="28"/>
+        </w:rPr>
+        <w:t xml:space="preserve">          "Name": </w:t>
+      </w:r>
+      <w:r>
+        <w:rPr>
+          <w:rStyle w:val="k"/>
+          <w:rFonts w:cs="B Nazanin"/>
+          <w:sz w:val="28"/>
+          <w:szCs w:val="28"/>
+        </w:rPr>
+        <w:t>"SECTION Management"</w:t>
+      </w:r>
+      <w:r>
+        <w:rPr>
+          <w:rStyle w:val="HTMLCode"/>
+          <w:rFonts w:cs="B Nazanin"/>
+          <w:sz w:val="28"/>
+          <w:szCs w:val="28"/>
+        </w:rPr>
+        <w:t>,</w:t>
+      </w:r>
+      <w:r>
+        <w:rPr>
+          <w:rFonts w:cs="B Nazanin"/>
+          <w:sz w:val="28"/>
+          <w:szCs w:val="28"/>
+        </w:rPr>
+        <w:br/>
+      </w:r>
+      <w:r>
+        <w:rPr>
+          <w:rStyle w:val="HTMLCode"/>
+          <w:rFonts w:cs="B Nazanin"/>
+          <w:sz w:val="28"/>
+          <w:szCs w:val="28"/>
+        </w:rPr>
+        <w:t xml:space="preserve">          "DisplayName": { "</w:t>
+      </w:r>
+      <w:proofErr w:type="spellStart"/>
+      <w:r>
+        <w:rPr>
+          <w:rStyle w:val="HTMLCode"/>
+          <w:rFonts w:cs="B Nazanin"/>
+          <w:sz w:val="28"/>
+          <w:szCs w:val="28"/>
+        </w:rPr>
+        <w:t>en</w:t>
+      </w:r>
+      <w:proofErr w:type="spellEnd"/>
+      <w:r>
+        <w:rPr>
+          <w:rStyle w:val="HTMLCode"/>
+          <w:rFonts w:cs="B Nazanin"/>
+          <w:sz w:val="28"/>
+          <w:szCs w:val="28"/>
+        </w:rPr>
+        <w:t xml:space="preserve">": </w:t>
+      </w:r>
+      <w:r>
+        <w:rPr>
+          <w:rStyle w:val="k"/>
+          <w:rFonts w:cs="B Nazanin"/>
+          <w:sz w:val="28"/>
+          <w:szCs w:val="28"/>
+        </w:rPr>
+        <w:t>"SECTION Management"</w:t>
+      </w:r>
+      <w:r>
+        <w:rPr>
+          <w:rStyle w:val="HTMLCode"/>
+          <w:rFonts w:cs="B Nazanin"/>
+          <w:sz w:val="28"/>
+          <w:szCs w:val="28"/>
+        </w:rPr>
+        <w:t xml:space="preserve">, "fa": </w:t>
+      </w:r>
+      <w:r>
+        <w:rPr>
+          <w:rStyle w:val="k"/>
+          <w:rFonts w:cs="B Nazanin"/>
+          <w:sz w:val="28"/>
+          <w:szCs w:val="28"/>
+        </w:rPr>
+        <w:t>"</w:t>
+      </w:r>
+      <w:r>
+        <w:rPr>
+          <w:rStyle w:val="k"/>
+          <w:rFonts w:cs="B Nazanin"/>
+          <w:sz w:val="28"/>
+          <w:szCs w:val="28"/>
+          <w:rtl/>
+        </w:rPr>
+        <w:t>مدیریت بخش‌ها</w:t>
+      </w:r>
+      <w:r>
+        <w:rPr>
+          <w:rStyle w:val="k"/>
+          <w:rFonts w:cs="B Nazanin"/>
+          <w:sz w:val="28"/>
+          <w:szCs w:val="28"/>
+        </w:rPr>
+        <w:t>"</w:t>
+      </w:r>
+      <w:r>
+        <w:rPr>
+          <w:rStyle w:val="HTMLCode"/>
+          <w:rFonts w:cs="B Nazanin"/>
+          <w:sz w:val="28"/>
+          <w:szCs w:val="28"/>
+        </w:rPr>
+        <w:t xml:space="preserve"> },</w:t>
+      </w:r>
+      <w:r>
+        <w:rPr>
+          <w:rFonts w:cs="B Nazanin"/>
+          <w:sz w:val="28"/>
+          <w:szCs w:val="28"/>
+        </w:rPr>
+        <w:br/>
+      </w:r>
+      <w:r>
+        <w:rPr>
+          <w:rStyle w:val="HTMLCode"/>
+          <w:rFonts w:cs="B Nazanin"/>
+          <w:sz w:val="28"/>
+          <w:szCs w:val="28"/>
+        </w:rPr>
+        <w:t xml:space="preserve">          "Order": </w:t>
+      </w:r>
+      <w:r>
+        <w:rPr>
+          <w:rStyle w:val="j"/>
+          <w:rFonts w:cs="B Nazanin"/>
+          <w:sz w:val="28"/>
+          <w:szCs w:val="28"/>
+        </w:rPr>
+        <w:t>1</w:t>
+      </w:r>
+      <w:r>
+        <w:rPr>
+          <w:rFonts w:cs="B Nazanin"/>
+          <w:sz w:val="28"/>
+          <w:szCs w:val="28"/>
+        </w:rPr>
+        <w:br/>
+      </w:r>
+      <w:r>
+        <w:rPr>
+          <w:rStyle w:val="HTMLCode"/>
+          <w:rFonts w:cs="B Nazanin"/>
+          <w:sz w:val="28"/>
+          <w:szCs w:val="28"/>
+        </w:rPr>
+        <w:t xml:space="preserve">        },</w:t>
+      </w:r>
+      <w:r>
+        <w:rPr>
+          <w:rFonts w:cs="B Nazanin"/>
+          <w:sz w:val="28"/>
+          <w:szCs w:val="28"/>
+        </w:rPr>
+        <w:br/>
+      </w:r>
+      <w:r>
+        <w:rPr>
+          <w:rStyle w:val="HTMLCode"/>
+          <w:rFonts w:cs="B Nazanin"/>
+          <w:sz w:val="28"/>
+          <w:szCs w:val="28"/>
+        </w:rPr>
+        <w:t xml:space="preserve">        {</w:t>
+      </w:r>
+      <w:r>
+        <w:rPr>
+          <w:rFonts w:cs="B Nazanin"/>
+          <w:sz w:val="28"/>
+          <w:szCs w:val="28"/>
+        </w:rPr>
+        <w:br/>
+      </w:r>
+      <w:r>
+        <w:rPr>
+          <w:rStyle w:val="HTMLCode"/>
+          <w:rFonts w:cs="B Nazanin"/>
+          <w:sz w:val="28"/>
+          <w:szCs w:val="28"/>
+        </w:rPr>
+        <w:t xml:space="preserve">          "Type": </w:t>
+      </w:r>
+      <w:r>
+        <w:rPr>
+          <w:rStyle w:val="k"/>
+          <w:rFonts w:cs="B Nazanin"/>
+          <w:sz w:val="28"/>
+          <w:szCs w:val="28"/>
+        </w:rPr>
+        <w:t>"TAB"</w:t>
+      </w:r>
+      <w:r>
+        <w:rPr>
+          <w:rStyle w:val="HTMLCode"/>
+          <w:rFonts w:cs="B Nazanin"/>
+          <w:sz w:val="28"/>
+          <w:szCs w:val="28"/>
+        </w:rPr>
+        <w:t>,</w:t>
+      </w:r>
+      <w:r>
+        <w:rPr>
+          <w:rFonts w:cs="B Nazanin"/>
+          <w:sz w:val="28"/>
+          <w:szCs w:val="28"/>
+        </w:rPr>
+        <w:br/>
+      </w:r>
+      <w:r>
+        <w:rPr>
+          <w:rStyle w:val="HTMLCode"/>
+          <w:rFonts w:cs="B Nazanin"/>
+          <w:sz w:val="28"/>
+          <w:szCs w:val="28"/>
+        </w:rPr>
+        <w:t xml:space="preserve">          "Code": </w:t>
+      </w:r>
+      <w:r>
+        <w:rPr>
+          <w:rStyle w:val="k"/>
+          <w:rFonts w:cs="B Nazanin"/>
+          <w:sz w:val="28"/>
+          <w:szCs w:val="28"/>
+        </w:rPr>
+        <w:t>"PAGE_TAB_TEST"</w:t>
+      </w:r>
+      <w:r>
+        <w:rPr>
+          <w:rStyle w:val="HTMLCode"/>
+          <w:rFonts w:cs="B Nazanin"/>
+          <w:sz w:val="28"/>
+          <w:szCs w:val="28"/>
+        </w:rPr>
+        <w:t>,</w:t>
+      </w:r>
+      <w:r>
+        <w:rPr>
+          <w:rFonts w:cs="B Nazanin"/>
+          <w:sz w:val="28"/>
+          <w:szCs w:val="28"/>
+        </w:rPr>
+        <w:br/>
+      </w:r>
+      <w:r>
+        <w:rPr>
+          <w:rStyle w:val="HTMLCode"/>
+          <w:rFonts w:cs="B Nazanin"/>
+          <w:sz w:val="28"/>
+          <w:szCs w:val="28"/>
+        </w:rPr>
+        <w:t xml:space="preserve">          "Name": </w:t>
+      </w:r>
+      <w:r>
+        <w:rPr>
+          <w:rStyle w:val="k"/>
+          <w:rFonts w:cs="B Nazanin"/>
+          <w:sz w:val="28"/>
+          <w:szCs w:val="28"/>
+        </w:rPr>
+        <w:t>"Test Management"</w:t>
+      </w:r>
+      <w:r>
+        <w:rPr>
+          <w:rStyle w:val="HTMLCode"/>
+          <w:rFonts w:cs="B Nazanin"/>
+          <w:sz w:val="28"/>
+          <w:szCs w:val="28"/>
+        </w:rPr>
+        <w:t>,</w:t>
+      </w:r>
+      <w:r>
+        <w:rPr>
+          <w:rFonts w:cs="B Nazanin"/>
+          <w:sz w:val="28"/>
+          <w:szCs w:val="28"/>
+        </w:rPr>
+        <w:br/>
+      </w:r>
+      <w:r>
+        <w:rPr>
+          <w:rStyle w:val="HTMLCode"/>
+          <w:rFonts w:cs="B Nazanin"/>
+          <w:sz w:val="28"/>
+          <w:szCs w:val="28"/>
+        </w:rPr>
+        <w:t xml:space="preserve">          "DisplayName": { "</w:t>
+      </w:r>
+      <w:proofErr w:type="spellStart"/>
+      <w:r>
+        <w:rPr>
+          <w:rStyle w:val="HTMLCode"/>
+          <w:rFonts w:cs="B Nazanin"/>
+          <w:sz w:val="28"/>
+          <w:szCs w:val="28"/>
+        </w:rPr>
+        <w:t>en</w:t>
+      </w:r>
+      <w:proofErr w:type="spellEnd"/>
+      <w:r>
+        <w:rPr>
+          <w:rStyle w:val="HTMLCode"/>
+          <w:rFonts w:cs="B Nazanin"/>
+          <w:sz w:val="28"/>
+          <w:szCs w:val="28"/>
+        </w:rPr>
+        <w:t xml:space="preserve">": </w:t>
+      </w:r>
+      <w:r>
+        <w:rPr>
+          <w:rStyle w:val="k"/>
+          <w:rFonts w:cs="B Nazanin"/>
+          <w:sz w:val="28"/>
+          <w:szCs w:val="28"/>
+        </w:rPr>
+        <w:t>"Test Management"</w:t>
+      </w:r>
+      <w:r>
+        <w:rPr>
+          <w:rStyle w:val="HTMLCode"/>
+          <w:rFonts w:cs="B Nazanin"/>
+          <w:sz w:val="28"/>
+          <w:szCs w:val="28"/>
+        </w:rPr>
+        <w:t xml:space="preserve">, "fa": </w:t>
+      </w:r>
+      <w:r>
+        <w:rPr>
+          <w:rStyle w:val="k"/>
+          <w:rFonts w:cs="B Nazanin"/>
+          <w:sz w:val="28"/>
+          <w:szCs w:val="28"/>
+        </w:rPr>
+        <w:t>"</w:t>
+      </w:r>
+      <w:r>
+        <w:rPr>
+          <w:rStyle w:val="k"/>
+          <w:rFonts w:cs="B Nazanin"/>
+          <w:sz w:val="28"/>
+          <w:szCs w:val="28"/>
+          <w:rtl/>
+        </w:rPr>
+        <w:t>مدیریت تست</w:t>
+      </w:r>
+      <w:r>
+        <w:rPr>
+          <w:rStyle w:val="k"/>
+          <w:rFonts w:cs="B Nazanin"/>
+          <w:sz w:val="28"/>
+          <w:szCs w:val="28"/>
+        </w:rPr>
+        <w:t>"</w:t>
+      </w:r>
+      <w:r>
+        <w:rPr>
+          <w:rStyle w:val="HTMLCode"/>
+          <w:rFonts w:cs="B Nazanin"/>
+          <w:sz w:val="28"/>
+          <w:szCs w:val="28"/>
+        </w:rPr>
+        <w:t xml:space="preserve"> },</w:t>
+      </w:r>
+      <w:r>
+        <w:rPr>
+          <w:rFonts w:cs="B Nazanin"/>
+          <w:sz w:val="28"/>
+          <w:szCs w:val="28"/>
+        </w:rPr>
+        <w:br/>
+      </w:r>
+      <w:r>
+        <w:rPr>
+          <w:rStyle w:val="HTMLCode"/>
+          <w:rFonts w:cs="B Nazanin"/>
+          <w:sz w:val="28"/>
+          <w:szCs w:val="28"/>
+        </w:rPr>
+        <w:t xml:space="preserve">          "Order": </w:t>
+      </w:r>
+      <w:r>
+        <w:rPr>
+          <w:rStyle w:val="j"/>
+          <w:rFonts w:cs="B Nazanin"/>
+          <w:sz w:val="28"/>
+          <w:szCs w:val="28"/>
+        </w:rPr>
+        <w:t>2</w:t>
+      </w:r>
+      <w:r>
+        <w:rPr>
+          <w:rFonts w:cs="B Nazanin"/>
+          <w:sz w:val="28"/>
+          <w:szCs w:val="28"/>
+        </w:rPr>
+        <w:br/>
+      </w:r>
+      <w:r>
+        <w:rPr>
+          <w:rStyle w:val="HTMLCode"/>
+          <w:rFonts w:cs="B Nazanin"/>
+          <w:sz w:val="28"/>
+          <w:szCs w:val="28"/>
+        </w:rPr>
+        <w:t xml:space="preserve">        }</w:t>
+      </w:r>
+      <w:r>
+        <w:rPr>
+          <w:rFonts w:cs="B Nazanin"/>
+          <w:sz w:val="28"/>
+          <w:szCs w:val="28"/>
+        </w:rPr>
+        <w:br/>
+      </w:r>
+      <w:r>
+        <w:rPr>
+          <w:rStyle w:val="HTMLCode"/>
+          <w:rFonts w:cs="B Nazanin"/>
+          <w:sz w:val="28"/>
+          <w:szCs w:val="28"/>
+        </w:rPr>
+        <w:t xml:space="preserve">      ]</w:t>
+      </w:r>
+      <w:r>
+        <w:rPr>
+          <w:rFonts w:cs="B Nazanin"/>
+          <w:sz w:val="28"/>
+          <w:szCs w:val="28"/>
+        </w:rPr>
+        <w:br/>
+      </w:r>
+      <w:r>
+        <w:rPr>
+          <w:rStyle w:val="HTMLCode"/>
+          <w:rFonts w:cs="B Nazanin"/>
+          <w:sz w:val="28"/>
+          <w:szCs w:val="28"/>
+        </w:rPr>
+        <w:t xml:space="preserve">    }</w:t>
+      </w:r>
+      <w:r>
+        <w:rPr>
+          <w:rFonts w:cs="B Nazanin"/>
+          <w:sz w:val="28"/>
+          <w:szCs w:val="28"/>
+        </w:rPr>
+        <w:br/>
+      </w:r>
+      <w:r>
+        <w:rPr>
+          <w:rStyle w:val="HTMLCode"/>
+          <w:rFonts w:cs="B Nazanin"/>
+          <w:sz w:val="28"/>
+          <w:szCs w:val="28"/>
+        </w:rPr>
+        <w:t xml:space="preserve">  ]</w:t>
+      </w:r>
+      <w:r>
+        <w:rPr>
+          <w:rFonts w:cs="B Nazanin"/>
+          <w:sz w:val="28"/>
+          <w:szCs w:val="28"/>
+        </w:rPr>
+        <w:br/>
+      </w:r>
+      <w:r>
+        <w:rPr>
+          <w:rStyle w:val="HTMLCode"/>
+          <w:rFonts w:cs="B Nazanin"/>
+          <w:sz w:val="28"/>
+          <w:szCs w:val="28"/>
+        </w:rPr>
+        <w:t>}</w:t>
+      </w:r>
+    </w:p>
+    <w:p>
+      <w:pPr>
+        <w:pStyle w:val="NormalWeb"/>
+        <w:bidi/>
+        <w:rPr>
+          <w:rFonts w:cs="B Nazanin"/>
+          <w:sz w:val="28"/>
+          <w:szCs w:val="28"/>
+        </w:rPr>
+      </w:pPr>
+      <w:r>
+        <w:rPr>
+          <w:rStyle w:val="Strong"/>
+          <w:rFonts w:cs="B Nazanin"/>
+          <w:sz w:val="28"/>
+          <w:szCs w:val="28"/>
+          <w:rtl/>
+        </w:rPr>
+        <w:t>نکته مهم</w:t>
+      </w:r>
+      <w:r>
+        <w:rPr>
+          <w:rStyle w:val="Strong"/>
+          <w:rFonts w:cs="B Nazanin"/>
+          <w:sz w:val="28"/>
+          <w:szCs w:val="28"/>
+        </w:rPr>
+        <w:t>:</w:t>
+      </w:r>
+    </w:p>
+    <w:p>
+      <w:pPr>
+        <w:numPr>
+          <w:ilvl w:val="0"/>
+          <w:numId w:val="11"/>
+        </w:numPr>
+        <w:bidi/>
+        <w:spacing w:before="100" w:beforeAutospacing="1" w:after="100" w:afterAutospacing="1" w:line="240" w:lineRule="auto"/>
+        <w:rPr>
+          <w:rFonts w:cs="B Nazanin"/>
+          <w:sz w:val="28"/>
+          <w:szCs w:val="28"/>
+        </w:rPr>
+      </w:pPr>
+      <w:r>
+        <w:rPr>
+          <w:rFonts w:cs="B Nazanin"/>
+          <w:sz w:val="28"/>
+          <w:szCs w:val="28"/>
+          <w:rtl/>
+        </w:rPr>
+        <w:t>نام</w:t>
+      </w:r>
+      <w:r>
+        <w:rPr>
+          <w:rFonts w:cs="B Nazanin"/>
+          <w:sz w:val="28"/>
+          <w:szCs w:val="28"/>
+        </w:rPr>
+        <w:t xml:space="preserve"> Tab </w:t>
+      </w:r>
+      <w:r>
+        <w:rPr>
+          <w:rFonts w:cs="B Nazanin"/>
+          <w:sz w:val="28"/>
+          <w:szCs w:val="28"/>
+          <w:rtl/>
+        </w:rPr>
+        <w:t xml:space="preserve">باید با </w:t>
+      </w:r>
+      <w:r>
+        <w:rPr>
+          <w:rStyle w:val="HTMLCode"/>
+          <w:rFonts w:eastAsiaTheme="minorHAnsi" w:cs="B Nazanin"/>
+          <w:sz w:val="28"/>
+          <w:szCs w:val="28"/>
+          <w:rtl/>
+        </w:rPr>
+        <w:t>نام فرم اصلی</w:t>
+      </w:r>
+      <w:r>
+        <w:rPr>
+          <w:rStyle w:val="HTMLCode"/>
+          <w:rFonts w:eastAsiaTheme="minorHAnsi" w:cs="B Nazanin"/>
+          <w:sz w:val="28"/>
+          <w:szCs w:val="28"/>
+        </w:rPr>
+        <w:t xml:space="preserve"> + _Tab</w:t>
+      </w:r>
+      <w:r>
+        <w:rPr>
+          <w:rFonts w:cs="B Nazanin"/>
+          <w:sz w:val="28"/>
+          <w:szCs w:val="28"/>
+        </w:rPr>
+        <w:t xml:space="preserve"> </w:t>
+      </w:r>
+      <w:r>
+        <w:rPr>
+          <w:rFonts w:cs="B Nazanin"/>
+          <w:sz w:val="28"/>
+          <w:szCs w:val="28"/>
+          <w:rtl/>
+        </w:rPr>
+        <w:t xml:space="preserve">شروع شود (مثلاً </w:t>
+      </w:r>
+      <w:r>
+        <w:rPr>
+          <w:rStyle w:val="HTMLCode"/>
+          <w:rFonts w:eastAsiaTheme="minorHAnsi" w:cs="B Nazanin"/>
+          <w:sz w:val="28"/>
+          <w:szCs w:val="28"/>
+        </w:rPr>
+        <w:t>PAGE_TAB_XXX</w:t>
+      </w:r>
+      <w:r>
+        <w:rPr>
+          <w:rFonts w:cs="B Nazanin"/>
+          <w:sz w:val="28"/>
+          <w:szCs w:val="28"/>
+        </w:rPr>
+        <w:t xml:space="preserve">) </w:t>
+      </w:r>
+      <w:r>
+        <w:rPr>
+          <w:rFonts w:cs="B Nazanin"/>
+          <w:sz w:val="28"/>
+          <w:szCs w:val="28"/>
+          <w:rtl/>
+        </w:rPr>
+        <w:t>تا فرانت بتواند تب‌ها را شناسایی کند</w:t>
+      </w:r>
+      <w:r>
+        <w:rPr>
+          <w:rFonts w:cs="B Nazanin"/>
+          <w:sz w:val="28"/>
+          <w:szCs w:val="28"/>
+        </w:rPr>
+        <w:t xml:space="preserve">. </w:t>
+      </w:r>
+    </w:p>
+    <w:p>
+      <w:pPr>
+        <w:bidi/>
+        <w:spacing w:after="0"/>
+        <w:rPr>
+          <w:rFonts w:cs="B Nazanin"/>
+          <w:sz w:val="28"/>
+          <w:szCs w:val="28"/>
+        </w:rPr>
+      </w:pPr>
+      <w:r>
+        <w:rPr>
+          <w:rFonts w:cs="B Nazanin"/>
+          <w:sz w:val="28"/>
+          <w:szCs w:val="28"/>
+        </w:rPr>
+        <w:pict w14:anchorId="34E2817E">
+          <v:rect id="_x0000_i1039" style="width:0;height:1.5pt" o:hralign="right" o:hrstd="t" o:hr="t" fillcolor="#a0a0a0" stroked="f"/>
+        </w:pict>
+      </w:r>
+    </w:p>
+    <w:p>
+      <w:pPr>
+        <w:pStyle w:val="Heading2"/>
+        <w:bidi/>
+        <w:rPr>
+          <w:rFonts w:cs="B Nazanin"/>
+          <w:sz w:val="28"/>
+          <w:szCs w:val="28"/>
+        </w:rPr>
+      </w:pPr>
+      <w:r>
+        <w:rPr>
+          <w:rFonts w:cs="B Nazanin"/>
+          <w:sz w:val="28"/>
+          <w:szCs w:val="28"/>
+        </w:rPr>
+        <w:t>3️</w:t>
+      </w:r>
+      <w:r>
+        <w:rPr>
+          <w:rFonts w:ascii="Tahoma" w:hAnsi="Tahoma" w:cs="B Nazanin"/>
+          <w:sz w:val="28"/>
+          <w:szCs w:val="28"/>
+        </w:rPr>
+        <w:t>⃣</w:t>
+      </w:r>
+      <w:r>
+        <w:rPr>
+          <w:rFonts w:cs="B Nazanin"/>
+          <w:sz w:val="28"/>
+          <w:szCs w:val="28"/>
+        </w:rPr>
+        <w:t xml:space="preserve"> </w:t>
+      </w:r>
+      <w:r>
+        <w:rPr>
+          <w:rFonts w:cs="B Nazanin"/>
+          <w:sz w:val="28"/>
+          <w:szCs w:val="28"/>
+          <w:rtl/>
+        </w:rPr>
+        <w:t>استفاده در فرم</w:t>
+      </w:r>
+      <w:r>
+        <w:rPr>
+          <w:rFonts w:cs="B Nazanin"/>
+          <w:sz w:val="28"/>
+          <w:szCs w:val="28"/>
+        </w:rPr>
+        <w:t xml:space="preserve"> Frontend</w:t>
+      </w:r>
+    </w:p>
+    <w:p>
+      <w:pPr>
+        <w:pStyle w:val="NormalWeb"/>
+        <w:bidi/>
+        <w:rPr>
+          <w:rFonts w:cs="B Nazanin"/>
+          <w:sz w:val="28"/>
+          <w:szCs w:val="28"/>
+        </w:rPr>
+      </w:pPr>
+      <w:r>
+        <w:rPr>
+          <w:rFonts w:cs="B Nazanin"/>
+          <w:sz w:val="28"/>
+          <w:szCs w:val="28"/>
+          <w:rtl/>
+        </w:rPr>
+        <w:t>در فرم اصلی</w:t>
+      </w:r>
+      <w:r>
+        <w:rPr>
+          <w:rFonts w:cs="B Nazanin"/>
+          <w:sz w:val="28"/>
+          <w:szCs w:val="28"/>
+        </w:rPr>
+        <w:t xml:space="preserve"> (Edit) </w:t>
+      </w:r>
+      <w:r>
+        <w:rPr>
+          <w:rFonts w:cs="B Nazanin"/>
+          <w:sz w:val="28"/>
+          <w:szCs w:val="28"/>
+          <w:rtl/>
+        </w:rPr>
+        <w:t>دو چیز باید اضافه شود</w:t>
+      </w:r>
+      <w:r>
+        <w:rPr>
+          <w:rFonts w:cs="B Nazanin"/>
+          <w:sz w:val="28"/>
+          <w:szCs w:val="28"/>
+        </w:rPr>
+        <w:t>:</w:t>
+      </w:r>
+    </w:p>
+    <w:p>
+      <w:pPr>
+        <w:numPr>
+          <w:ilvl w:val="0"/>
+          <w:numId w:val="12"/>
+        </w:numPr>
+        <w:bidi/>
+        <w:spacing w:before="100" w:beforeAutospacing="1" w:after="100" w:afterAutospacing="1" w:line="240" w:lineRule="auto"/>
+        <w:rPr>
+          <w:rFonts w:cs="B Nazanin"/>
+          <w:sz w:val="28"/>
+          <w:szCs w:val="28"/>
+        </w:rPr>
+      </w:pPr>
+      <w:proofErr w:type="spellStart"/>
+      <w:r>
+        <w:rPr>
+          <w:rStyle w:val="Strong"/>
+          <w:rFonts w:cs="B Nazanin"/>
+          <w:sz w:val="28"/>
+          <w:szCs w:val="28"/>
+        </w:rPr>
+        <w:t>ParentId</w:t>
+      </w:r>
+      <w:proofErr w:type="spellEnd"/>
+      <w:r>
+        <w:rPr>
+          <w:rFonts w:cs="B Nazanin"/>
+          <w:sz w:val="28"/>
+          <w:szCs w:val="28"/>
+        </w:rPr>
+        <w:t xml:space="preserve"> </w:t>
+      </w:r>
+      <w:r>
+        <w:rPr>
+          <w:rFonts w:cs="B Nazanin"/>
+          <w:sz w:val="28"/>
+          <w:szCs w:val="28"/>
+          <w:rtl/>
+        </w:rPr>
+        <w:t>برای رکوردهای</w:t>
+      </w:r>
+      <w:r>
+        <w:rPr>
+          <w:rFonts w:cs="B Nazanin"/>
+          <w:sz w:val="28"/>
+          <w:szCs w:val="28"/>
+        </w:rPr>
+        <w:t xml:space="preserve"> Detail </w:t>
+      </w:r>
+    </w:p>
+    <w:p>
+      <w:pPr>
+        <w:numPr>
+          <w:ilvl w:val="0"/>
+          <w:numId w:val="12"/>
+        </w:numPr>
+        <w:bidi/>
+        <w:spacing w:before="100" w:beforeAutospacing="1" w:after="100" w:afterAutospacing="1" w:line="240" w:lineRule="auto"/>
+        <w:rPr>
+          <w:rFonts w:cs="B Nazanin"/>
+          <w:sz w:val="28"/>
+          <w:szCs w:val="28"/>
+        </w:rPr>
+      </w:pPr>
+      <w:proofErr w:type="spellStart"/>
+      <w:r>
+        <w:rPr>
+          <w:rStyle w:val="Strong"/>
+          <w:rFonts w:cs="B Nazanin"/>
+          <w:sz w:val="28"/>
+          <w:szCs w:val="28"/>
+        </w:rPr>
+        <w:t>MasterDetailTabs</w:t>
+      </w:r>
+      <w:proofErr w:type="spellEnd"/>
+      <w:r>
+        <w:rPr>
+          <w:rFonts w:cs="B Nazanin"/>
+          <w:sz w:val="28"/>
+          <w:szCs w:val="28"/>
+        </w:rPr>
+        <w:t xml:space="preserve"> </w:t>
+      </w:r>
+      <w:r>
+        <w:rPr>
+          <w:rFonts w:cs="B Nazanin"/>
+          <w:sz w:val="28"/>
+          <w:szCs w:val="28"/>
+          <w:rtl/>
+        </w:rPr>
+        <w:t xml:space="preserve">برای نمایش تب‌ها </w:t>
+      </w:r>
+    </w:p>
+    <w:p>
+      <w:pPr>
+        <w:pStyle w:val="NormalWeb"/>
+        <w:bidi/>
+        <w:rPr>
+          <w:rFonts w:cs="B Nazanin"/>
+          <w:sz w:val="28"/>
+          <w:szCs w:val="28"/>
+        </w:rPr>
+      </w:pPr>
+      <w:r>
+        <w:rPr>
+          <w:rFonts w:cs="B Nazanin"/>
+          <w:sz w:val="28"/>
+          <w:szCs w:val="28"/>
+          <w:rtl/>
+        </w:rPr>
+        <w:t>مثال ساده در</w:t>
+      </w:r>
+      <w:r>
+        <w:rPr>
+          <w:rFonts w:cs="B Nazanin"/>
+          <w:sz w:val="28"/>
+          <w:szCs w:val="28"/>
+        </w:rPr>
+        <w:t xml:space="preserve"> React:</w:t>
+      </w:r>
+    </w:p>
+    <w:p>
+      <w:pPr>
+        <w:pStyle w:val="HTMLPreformatted"/>
+        <w:bidi/>
+        <w:rPr>
+          <w:rFonts w:cs="B Nazanin"/>
+          <w:sz w:val="28"/>
+          <w:szCs w:val="28"/>
+        </w:rPr>
+      </w:pPr>
+      <w:r>
+        <w:rPr>
+          <w:rStyle w:val="k"/>
+          <w:rFonts w:cs="B Nazanin"/>
+          <w:sz w:val="28"/>
+          <w:szCs w:val="28"/>
+        </w:rPr>
+        <w:t>"use client"</w:t>
+      </w:r>
+      <w:r>
+        <w:rPr>
+          <w:rStyle w:val="HTMLCode"/>
+          <w:rFonts w:cs="B Nazanin"/>
+          <w:sz w:val="28"/>
+          <w:szCs w:val="28"/>
+        </w:rPr>
+        <w:t>;</w:t>
+      </w:r>
+      <w:r>
+        <w:rPr>
+          <w:rFonts w:cs="B Nazanin"/>
+          <w:sz w:val="28"/>
+          <w:szCs w:val="28"/>
+        </w:rPr>
+        <w:br/>
+      </w:r>
+      <w:r>
+        <w:rPr>
+          <w:rFonts w:cs="B Nazanin"/>
+          <w:sz w:val="28"/>
+          <w:szCs w:val="28"/>
+        </w:rPr>
+        <w:br/>
+      </w:r>
+      <w:r>
+        <w:rPr>
+          <w:rStyle w:val="g"/>
+          <w:rFonts w:cs="B Nazanin"/>
+          <w:sz w:val="28"/>
+          <w:szCs w:val="28"/>
+        </w:rPr>
+        <w:t>import</w:t>
+      </w:r>
+      <w:r>
+        <w:rPr>
+          <w:rStyle w:val="HTMLCode"/>
+          <w:rFonts w:cs="B Nazanin"/>
+          <w:sz w:val="28"/>
+          <w:szCs w:val="28"/>
+        </w:rPr>
+        <w:t xml:space="preserve"> </w:t>
+      </w:r>
+      <w:r>
+        <w:rPr>
+          <w:rStyle w:val="m"/>
+          <w:rFonts w:eastAsiaTheme="majorEastAsia" w:cs="B Nazanin"/>
+          <w:sz w:val="28"/>
+          <w:szCs w:val="28"/>
+        </w:rPr>
+        <w:t>React</w:t>
+      </w:r>
+      <w:r>
+        <w:rPr>
+          <w:rStyle w:val="HTMLCode"/>
+          <w:rFonts w:cs="B Nazanin"/>
+          <w:sz w:val="28"/>
+          <w:szCs w:val="28"/>
+        </w:rPr>
+        <w:t xml:space="preserve"> </w:t>
+      </w:r>
+      <w:r>
+        <w:rPr>
+          <w:rStyle w:val="g"/>
+          <w:rFonts w:cs="B Nazanin"/>
+          <w:sz w:val="28"/>
+          <w:szCs w:val="28"/>
+        </w:rPr>
+        <w:t>from</w:t>
+      </w:r>
+      <w:r>
+        <w:rPr>
+          <w:rStyle w:val="HTMLCode"/>
+          <w:rFonts w:cs="B Nazanin"/>
+          <w:sz w:val="28"/>
+          <w:szCs w:val="28"/>
+        </w:rPr>
+        <w:t xml:space="preserve"> </w:t>
+      </w:r>
+      <w:r>
+        <w:rPr>
+          <w:rStyle w:val="k"/>
+          <w:rFonts w:cs="B Nazanin"/>
+          <w:sz w:val="28"/>
+          <w:szCs w:val="28"/>
+        </w:rPr>
+        <w:t>"react"</w:t>
+      </w:r>
+      <w:r>
+        <w:rPr>
+          <w:rStyle w:val="HTMLCode"/>
+          <w:rFonts w:cs="B Nazanin"/>
+          <w:sz w:val="28"/>
+          <w:szCs w:val="28"/>
+        </w:rPr>
+        <w:t>;</w:t>
+      </w:r>
+      <w:r>
+        <w:rPr>
+          <w:rFonts w:cs="B Nazanin"/>
+          <w:sz w:val="28"/>
+          <w:szCs w:val="28"/>
+        </w:rPr>
+        <w:br/>
+      </w:r>
+      <w:r>
+        <w:rPr>
+          <w:rStyle w:val="g"/>
+          <w:rFonts w:cs="B Nazanin"/>
+          <w:sz w:val="28"/>
+          <w:szCs w:val="28"/>
+        </w:rPr>
+        <w:t>import</w:t>
+      </w:r>
+      <w:r>
+        <w:rPr>
+          <w:rStyle w:val="HTMLCode"/>
+          <w:rFonts w:cs="B Nazanin"/>
+          <w:sz w:val="28"/>
+          <w:szCs w:val="28"/>
+        </w:rPr>
+        <w:t xml:space="preserve"> { </w:t>
+      </w:r>
+      <w:proofErr w:type="spellStart"/>
+      <w:r>
+        <w:rPr>
+          <w:rStyle w:val="m"/>
+          <w:rFonts w:eastAsiaTheme="majorEastAsia" w:cs="B Nazanin"/>
+          <w:sz w:val="28"/>
+          <w:szCs w:val="28"/>
+        </w:rPr>
+        <w:t>ResourceProvider</w:t>
+      </w:r>
+      <w:proofErr w:type="spellEnd"/>
+      <w:r>
+        <w:rPr>
+          <w:rStyle w:val="HTMLCode"/>
+          <w:rFonts w:cs="B Nazanin"/>
+          <w:sz w:val="28"/>
+          <w:szCs w:val="28"/>
+        </w:rPr>
+        <w:t xml:space="preserve"> } </w:t>
+      </w:r>
+      <w:r>
+        <w:rPr>
+          <w:rStyle w:val="g"/>
+          <w:rFonts w:cs="B Nazanin"/>
+          <w:sz w:val="28"/>
+          <w:szCs w:val="28"/>
+        </w:rPr>
+        <w:t>from</w:t>
+      </w:r>
+      <w:r>
+        <w:rPr>
+          <w:rStyle w:val="HTMLCode"/>
+          <w:rFonts w:cs="B Nazanin"/>
+          <w:sz w:val="28"/>
+          <w:szCs w:val="28"/>
+        </w:rPr>
+        <w:t xml:space="preserve"> </w:t>
+      </w:r>
+      <w:r>
+        <w:rPr>
+          <w:rStyle w:val="k"/>
+          <w:rFonts w:cs="B Nazanin"/>
+          <w:sz w:val="28"/>
+          <w:szCs w:val="28"/>
+        </w:rPr>
+        <w:t>"@/contexts/</w:t>
+      </w:r>
+      <w:proofErr w:type="spellStart"/>
+      <w:r>
+        <w:rPr>
+          <w:rStyle w:val="k"/>
+          <w:rFonts w:cs="B Nazanin"/>
+          <w:sz w:val="28"/>
+          <w:szCs w:val="28"/>
+        </w:rPr>
+        <w:t>ResourceProvider</w:t>
+      </w:r>
+      <w:proofErr w:type="spellEnd"/>
+      <w:r>
+        <w:rPr>
+          <w:rStyle w:val="k"/>
+          <w:rFonts w:cs="B Nazanin"/>
+          <w:sz w:val="28"/>
+          <w:szCs w:val="28"/>
+        </w:rPr>
+        <w:t>"</w:t>
+      </w:r>
+      <w:r>
+        <w:rPr>
+          <w:rStyle w:val="HTMLCode"/>
+          <w:rFonts w:cs="B Nazanin"/>
+          <w:sz w:val="28"/>
+          <w:szCs w:val="28"/>
+        </w:rPr>
+        <w:t>;</w:t>
+      </w:r>
+      <w:r>
+        <w:rPr>
+          <w:rFonts w:cs="B Nazanin"/>
+          <w:sz w:val="28"/>
+          <w:szCs w:val="28"/>
+        </w:rPr>
+        <w:br/>
+      </w:r>
+      <w:r>
+        <w:rPr>
+          <w:rStyle w:val="g"/>
+          <w:rFonts w:cs="B Nazanin"/>
+          <w:sz w:val="28"/>
+          <w:szCs w:val="28"/>
+        </w:rPr>
+        <w:t>import</w:t>
+      </w:r>
+      <w:r>
+        <w:rPr>
+          <w:rStyle w:val="HTMLCode"/>
+          <w:rFonts w:cs="B Nazanin"/>
+          <w:sz w:val="28"/>
+          <w:szCs w:val="28"/>
+        </w:rPr>
+        <w:t xml:space="preserve"> { </w:t>
+      </w:r>
+      <w:proofErr w:type="spellStart"/>
+      <w:r>
+        <w:rPr>
+          <w:rStyle w:val="m"/>
+          <w:rFonts w:eastAsiaTheme="majorEastAsia" w:cs="B Nazanin"/>
+          <w:sz w:val="28"/>
+          <w:szCs w:val="28"/>
+        </w:rPr>
+        <w:t>DynamicForm</w:t>
+      </w:r>
+      <w:proofErr w:type="spellEnd"/>
+      <w:r>
+        <w:rPr>
+          <w:rStyle w:val="HTMLCode"/>
+          <w:rFonts w:cs="B Nazanin"/>
+          <w:sz w:val="28"/>
+          <w:szCs w:val="28"/>
+        </w:rPr>
+        <w:t xml:space="preserve"> } </w:t>
+      </w:r>
+      <w:r>
+        <w:rPr>
+          <w:rStyle w:val="g"/>
+          <w:rFonts w:cs="B Nazanin"/>
+          <w:sz w:val="28"/>
+          <w:szCs w:val="28"/>
+        </w:rPr>
+        <w:t>from</w:t>
+      </w:r>
+      <w:r>
+        <w:rPr>
+          <w:rStyle w:val="HTMLCode"/>
+          <w:rFonts w:cs="B Nazanin"/>
+          <w:sz w:val="28"/>
+          <w:szCs w:val="28"/>
+        </w:rPr>
+        <w:t xml:space="preserve"> </w:t>
+      </w:r>
+      <w:r>
+        <w:rPr>
+          <w:rStyle w:val="k"/>
+          <w:rFonts w:cs="B Nazanin"/>
+          <w:sz w:val="28"/>
+          <w:szCs w:val="28"/>
+        </w:rPr>
+        <w:t>"@/components/forms/</w:t>
+      </w:r>
+      <w:proofErr w:type="spellStart"/>
+      <w:r>
+        <w:rPr>
+          <w:rStyle w:val="k"/>
+          <w:rFonts w:cs="B Nazanin"/>
+          <w:sz w:val="28"/>
+          <w:szCs w:val="28"/>
+        </w:rPr>
+        <w:t>DynamicForm</w:t>
+      </w:r>
+      <w:proofErr w:type="spellEnd"/>
+      <w:r>
+        <w:rPr>
+          <w:rStyle w:val="k"/>
+          <w:rFonts w:cs="B Nazanin"/>
+          <w:sz w:val="28"/>
+          <w:szCs w:val="28"/>
+        </w:rPr>
+        <w:t>"</w:t>
+      </w:r>
+      <w:r>
+        <w:rPr>
+          <w:rStyle w:val="HTMLCode"/>
+          <w:rFonts w:cs="B Nazanin"/>
+          <w:sz w:val="28"/>
+          <w:szCs w:val="28"/>
+        </w:rPr>
+        <w:t>;</w:t>
+      </w:r>
+      <w:r>
+        <w:rPr>
+          <w:rFonts w:cs="B Nazanin"/>
+          <w:sz w:val="28"/>
+          <w:szCs w:val="28"/>
+        </w:rPr>
+        <w:br/>
+      </w:r>
+      <w:r>
+        <w:rPr>
+          <w:rStyle w:val="g"/>
+          <w:rFonts w:cs="B Nazanin"/>
+          <w:sz w:val="28"/>
+          <w:szCs w:val="28"/>
+        </w:rPr>
+        <w:t>import</w:t>
+      </w:r>
+      <w:r>
+        <w:rPr>
+          <w:rStyle w:val="HTMLCode"/>
+          <w:rFonts w:cs="B Nazanin"/>
+          <w:sz w:val="28"/>
+          <w:szCs w:val="28"/>
+        </w:rPr>
+        <w:t xml:space="preserve"> { </w:t>
+      </w:r>
+      <w:proofErr w:type="spellStart"/>
+      <w:r>
+        <w:rPr>
+          <w:rStyle w:val="m"/>
+          <w:rFonts w:eastAsiaTheme="majorEastAsia" w:cs="B Nazanin"/>
+          <w:sz w:val="28"/>
+          <w:szCs w:val="28"/>
+        </w:rPr>
+        <w:t>entityNames</w:t>
+      </w:r>
+      <w:proofErr w:type="spellEnd"/>
+      <w:r>
+        <w:rPr>
+          <w:rStyle w:val="HTMLCode"/>
+          <w:rFonts w:cs="B Nazanin"/>
+          <w:sz w:val="28"/>
+          <w:szCs w:val="28"/>
+        </w:rPr>
+        <w:t xml:space="preserve"> } </w:t>
+      </w:r>
+      <w:r>
+        <w:rPr>
+          <w:rStyle w:val="g"/>
+          <w:rFonts w:cs="B Nazanin"/>
+          <w:sz w:val="28"/>
+          <w:szCs w:val="28"/>
+        </w:rPr>
+        <w:t>from</w:t>
+      </w:r>
+      <w:r>
+        <w:rPr>
+          <w:rStyle w:val="HTMLCode"/>
+          <w:rFonts w:cs="B Nazanin"/>
+          <w:sz w:val="28"/>
+          <w:szCs w:val="28"/>
+        </w:rPr>
+        <w:t xml:space="preserve"> </w:t>
+      </w:r>
+      <w:r>
+        <w:rPr>
+          <w:rStyle w:val="k"/>
+          <w:rFonts w:cs="B Nazanin"/>
+          <w:sz w:val="28"/>
+          <w:szCs w:val="28"/>
+        </w:rPr>
+        <w:t>"@/app/constants/</w:t>
+      </w:r>
+      <w:proofErr w:type="spellStart"/>
+      <w:r>
+        <w:rPr>
+          <w:rStyle w:val="k"/>
+          <w:rFonts w:cs="B Nazanin"/>
+          <w:sz w:val="28"/>
+          <w:szCs w:val="28"/>
+        </w:rPr>
+        <w:t>entityNames</w:t>
+      </w:r>
+      <w:proofErr w:type="spellEnd"/>
+      <w:r>
+        <w:rPr>
+          <w:rStyle w:val="k"/>
+          <w:rFonts w:cs="B Nazanin"/>
+          <w:sz w:val="28"/>
+          <w:szCs w:val="28"/>
+        </w:rPr>
+        <w:t>"</w:t>
+      </w:r>
+      <w:r>
+        <w:rPr>
+          <w:rStyle w:val="HTMLCode"/>
+          <w:rFonts w:cs="B Nazanin"/>
+          <w:sz w:val="28"/>
+          <w:szCs w:val="28"/>
+        </w:rPr>
+        <w:t>;</w:t>
+      </w:r>
+      <w:r>
+        <w:rPr>
+          <w:rFonts w:cs="B Nazanin"/>
+          <w:sz w:val="28"/>
+          <w:szCs w:val="28"/>
+        </w:rPr>
+        <w:br/>
+      </w:r>
+      <w:r>
+        <w:rPr>
+          <w:rStyle w:val="g"/>
+          <w:rFonts w:cs="B Nazanin"/>
+          <w:sz w:val="28"/>
+          <w:szCs w:val="28"/>
+        </w:rPr>
+        <w:t>import</w:t>
+      </w:r>
+      <w:r>
+        <w:rPr>
+          <w:rStyle w:val="HTMLCode"/>
+          <w:rFonts w:cs="B Nazanin"/>
+          <w:sz w:val="28"/>
+          <w:szCs w:val="28"/>
+        </w:rPr>
+        <w:t xml:space="preserve"> { </w:t>
+      </w:r>
+      <w:proofErr w:type="spellStart"/>
+      <w:r>
+        <w:rPr>
+          <w:rStyle w:val="m"/>
+          <w:rFonts w:eastAsiaTheme="majorEastAsia" w:cs="B Nazanin"/>
+          <w:sz w:val="28"/>
+          <w:szCs w:val="28"/>
+        </w:rPr>
+        <w:t>PageCrud</w:t>
+      </w:r>
+      <w:proofErr w:type="spellEnd"/>
+      <w:r>
+        <w:rPr>
+          <w:rStyle w:val="HTMLCode"/>
+          <w:rFonts w:cs="B Nazanin"/>
+          <w:sz w:val="28"/>
+          <w:szCs w:val="28"/>
+        </w:rPr>
+        <w:t xml:space="preserve"> } </w:t>
+      </w:r>
+      <w:r>
+        <w:rPr>
+          <w:rStyle w:val="g"/>
+          <w:rFonts w:cs="B Nazanin"/>
+          <w:sz w:val="28"/>
+          <w:szCs w:val="28"/>
+        </w:rPr>
+        <w:t>from</w:t>
+      </w:r>
+      <w:r>
+        <w:rPr>
+          <w:rStyle w:val="HTMLCode"/>
+          <w:rFonts w:cs="B Nazanin"/>
+          <w:sz w:val="28"/>
+          <w:szCs w:val="28"/>
+        </w:rPr>
+        <w:t xml:space="preserve"> </w:t>
+      </w:r>
+      <w:r>
+        <w:rPr>
+          <w:rStyle w:val="k"/>
+          <w:rFonts w:cs="B Nazanin"/>
+          <w:sz w:val="28"/>
+          <w:szCs w:val="28"/>
+        </w:rPr>
+        <w:t>"@/types/models/</w:t>
+      </w:r>
+      <w:proofErr w:type="spellStart"/>
+      <w:r>
+        <w:rPr>
+          <w:rStyle w:val="k"/>
+          <w:rFonts w:cs="B Nazanin"/>
+          <w:sz w:val="28"/>
+          <w:szCs w:val="28"/>
+        </w:rPr>
+        <w:t>PageCrud</w:t>
+      </w:r>
+      <w:proofErr w:type="spellEnd"/>
+      <w:r>
+        <w:rPr>
+          <w:rStyle w:val="k"/>
+          <w:rFonts w:cs="B Nazanin"/>
+          <w:sz w:val="28"/>
+          <w:szCs w:val="28"/>
+        </w:rPr>
+        <w:t>"</w:t>
+      </w:r>
+      <w:r>
+        <w:rPr>
+          <w:rStyle w:val="HTMLCode"/>
+          <w:rFonts w:cs="B Nazanin"/>
+          <w:sz w:val="28"/>
+          <w:szCs w:val="28"/>
+        </w:rPr>
+        <w:t>;</w:t>
+      </w:r>
+      <w:r>
+        <w:rPr>
+          <w:rFonts w:cs="B Nazanin"/>
+          <w:sz w:val="28"/>
+          <w:szCs w:val="28"/>
+        </w:rPr>
+        <w:br/>
+      </w:r>
+      <w:r>
+        <w:rPr>
+          <w:rStyle w:val="g"/>
+          <w:rFonts w:cs="B Nazanin"/>
+          <w:sz w:val="28"/>
+          <w:szCs w:val="28"/>
+        </w:rPr>
+        <w:t>import</w:t>
+      </w:r>
+      <w:r>
+        <w:rPr>
+          <w:rStyle w:val="HTMLCode"/>
+          <w:rFonts w:cs="B Nazanin"/>
+          <w:sz w:val="28"/>
+          <w:szCs w:val="28"/>
+        </w:rPr>
+        <w:t xml:space="preserve"> </w:t>
+      </w:r>
+      <w:proofErr w:type="spellStart"/>
+      <w:r>
+        <w:rPr>
+          <w:rStyle w:val="m"/>
+          <w:rFonts w:eastAsiaTheme="majorEastAsia" w:cs="B Nazanin"/>
+          <w:sz w:val="28"/>
+          <w:szCs w:val="28"/>
+        </w:rPr>
+        <w:t>MasterDetailTabs</w:t>
+      </w:r>
+      <w:proofErr w:type="spellEnd"/>
+      <w:r>
+        <w:rPr>
+          <w:rStyle w:val="HTMLCode"/>
+          <w:rFonts w:cs="B Nazanin"/>
+          <w:sz w:val="28"/>
+          <w:szCs w:val="28"/>
+        </w:rPr>
+        <w:t xml:space="preserve"> </w:t>
+      </w:r>
+      <w:r>
+        <w:rPr>
+          <w:rStyle w:val="g"/>
+          <w:rFonts w:cs="B Nazanin"/>
+          <w:sz w:val="28"/>
+          <w:szCs w:val="28"/>
+        </w:rPr>
+        <w:t>from</w:t>
+      </w:r>
+      <w:r>
+        <w:rPr>
+          <w:rStyle w:val="HTMLCode"/>
+          <w:rFonts w:cs="B Nazanin"/>
+          <w:sz w:val="28"/>
+          <w:szCs w:val="28"/>
+        </w:rPr>
+        <w:t xml:space="preserve"> </w:t>
+      </w:r>
+      <w:r>
+        <w:rPr>
+          <w:rStyle w:val="k"/>
+          <w:rFonts w:cs="B Nazanin"/>
+          <w:sz w:val="28"/>
+          <w:szCs w:val="28"/>
+        </w:rPr>
+        <w:t>"@/components/forms/</w:t>
+      </w:r>
+      <w:proofErr w:type="spellStart"/>
+      <w:r>
+        <w:rPr>
+          <w:rStyle w:val="k"/>
+          <w:rFonts w:cs="B Nazanin"/>
+          <w:sz w:val="28"/>
+          <w:szCs w:val="28"/>
+        </w:rPr>
+        <w:t>MasterDetailTabs</w:t>
+      </w:r>
+      <w:proofErr w:type="spellEnd"/>
+      <w:r>
+        <w:rPr>
+          <w:rStyle w:val="k"/>
+          <w:rFonts w:cs="B Nazanin"/>
+          <w:sz w:val="28"/>
+          <w:szCs w:val="28"/>
+        </w:rPr>
+        <w:t>"</w:t>
+      </w:r>
+      <w:r>
+        <w:rPr>
+          <w:rStyle w:val="HTMLCode"/>
+          <w:rFonts w:cs="B Nazanin"/>
+          <w:sz w:val="28"/>
+          <w:szCs w:val="28"/>
+        </w:rPr>
+        <w:t>;</w:t>
+      </w:r>
+      <w:r>
+        <w:rPr>
+          <w:rFonts w:cs="B Nazanin"/>
+          <w:sz w:val="28"/>
+          <w:szCs w:val="28"/>
+        </w:rPr>
+        <w:br/>
+      </w:r>
+      <w:r>
+        <w:rPr>
+          <w:rFonts w:cs="B Nazanin"/>
+          <w:sz w:val="28"/>
+          <w:szCs w:val="28"/>
+        </w:rPr>
+        <w:br/>
+      </w:r>
+      <w:r>
+        <w:rPr>
+          <w:rStyle w:val="g"/>
+          <w:rFonts w:cs="B Nazanin"/>
+          <w:sz w:val="28"/>
+          <w:szCs w:val="28"/>
+        </w:rPr>
+        <w:t>const</w:t>
+      </w:r>
+      <w:r>
+        <w:rPr>
+          <w:rStyle w:val="HTMLCode"/>
+          <w:rFonts w:cs="B Nazanin"/>
+          <w:sz w:val="28"/>
+          <w:szCs w:val="28"/>
+        </w:rPr>
+        <w:t xml:space="preserve"> </w:t>
+      </w:r>
+      <w:proofErr w:type="spellStart"/>
+      <w:r>
+        <w:rPr>
+          <w:rStyle w:val="m"/>
+          <w:rFonts w:eastAsiaTheme="majorEastAsia" w:cs="B Nazanin"/>
+          <w:sz w:val="28"/>
+          <w:szCs w:val="28"/>
+        </w:rPr>
+        <w:t>handleSave</w:t>
+      </w:r>
+      <w:proofErr w:type="spellEnd"/>
+      <w:r>
+        <w:rPr>
+          <w:rStyle w:val="HTMLCode"/>
+          <w:rFonts w:cs="B Nazanin"/>
+          <w:sz w:val="28"/>
+          <w:szCs w:val="28"/>
+        </w:rPr>
+        <w:t xml:space="preserve"> </w:t>
+      </w:r>
+      <w:r>
+        <w:rPr>
+          <w:rStyle w:val="g"/>
+          <w:rFonts w:cs="B Nazanin"/>
+          <w:sz w:val="28"/>
+          <w:szCs w:val="28"/>
+        </w:rPr>
+        <w:t>=</w:t>
+      </w:r>
+      <w:r>
+        <w:rPr>
+          <w:rStyle w:val="HTMLCode"/>
+          <w:rFonts w:cs="B Nazanin"/>
+          <w:sz w:val="28"/>
+          <w:szCs w:val="28"/>
+        </w:rPr>
+        <w:t xml:space="preserve"> (</w:t>
+      </w:r>
+      <w:r>
+        <w:rPr>
+          <w:rStyle w:val="m"/>
+          <w:rFonts w:eastAsiaTheme="majorEastAsia" w:cs="B Nazanin"/>
+          <w:sz w:val="28"/>
+          <w:szCs w:val="28"/>
+        </w:rPr>
+        <w:t>model</w:t>
+      </w:r>
+      <w:r>
+        <w:rPr>
+          <w:rStyle w:val="HTMLCode"/>
+          <w:rFonts w:cs="B Nazanin"/>
+          <w:sz w:val="28"/>
+          <w:szCs w:val="28"/>
+        </w:rPr>
+        <w:t xml:space="preserve">: </w:t>
+      </w:r>
+      <w:proofErr w:type="spellStart"/>
+      <w:r>
+        <w:rPr>
+          <w:rStyle w:val="m"/>
+          <w:rFonts w:eastAsiaTheme="majorEastAsia" w:cs="B Nazanin"/>
+          <w:sz w:val="28"/>
+          <w:szCs w:val="28"/>
+        </w:rPr>
+        <w:t>PageCrud</w:t>
+      </w:r>
+      <w:proofErr w:type="spellEnd"/>
+      <w:r>
+        <w:rPr>
+          <w:rStyle w:val="HTMLCode"/>
+          <w:rFonts w:cs="B Nazanin"/>
+          <w:sz w:val="28"/>
+          <w:szCs w:val="28"/>
+        </w:rPr>
+        <w:t>) =&gt; {</w:t>
+      </w:r>
+      <w:r>
+        <w:rPr>
+          <w:rFonts w:cs="B Nazanin"/>
+          <w:sz w:val="28"/>
+          <w:szCs w:val="28"/>
+        </w:rPr>
+        <w:br/>
+      </w:r>
+      <w:r>
+        <w:rPr>
+          <w:rStyle w:val="HTMLCode"/>
+          <w:rFonts w:cs="B Nazanin"/>
+          <w:sz w:val="28"/>
+          <w:szCs w:val="28"/>
+        </w:rPr>
+        <w:t xml:space="preserve">  </w:t>
+      </w:r>
+      <w:r>
+        <w:rPr>
+          <w:rStyle w:val="m"/>
+          <w:rFonts w:eastAsiaTheme="majorEastAsia" w:cs="B Nazanin"/>
+          <w:sz w:val="28"/>
+          <w:szCs w:val="28"/>
+        </w:rPr>
+        <w:t>console</w:t>
+      </w:r>
+      <w:r>
+        <w:rPr>
+          <w:rStyle w:val="g"/>
+          <w:rFonts w:cs="B Nazanin"/>
+          <w:sz w:val="28"/>
+          <w:szCs w:val="28"/>
+        </w:rPr>
+        <w:t>.</w:t>
+      </w:r>
+      <w:r>
+        <w:rPr>
+          <w:rStyle w:val="HTMLCode"/>
+          <w:rFonts w:cs="B Nazanin"/>
+          <w:sz w:val="28"/>
+          <w:szCs w:val="28"/>
+        </w:rPr>
+        <w:t>log(</w:t>
+      </w:r>
+      <w:r>
+        <w:rPr>
+          <w:rStyle w:val="k"/>
+          <w:rFonts w:cs="B Nazanin"/>
+          <w:sz w:val="28"/>
+          <w:szCs w:val="28"/>
+        </w:rPr>
+        <w:t>"Model submitted:"</w:t>
+      </w:r>
+      <w:r>
+        <w:rPr>
+          <w:rStyle w:val="HTMLCode"/>
+          <w:rFonts w:cs="B Nazanin"/>
+          <w:sz w:val="28"/>
+          <w:szCs w:val="28"/>
+        </w:rPr>
+        <w:t xml:space="preserve">, </w:t>
+      </w:r>
+      <w:r>
+        <w:rPr>
+          <w:rStyle w:val="m"/>
+          <w:rFonts w:eastAsiaTheme="majorEastAsia" w:cs="B Nazanin"/>
+          <w:sz w:val="28"/>
+          <w:szCs w:val="28"/>
+        </w:rPr>
+        <w:t>model</w:t>
+      </w:r>
+      <w:r>
+        <w:rPr>
+          <w:rStyle w:val="HTMLCode"/>
+          <w:rFonts w:cs="B Nazanin"/>
+          <w:sz w:val="28"/>
+          <w:szCs w:val="28"/>
+        </w:rPr>
+        <w:t>);</w:t>
+      </w:r>
+      <w:r>
+        <w:rPr>
+          <w:rFonts w:cs="B Nazanin"/>
+          <w:sz w:val="28"/>
+          <w:szCs w:val="28"/>
+        </w:rPr>
+        <w:br/>
+      </w:r>
+      <w:r>
+        <w:rPr>
+          <w:rStyle w:val="HTMLCode"/>
+          <w:rFonts w:cs="B Nazanin"/>
+          <w:sz w:val="28"/>
+          <w:szCs w:val="28"/>
+        </w:rPr>
+        <w:t>};</w:t>
+      </w:r>
+      <w:r>
+        <w:rPr>
+          <w:rFonts w:cs="B Nazanin"/>
+          <w:sz w:val="28"/>
+          <w:szCs w:val="28"/>
+        </w:rPr>
+        <w:br/>
+      </w:r>
+      <w:r>
+        <w:rPr>
+          <w:rFonts w:cs="B Nazanin"/>
+          <w:sz w:val="28"/>
+          <w:szCs w:val="28"/>
+        </w:rPr>
+        <w:br/>
+      </w:r>
+      <w:r>
+        <w:rPr>
+          <w:rStyle w:val="g"/>
+          <w:rFonts w:cs="B Nazanin"/>
+          <w:sz w:val="28"/>
+          <w:szCs w:val="28"/>
+        </w:rPr>
+        <w:t>interface</w:t>
+      </w:r>
+      <w:r>
+        <w:rPr>
+          <w:rStyle w:val="HTMLCode"/>
+          <w:rFonts w:cs="B Nazanin"/>
+          <w:sz w:val="28"/>
+          <w:szCs w:val="28"/>
+        </w:rPr>
+        <w:t xml:space="preserve"> </w:t>
+      </w:r>
+      <w:proofErr w:type="spellStart"/>
+      <w:r>
+        <w:rPr>
+          <w:rStyle w:val="m"/>
+          <w:rFonts w:eastAsiaTheme="majorEastAsia" w:cs="B Nazanin"/>
+          <w:sz w:val="28"/>
+          <w:szCs w:val="28"/>
+        </w:rPr>
+        <w:t>PageFormPageProps</w:t>
+      </w:r>
+      <w:proofErr w:type="spellEnd"/>
+      <w:r>
+        <w:rPr>
+          <w:rStyle w:val="HTMLCode"/>
+          <w:rFonts w:cs="B Nazanin"/>
+          <w:sz w:val="28"/>
+          <w:szCs w:val="28"/>
+        </w:rPr>
+        <w:t xml:space="preserve"> {</w:t>
+      </w:r>
+      <w:r>
+        <w:rPr>
+          <w:rFonts w:cs="B Nazanin"/>
+          <w:sz w:val="28"/>
+          <w:szCs w:val="28"/>
+        </w:rPr>
+        <w:br/>
+      </w:r>
+      <w:r>
+        <w:rPr>
+          <w:rStyle w:val="HTMLCode"/>
+          <w:rFonts w:cs="B Nazanin"/>
+          <w:sz w:val="28"/>
+          <w:szCs w:val="28"/>
+        </w:rPr>
+        <w:t xml:space="preserve">  </w:t>
+      </w:r>
+      <w:proofErr w:type="spellStart"/>
+      <w:r>
+        <w:rPr>
+          <w:rStyle w:val="HTMLCode"/>
+          <w:rFonts w:cs="B Nazanin"/>
+          <w:sz w:val="28"/>
+          <w:szCs w:val="28"/>
+        </w:rPr>
+        <w:t>initialValues</w:t>
+      </w:r>
+      <w:proofErr w:type="spellEnd"/>
+      <w:r>
+        <w:rPr>
+          <w:rStyle w:val="HTMLCode"/>
+          <w:rFonts w:cs="B Nazanin"/>
+          <w:sz w:val="28"/>
+          <w:szCs w:val="28"/>
+        </w:rPr>
+        <w:t xml:space="preserve">?: </w:t>
+      </w:r>
+      <w:proofErr w:type="spellStart"/>
+      <w:r>
+        <w:rPr>
+          <w:rStyle w:val="m"/>
+          <w:rFonts w:eastAsiaTheme="majorEastAsia" w:cs="B Nazanin"/>
+          <w:sz w:val="28"/>
+          <w:szCs w:val="28"/>
+        </w:rPr>
+        <w:t>PageCrud</w:t>
+      </w:r>
+      <w:proofErr w:type="spellEnd"/>
+      <w:r>
+        <w:rPr>
+          <w:rStyle w:val="HTMLCode"/>
+          <w:rFonts w:cs="B Nazanin"/>
+          <w:sz w:val="28"/>
+          <w:szCs w:val="28"/>
+        </w:rPr>
+        <w:t>;</w:t>
+      </w:r>
+      <w:r>
+        <w:rPr>
+          <w:rFonts w:cs="B Nazanin"/>
+          <w:sz w:val="28"/>
+          <w:szCs w:val="28"/>
+        </w:rPr>
+        <w:br/>
+      </w:r>
+      <w:r>
+        <w:rPr>
+          <w:rStyle w:val="HTMLCode"/>
+          <w:rFonts w:cs="B Nazanin"/>
+          <w:sz w:val="28"/>
+          <w:szCs w:val="28"/>
+        </w:rPr>
+        <w:t>}</w:t>
+      </w:r>
+      <w:r>
+        <w:rPr>
+          <w:rFonts w:cs="B Nazanin"/>
+          <w:sz w:val="28"/>
+          <w:szCs w:val="28"/>
+        </w:rPr>
+        <w:br/>
+      </w:r>
+      <w:r>
+        <w:rPr>
+          <w:rFonts w:cs="B Nazanin"/>
+          <w:sz w:val="28"/>
+          <w:szCs w:val="28"/>
+        </w:rPr>
+        <w:br/>
+      </w:r>
+      <w:r>
+        <w:rPr>
+          <w:rStyle w:val="g"/>
+          <w:rFonts w:cs="B Nazanin"/>
+          <w:sz w:val="28"/>
+          <w:szCs w:val="28"/>
+        </w:rPr>
+        <w:t>const</w:t>
+      </w:r>
+      <w:r>
+        <w:rPr>
+          <w:rStyle w:val="HTMLCode"/>
+          <w:rFonts w:cs="B Nazanin"/>
+          <w:sz w:val="28"/>
+          <w:szCs w:val="28"/>
+        </w:rPr>
+        <w:t xml:space="preserve"> </w:t>
+      </w:r>
+      <w:proofErr w:type="spellStart"/>
+      <w:r>
+        <w:rPr>
+          <w:rStyle w:val="m"/>
+          <w:rFonts w:eastAsiaTheme="majorEastAsia" w:cs="B Nazanin"/>
+          <w:sz w:val="28"/>
+          <w:szCs w:val="28"/>
+        </w:rPr>
+        <w:t>PageFormPage</w:t>
+      </w:r>
+      <w:proofErr w:type="spellEnd"/>
+      <w:r>
+        <w:rPr>
+          <w:rStyle w:val="HTMLCode"/>
+          <w:rFonts w:cs="B Nazanin"/>
+          <w:sz w:val="28"/>
+          <w:szCs w:val="28"/>
+        </w:rPr>
+        <w:t xml:space="preserve">: </w:t>
+      </w:r>
+      <w:proofErr w:type="spellStart"/>
+      <w:r>
+        <w:rPr>
+          <w:rStyle w:val="m"/>
+          <w:rFonts w:eastAsiaTheme="majorEastAsia" w:cs="B Nazanin"/>
+          <w:sz w:val="28"/>
+          <w:szCs w:val="28"/>
+        </w:rPr>
+        <w:t>React</w:t>
+      </w:r>
+      <w:r>
+        <w:rPr>
+          <w:rStyle w:val="g"/>
+          <w:rFonts w:cs="B Nazanin"/>
+          <w:sz w:val="28"/>
+          <w:szCs w:val="28"/>
+        </w:rPr>
+        <w:t>.</w:t>
+      </w:r>
+      <w:r>
+        <w:rPr>
+          <w:rStyle w:val="m"/>
+          <w:rFonts w:eastAsiaTheme="majorEastAsia" w:cs="B Nazanin"/>
+          <w:sz w:val="28"/>
+          <w:szCs w:val="28"/>
+        </w:rPr>
+        <w:t>FC</w:t>
+      </w:r>
+      <w:proofErr w:type="spellEnd"/>
+      <w:r>
+        <w:rPr>
+          <w:rStyle w:val="HTMLCode"/>
+          <w:rFonts w:cs="B Nazanin"/>
+          <w:sz w:val="28"/>
+          <w:szCs w:val="28"/>
+        </w:rPr>
+        <w:t>&lt;</w:t>
+      </w:r>
+      <w:proofErr w:type="spellStart"/>
+      <w:r>
+        <w:rPr>
+          <w:rStyle w:val="m"/>
+          <w:rFonts w:eastAsiaTheme="majorEastAsia" w:cs="B Nazanin"/>
+          <w:sz w:val="28"/>
+          <w:szCs w:val="28"/>
+        </w:rPr>
+        <w:t>PageFormPageProps</w:t>
+      </w:r>
+      <w:proofErr w:type="spellEnd"/>
+      <w:r>
+        <w:rPr>
+          <w:rStyle w:val="HTMLCode"/>
+          <w:rFonts w:cs="B Nazanin"/>
+          <w:sz w:val="28"/>
+          <w:szCs w:val="28"/>
+        </w:rPr>
+        <w:t xml:space="preserve">&gt; </w:t>
+      </w:r>
+      <w:r>
+        <w:rPr>
+          <w:rStyle w:val="g"/>
+          <w:rFonts w:cs="B Nazanin"/>
+          <w:sz w:val="28"/>
+          <w:szCs w:val="28"/>
+        </w:rPr>
+        <w:t>=</w:t>
+      </w:r>
+      <w:r>
+        <w:rPr>
+          <w:rStyle w:val="HTMLCode"/>
+          <w:rFonts w:cs="B Nazanin"/>
+          <w:sz w:val="28"/>
+          <w:szCs w:val="28"/>
+        </w:rPr>
+        <w:t xml:space="preserve"> ({ </w:t>
+      </w:r>
+      <w:proofErr w:type="spellStart"/>
+      <w:r>
+        <w:rPr>
+          <w:rStyle w:val="HTMLCode"/>
+          <w:rFonts w:cs="B Nazanin"/>
+          <w:sz w:val="28"/>
+          <w:szCs w:val="28"/>
+        </w:rPr>
+        <w:t>initialValues</w:t>
+      </w:r>
+      <w:proofErr w:type="spellEnd"/>
+      <w:r>
+        <w:rPr>
+          <w:rStyle w:val="HTMLCode"/>
+          <w:rFonts w:cs="B Nazanin"/>
+          <w:sz w:val="28"/>
+          <w:szCs w:val="28"/>
+        </w:rPr>
+        <w:t xml:space="preserve"> }) =&gt; {</w:t>
+      </w:r>
+      <w:r>
+        <w:rPr>
+          <w:rFonts w:cs="B Nazanin"/>
+          <w:sz w:val="28"/>
+          <w:szCs w:val="28"/>
+        </w:rPr>
+        <w:br/>
+      </w:r>
+      <w:r>
+        <w:rPr>
+          <w:rStyle w:val="HTMLCode"/>
+          <w:rFonts w:cs="B Nazanin"/>
+          <w:sz w:val="28"/>
+          <w:szCs w:val="28"/>
+        </w:rPr>
+        <w:t xml:space="preserve">  </w:t>
+      </w:r>
+      <w:r>
+        <w:rPr>
+          <w:rStyle w:val="g"/>
+          <w:rFonts w:cs="B Nazanin"/>
+          <w:sz w:val="28"/>
+          <w:szCs w:val="28"/>
+        </w:rPr>
+        <w:t>const</w:t>
+      </w:r>
+      <w:r>
+        <w:rPr>
+          <w:rStyle w:val="HTMLCode"/>
+          <w:rFonts w:cs="B Nazanin"/>
+          <w:sz w:val="28"/>
+          <w:szCs w:val="28"/>
+        </w:rPr>
+        <w:t xml:space="preserve"> </w:t>
+      </w:r>
+      <w:proofErr w:type="spellStart"/>
+      <w:r>
+        <w:rPr>
+          <w:rStyle w:val="m"/>
+          <w:rFonts w:eastAsiaTheme="majorEastAsia" w:cs="B Nazanin"/>
+          <w:sz w:val="28"/>
+          <w:szCs w:val="28"/>
+        </w:rPr>
+        <w:t>parentId</w:t>
+      </w:r>
+      <w:proofErr w:type="spellEnd"/>
+      <w:r>
+        <w:rPr>
+          <w:rStyle w:val="HTMLCode"/>
+          <w:rFonts w:cs="B Nazanin"/>
+          <w:sz w:val="28"/>
+          <w:szCs w:val="28"/>
+        </w:rPr>
+        <w:t xml:space="preserve"> </w:t>
+      </w:r>
+      <w:r>
+        <w:rPr>
+          <w:rStyle w:val="g"/>
+          <w:rFonts w:cs="B Nazanin"/>
+          <w:sz w:val="28"/>
+          <w:szCs w:val="28"/>
+        </w:rPr>
+        <w:t>=</w:t>
+      </w:r>
+      <w:r>
+        <w:rPr>
+          <w:rStyle w:val="HTMLCode"/>
+          <w:rFonts w:cs="B Nazanin"/>
+          <w:sz w:val="28"/>
+          <w:szCs w:val="28"/>
+        </w:rPr>
+        <w:t xml:space="preserve"> </w:t>
+      </w:r>
+      <w:r>
+        <w:rPr>
+          <w:rStyle w:val="m"/>
+          <w:rFonts w:eastAsiaTheme="majorEastAsia" w:cs="B Nazanin"/>
+          <w:sz w:val="28"/>
+          <w:szCs w:val="28"/>
+        </w:rPr>
+        <w:t>initialValues</w:t>
+      </w:r>
+      <w:r>
+        <w:rPr>
+          <w:rStyle w:val="HTMLCode"/>
+          <w:rFonts w:cs="B Nazanin"/>
+          <w:sz w:val="28"/>
+          <w:szCs w:val="28"/>
+        </w:rPr>
+        <w:t xml:space="preserve">?.id </w:t>
+      </w:r>
+      <w:r>
+        <w:rPr>
+          <w:rStyle w:val="g"/>
+          <w:rFonts w:cs="B Nazanin"/>
+          <w:sz w:val="28"/>
+          <w:szCs w:val="28"/>
+        </w:rPr>
+        <w:t>??</w:t>
+      </w:r>
+      <w:r>
+        <w:rPr>
+          <w:rStyle w:val="HTMLCode"/>
+          <w:rFonts w:cs="B Nazanin"/>
+          <w:sz w:val="28"/>
+          <w:szCs w:val="28"/>
+        </w:rPr>
+        <w:t xml:space="preserve"> </w:t>
+      </w:r>
+      <w:r>
+        <w:rPr>
+          <w:rStyle w:val="k"/>
+          <w:rFonts w:cs="B Nazanin"/>
+          <w:sz w:val="28"/>
+          <w:szCs w:val="28"/>
+        </w:rPr>
+        <w:t>"temp-parent-id"</w:t>
+      </w:r>
+      <w:r>
+        <w:rPr>
+          <w:rStyle w:val="HTMLCode"/>
+          <w:rFonts w:cs="B Nazanin"/>
+          <w:sz w:val="28"/>
+          <w:szCs w:val="28"/>
+        </w:rPr>
+        <w:t xml:space="preserve">; </w:t>
+      </w:r>
+      <w:r>
+        <w:rPr>
+          <w:rStyle w:val="e"/>
+          <w:rFonts w:cs="B Nazanin"/>
+          <w:sz w:val="28"/>
+          <w:szCs w:val="28"/>
+        </w:rPr>
+        <w:t xml:space="preserve">// </w:t>
+      </w:r>
+      <w:proofErr w:type="spellStart"/>
+      <w:r>
+        <w:rPr>
+          <w:rStyle w:val="e"/>
+          <w:rFonts w:cs="B Nazanin"/>
+          <w:sz w:val="28"/>
+          <w:szCs w:val="28"/>
+        </w:rPr>
+        <w:t>ParentId</w:t>
+      </w:r>
+      <w:proofErr w:type="spellEnd"/>
+      <w:r>
+        <w:rPr>
+          <w:rStyle w:val="e"/>
+          <w:rFonts w:cs="B Nazanin"/>
+          <w:sz w:val="28"/>
+          <w:szCs w:val="28"/>
+        </w:rPr>
+        <w:t xml:space="preserve"> </w:t>
+      </w:r>
+      <w:r>
+        <w:rPr>
+          <w:rStyle w:val="e"/>
+          <w:rFonts w:cs="B Nazanin"/>
+          <w:sz w:val="28"/>
+          <w:szCs w:val="28"/>
+          <w:rtl/>
+        </w:rPr>
+        <w:t>برای</w:t>
+      </w:r>
+      <w:r>
+        <w:rPr>
+          <w:rStyle w:val="e"/>
+          <w:rFonts w:cs="B Nazanin"/>
+          <w:sz w:val="28"/>
+          <w:szCs w:val="28"/>
+        </w:rPr>
+        <w:t xml:space="preserve"> Master-Detail</w:t>
+      </w:r>
+      <w:r>
+        <w:rPr>
+          <w:rFonts w:cs="B Nazanin"/>
+          <w:sz w:val="28"/>
+          <w:szCs w:val="28"/>
+        </w:rPr>
+        <w:br/>
+      </w:r>
+      <w:r>
+        <w:rPr>
+          <w:rFonts w:cs="B Nazanin"/>
+          <w:sz w:val="28"/>
+          <w:szCs w:val="28"/>
+        </w:rPr>
+        <w:br/>
+      </w:r>
+      <w:r>
+        <w:rPr>
+          <w:rStyle w:val="HTMLCode"/>
+          <w:rFonts w:cs="B Nazanin"/>
+          <w:sz w:val="28"/>
+          <w:szCs w:val="28"/>
+        </w:rPr>
+        <w:t xml:space="preserve">  </w:t>
+      </w:r>
+      <w:r>
+        <w:rPr>
+          <w:rStyle w:val="g"/>
+          <w:rFonts w:cs="B Nazanin"/>
+          <w:sz w:val="28"/>
+          <w:szCs w:val="28"/>
+        </w:rPr>
+        <w:t>return</w:t>
+      </w:r>
+      <w:r>
+        <w:rPr>
+          <w:rStyle w:val="HTMLCode"/>
+          <w:rFonts w:cs="B Nazanin"/>
+          <w:sz w:val="28"/>
+          <w:szCs w:val="28"/>
+        </w:rPr>
+        <w:t xml:space="preserve"> (</w:t>
+      </w:r>
+      <w:r>
+        <w:rPr>
+          <w:rFonts w:cs="B Nazanin"/>
+          <w:sz w:val="28"/>
+          <w:szCs w:val="28"/>
+        </w:rPr>
+        <w:br/>
+      </w:r>
+      <w:r>
+        <w:rPr>
+          <w:rStyle w:val="HTMLCode"/>
+          <w:rFonts w:cs="B Nazanin"/>
+          <w:sz w:val="28"/>
+          <w:szCs w:val="28"/>
+        </w:rPr>
+        <w:t xml:space="preserve">    </w:t>
+      </w:r>
+      <w:r>
+        <w:rPr>
+          <w:rStyle w:val="o"/>
+          <w:rFonts w:cs="B Nazanin"/>
+          <w:sz w:val="28"/>
+          <w:szCs w:val="28"/>
+        </w:rPr>
+        <w:t>&lt;</w:t>
+      </w:r>
+      <w:proofErr w:type="spellStart"/>
+      <w:r>
+        <w:rPr>
+          <w:rStyle w:val="o"/>
+          <w:rFonts w:cs="B Nazanin"/>
+          <w:sz w:val="28"/>
+          <w:szCs w:val="28"/>
+        </w:rPr>
+        <w:t>ResourceProvider</w:t>
+      </w:r>
+      <w:proofErr w:type="spellEnd"/>
+      <w:r>
+        <w:rPr>
+          <w:rStyle w:val="HTMLCode"/>
+          <w:rFonts w:cs="B Nazanin"/>
+          <w:sz w:val="28"/>
+          <w:szCs w:val="28"/>
+        </w:rPr>
+        <w:t xml:space="preserve"> </w:t>
+      </w:r>
+      <w:proofErr w:type="spellStart"/>
+      <w:r>
+        <w:rPr>
+          <w:rStyle w:val="n"/>
+          <w:rFonts w:cs="B Nazanin"/>
+          <w:sz w:val="28"/>
+          <w:szCs w:val="28"/>
+        </w:rPr>
+        <w:t>resourceCodes</w:t>
+      </w:r>
+      <w:proofErr w:type="spellEnd"/>
+      <w:r>
+        <w:rPr>
+          <w:rStyle w:val="g"/>
+          <w:rFonts w:cs="B Nazanin"/>
+          <w:sz w:val="28"/>
+          <w:szCs w:val="28"/>
+        </w:rPr>
+        <w:t>=</w:t>
+      </w:r>
+      <w:r>
+        <w:rPr>
+          <w:rStyle w:val="HTMLCode"/>
+          <w:rFonts w:cs="B Nazanin"/>
+          <w:sz w:val="28"/>
+          <w:szCs w:val="28"/>
+        </w:rPr>
+        <w:t>{[</w:t>
+      </w:r>
+      <w:proofErr w:type="spellStart"/>
+      <w:r>
+        <w:rPr>
+          <w:rStyle w:val="m"/>
+          <w:rFonts w:eastAsiaTheme="majorEastAsia" w:cs="B Nazanin"/>
+          <w:sz w:val="28"/>
+          <w:szCs w:val="28"/>
+        </w:rPr>
+        <w:t>entityNames</w:t>
+      </w:r>
+      <w:r>
+        <w:rPr>
+          <w:rStyle w:val="g"/>
+          <w:rFonts w:cs="B Nazanin"/>
+          <w:sz w:val="28"/>
+          <w:szCs w:val="28"/>
+        </w:rPr>
+        <w:t>.</w:t>
+      </w:r>
+      <w:r>
+        <w:rPr>
+          <w:rStyle w:val="HTMLCode"/>
+          <w:rFonts w:cs="B Nazanin"/>
+          <w:sz w:val="28"/>
+          <w:szCs w:val="28"/>
+        </w:rPr>
+        <w:t>Page</w:t>
+      </w:r>
+      <w:proofErr w:type="spellEnd"/>
+      <w:r>
+        <w:rPr>
+          <w:rStyle w:val="HTMLCode"/>
+          <w:rFonts w:cs="B Nazanin"/>
+          <w:sz w:val="28"/>
+          <w:szCs w:val="28"/>
+        </w:rPr>
+        <w:t xml:space="preserve">, </w:t>
+      </w:r>
+      <w:proofErr w:type="spellStart"/>
+      <w:r>
+        <w:rPr>
+          <w:rStyle w:val="m"/>
+          <w:rFonts w:eastAsiaTheme="majorEastAsia" w:cs="B Nazanin"/>
+          <w:sz w:val="28"/>
+          <w:szCs w:val="28"/>
+        </w:rPr>
+        <w:t>entityNames</w:t>
+      </w:r>
+      <w:r>
+        <w:rPr>
+          <w:rStyle w:val="g"/>
+          <w:rFonts w:cs="B Nazanin"/>
+          <w:sz w:val="28"/>
+          <w:szCs w:val="28"/>
+        </w:rPr>
+        <w:t>.</w:t>
+      </w:r>
+      <w:r>
+        <w:rPr>
+          <w:rStyle w:val="HTMLCode"/>
+          <w:rFonts w:cs="B Nazanin"/>
+          <w:sz w:val="28"/>
+          <w:szCs w:val="28"/>
+        </w:rPr>
+        <w:t>PageTemplate</w:t>
+      </w:r>
+      <w:proofErr w:type="spellEnd"/>
+      <w:r>
+        <w:rPr>
+          <w:rStyle w:val="HTMLCode"/>
+          <w:rFonts w:cs="B Nazanin"/>
+          <w:sz w:val="28"/>
+          <w:szCs w:val="28"/>
+        </w:rPr>
+        <w:t>]}</w:t>
+      </w:r>
+      <w:r>
+        <w:rPr>
+          <w:rStyle w:val="o"/>
+          <w:rFonts w:cs="B Nazanin"/>
+          <w:sz w:val="28"/>
+          <w:szCs w:val="28"/>
+        </w:rPr>
+        <w:t>&gt;</w:t>
+      </w:r>
+      <w:r>
+        <w:rPr>
+          <w:rFonts w:cs="B Nazanin"/>
+          <w:sz w:val="28"/>
+          <w:szCs w:val="28"/>
+        </w:rPr>
+        <w:br/>
+      </w:r>
+      <w:r>
+        <w:rPr>
+          <w:rStyle w:val="HTMLCode"/>
+          <w:rFonts w:cs="B Nazanin"/>
+          <w:sz w:val="28"/>
+          <w:szCs w:val="28"/>
+        </w:rPr>
+        <w:t xml:space="preserve">      </w:t>
+      </w:r>
+      <w:r>
+        <w:rPr>
+          <w:rStyle w:val="o"/>
+          <w:rFonts w:cs="B Nazanin"/>
+          <w:sz w:val="28"/>
+          <w:szCs w:val="28"/>
+        </w:rPr>
+        <w:t>&lt;</w:t>
+      </w:r>
+      <w:proofErr w:type="spellStart"/>
+      <w:r>
+        <w:rPr>
+          <w:rStyle w:val="o"/>
+          <w:rFonts w:cs="B Nazanin"/>
+          <w:sz w:val="28"/>
+          <w:szCs w:val="28"/>
+        </w:rPr>
+        <w:t>DynamicForm</w:t>
+      </w:r>
+      <w:proofErr w:type="spellEnd"/>
+      <w:r>
+        <w:rPr>
+          <w:rStyle w:val="o"/>
+          <w:rFonts w:cs="B Nazanin"/>
+          <w:sz w:val="28"/>
+          <w:szCs w:val="28"/>
+        </w:rPr>
+        <w:t>&lt;</w:t>
+      </w:r>
+      <w:proofErr w:type="spellStart"/>
+      <w:r>
+        <w:rPr>
+          <w:rStyle w:val="o"/>
+          <w:rFonts w:cs="B Nazanin"/>
+          <w:sz w:val="28"/>
+          <w:szCs w:val="28"/>
+        </w:rPr>
+        <w:t>PageCrud</w:t>
+      </w:r>
+      <w:proofErr w:type="spellEnd"/>
+      <w:r>
+        <w:rPr>
+          <w:rStyle w:val="o"/>
+          <w:rFonts w:cs="B Nazanin"/>
+          <w:sz w:val="28"/>
+          <w:szCs w:val="28"/>
+        </w:rPr>
+        <w:t>&gt;</w:t>
+      </w:r>
+      <w:r>
+        <w:rPr>
+          <w:rFonts w:cs="B Nazanin"/>
+          <w:sz w:val="28"/>
+          <w:szCs w:val="28"/>
+        </w:rPr>
+        <w:br/>
+      </w:r>
+      <w:r>
+        <w:rPr>
+          <w:rStyle w:val="HTMLCode"/>
+          <w:rFonts w:cs="B Nazanin"/>
+          <w:sz w:val="28"/>
+          <w:szCs w:val="28"/>
+        </w:rPr>
+        <w:t xml:space="preserve">        </w:t>
+      </w:r>
+      <w:proofErr w:type="spellStart"/>
+      <w:r>
+        <w:rPr>
+          <w:rStyle w:val="HTMLCode"/>
+          <w:rFonts w:cs="B Nazanin"/>
+          <w:sz w:val="28"/>
+          <w:szCs w:val="28"/>
+        </w:rPr>
+        <w:t>pageKey</w:t>
+      </w:r>
+      <w:proofErr w:type="spellEnd"/>
+      <w:r>
+        <w:rPr>
+          <w:rStyle w:val="HTMLCode"/>
+          <w:rFonts w:cs="B Nazanin"/>
+          <w:sz w:val="28"/>
+          <w:szCs w:val="28"/>
+        </w:rPr>
+        <w:t>={</w:t>
+      </w:r>
+      <w:proofErr w:type="spellStart"/>
+      <w:r>
+        <w:rPr>
+          <w:rStyle w:val="m"/>
+          <w:rFonts w:eastAsiaTheme="majorEastAsia" w:cs="B Nazanin"/>
+          <w:sz w:val="28"/>
+          <w:szCs w:val="28"/>
+        </w:rPr>
+        <w:t>entityNames</w:t>
+      </w:r>
+      <w:r>
+        <w:rPr>
+          <w:rStyle w:val="g"/>
+          <w:rFonts w:cs="B Nazanin"/>
+          <w:sz w:val="28"/>
+          <w:szCs w:val="28"/>
+        </w:rPr>
+        <w:t>.</w:t>
+      </w:r>
+      <w:r>
+        <w:rPr>
+          <w:rStyle w:val="HTMLCode"/>
+          <w:rFonts w:cs="B Nazanin"/>
+          <w:sz w:val="28"/>
+          <w:szCs w:val="28"/>
+        </w:rPr>
+        <w:t>Page</w:t>
+      </w:r>
+      <w:proofErr w:type="spellEnd"/>
+      <w:r>
+        <w:rPr>
+          <w:rStyle w:val="HTMLCode"/>
+          <w:rFonts w:cs="B Nazanin"/>
+          <w:sz w:val="28"/>
+          <w:szCs w:val="28"/>
+        </w:rPr>
+        <w:t>}</w:t>
+      </w:r>
+      <w:r>
+        <w:rPr>
+          <w:rFonts w:cs="B Nazanin"/>
+          <w:sz w:val="28"/>
+          <w:szCs w:val="28"/>
+        </w:rPr>
+        <w:br/>
+      </w:r>
+      <w:r>
+        <w:rPr>
+          <w:rStyle w:val="HTMLCode"/>
+          <w:rFonts w:cs="B Nazanin"/>
+          <w:sz w:val="28"/>
+          <w:szCs w:val="28"/>
+        </w:rPr>
+        <w:t xml:space="preserve">        </w:t>
+      </w:r>
+      <w:proofErr w:type="spellStart"/>
+      <w:r>
+        <w:rPr>
+          <w:rStyle w:val="HTMLCode"/>
+          <w:rFonts w:cs="B Nazanin"/>
+          <w:sz w:val="28"/>
+          <w:szCs w:val="28"/>
+        </w:rPr>
+        <w:t>isDynamic</w:t>
+      </w:r>
+      <w:proofErr w:type="spellEnd"/>
+      <w:r>
+        <w:rPr>
+          <w:rStyle w:val="HTMLCode"/>
+          <w:rFonts w:cs="B Nazanin"/>
+          <w:sz w:val="28"/>
+          <w:szCs w:val="28"/>
+        </w:rPr>
+        <w:t>={</w:t>
+      </w:r>
+      <w:r>
+        <w:rPr>
+          <w:rStyle w:val="j"/>
+          <w:rFonts w:cs="B Nazanin"/>
+          <w:sz w:val="28"/>
+          <w:szCs w:val="28"/>
+        </w:rPr>
+        <w:t>true</w:t>
+      </w:r>
+      <w:r>
+        <w:rPr>
+          <w:rStyle w:val="HTMLCode"/>
+          <w:rFonts w:cs="B Nazanin"/>
+          <w:sz w:val="28"/>
+          <w:szCs w:val="28"/>
+        </w:rPr>
+        <w:t>}</w:t>
+      </w:r>
+      <w:r>
+        <w:rPr>
+          <w:rFonts w:cs="B Nazanin"/>
+          <w:sz w:val="28"/>
+          <w:szCs w:val="28"/>
+        </w:rPr>
+        <w:br/>
+      </w:r>
+      <w:r>
+        <w:rPr>
+          <w:rStyle w:val="HTMLCode"/>
+          <w:rFonts w:cs="B Nazanin"/>
+          <w:sz w:val="28"/>
+          <w:szCs w:val="28"/>
+        </w:rPr>
+        <w:t xml:space="preserve">        </w:t>
+      </w:r>
+      <w:proofErr w:type="spellStart"/>
+      <w:r>
+        <w:rPr>
+          <w:rStyle w:val="HTMLCode"/>
+          <w:rFonts w:cs="B Nazanin"/>
+          <w:sz w:val="28"/>
+          <w:szCs w:val="28"/>
+        </w:rPr>
+        <w:t>initialValues</w:t>
+      </w:r>
+      <w:proofErr w:type="spellEnd"/>
+      <w:r>
+        <w:rPr>
+          <w:rStyle w:val="HTMLCode"/>
+          <w:rFonts w:cs="B Nazanin"/>
+          <w:sz w:val="28"/>
+          <w:szCs w:val="28"/>
+        </w:rPr>
+        <w:t>={</w:t>
+      </w:r>
+      <w:proofErr w:type="spellStart"/>
+      <w:r>
+        <w:rPr>
+          <w:rStyle w:val="m"/>
+          <w:rFonts w:eastAsiaTheme="majorEastAsia" w:cs="B Nazanin"/>
+          <w:sz w:val="28"/>
+          <w:szCs w:val="28"/>
+        </w:rPr>
+        <w:t>initialValues</w:t>
+      </w:r>
+      <w:proofErr w:type="spellEnd"/>
+      <w:r>
+        <w:rPr>
+          <w:rStyle w:val="HTMLCode"/>
+          <w:rFonts w:cs="B Nazanin"/>
+          <w:sz w:val="28"/>
+          <w:szCs w:val="28"/>
+        </w:rPr>
+        <w:t>}</w:t>
+      </w:r>
+      <w:r>
+        <w:rPr>
+          <w:rFonts w:cs="B Nazanin"/>
+          <w:sz w:val="28"/>
+          <w:szCs w:val="28"/>
+        </w:rPr>
+        <w:br/>
+      </w:r>
+      <w:r>
+        <w:rPr>
+          <w:rStyle w:val="HTMLCode"/>
+          <w:rFonts w:cs="B Nazanin"/>
+          <w:sz w:val="28"/>
+          <w:szCs w:val="28"/>
+        </w:rPr>
+        <w:t xml:space="preserve">        </w:t>
+      </w:r>
+      <w:proofErr w:type="spellStart"/>
+      <w:r>
+        <w:rPr>
+          <w:rStyle w:val="HTMLCode"/>
+          <w:rFonts w:cs="B Nazanin"/>
+          <w:sz w:val="28"/>
+          <w:szCs w:val="28"/>
+        </w:rPr>
+        <w:t>autoCrud</w:t>
+      </w:r>
+      <w:proofErr w:type="spellEnd"/>
+      <w:r>
+        <w:rPr>
+          <w:rStyle w:val="HTMLCode"/>
+          <w:rFonts w:cs="B Nazanin"/>
+          <w:sz w:val="28"/>
+          <w:szCs w:val="28"/>
+        </w:rPr>
+        <w:t>={</w:t>
+      </w:r>
+      <w:r>
+        <w:rPr>
+          <w:rStyle w:val="j"/>
+          <w:rFonts w:cs="B Nazanin"/>
+          <w:sz w:val="28"/>
+          <w:szCs w:val="28"/>
+        </w:rPr>
+        <w:t>true</w:t>
+      </w:r>
+      <w:r>
+        <w:rPr>
+          <w:rStyle w:val="HTMLCode"/>
+          <w:rFonts w:cs="B Nazanin"/>
+          <w:sz w:val="28"/>
+          <w:szCs w:val="28"/>
+        </w:rPr>
+        <w:t>}</w:t>
+      </w:r>
+      <w:r>
+        <w:rPr>
+          <w:rFonts w:cs="B Nazanin"/>
+          <w:sz w:val="28"/>
+          <w:szCs w:val="28"/>
+        </w:rPr>
+        <w:br/>
+      </w:r>
+      <w:r>
+        <w:rPr>
+          <w:rStyle w:val="HTMLCode"/>
+          <w:rFonts w:cs="B Nazanin"/>
+          <w:sz w:val="28"/>
+          <w:szCs w:val="28"/>
+        </w:rPr>
+        <w:t xml:space="preserve">        </w:t>
+      </w:r>
+      <w:proofErr w:type="spellStart"/>
+      <w:r>
+        <w:rPr>
+          <w:rStyle w:val="HTMLCode"/>
+          <w:rFonts w:cs="B Nazanin"/>
+          <w:sz w:val="28"/>
+          <w:szCs w:val="28"/>
+        </w:rPr>
+        <w:t>onSave</w:t>
+      </w:r>
+      <w:proofErr w:type="spellEnd"/>
+      <w:r>
+        <w:rPr>
+          <w:rStyle w:val="HTMLCode"/>
+          <w:rFonts w:cs="B Nazanin"/>
+          <w:sz w:val="28"/>
+          <w:szCs w:val="28"/>
+        </w:rPr>
+        <w:t>={</w:t>
+      </w:r>
+      <w:proofErr w:type="spellStart"/>
+      <w:r>
+        <w:rPr>
+          <w:rStyle w:val="m"/>
+          <w:rFonts w:eastAsiaTheme="majorEastAsia" w:cs="B Nazanin"/>
+          <w:sz w:val="28"/>
+          <w:szCs w:val="28"/>
+        </w:rPr>
+        <w:t>handleSave</w:t>
+      </w:r>
+      <w:proofErr w:type="spellEnd"/>
+      <w:r>
+        <w:rPr>
+          <w:rStyle w:val="HTMLCode"/>
+          <w:rFonts w:cs="B Nazanin"/>
+          <w:sz w:val="28"/>
+          <w:szCs w:val="28"/>
+        </w:rPr>
+        <w:t>}</w:t>
+      </w:r>
+      <w:r>
+        <w:rPr>
+          <w:rFonts w:cs="B Nazanin"/>
+          <w:sz w:val="28"/>
+          <w:szCs w:val="28"/>
+        </w:rPr>
+        <w:br/>
+      </w:r>
+      <w:r>
+        <w:rPr>
+          <w:rStyle w:val="HTMLCode"/>
+          <w:rFonts w:cs="B Nazanin"/>
+          <w:sz w:val="28"/>
+          <w:szCs w:val="28"/>
+        </w:rPr>
+        <w:t xml:space="preserve">      &gt;</w:t>
+      </w:r>
+      <w:r>
+        <w:rPr>
+          <w:rFonts w:cs="B Nazanin"/>
+          <w:sz w:val="28"/>
+          <w:szCs w:val="28"/>
+        </w:rPr>
+        <w:br/>
+      </w:r>
+      <w:r>
+        <w:rPr>
+          <w:rStyle w:val="HTMLCode"/>
+          <w:rFonts w:cs="B Nazanin"/>
+          <w:sz w:val="28"/>
+          <w:szCs w:val="28"/>
+        </w:rPr>
+        <w:t xml:space="preserve">        </w:t>
+      </w:r>
+      <w:r>
+        <w:rPr>
+          <w:rStyle w:val="o"/>
+          <w:rFonts w:cs="B Nazanin"/>
+          <w:sz w:val="28"/>
+          <w:szCs w:val="28"/>
+        </w:rPr>
+        <w:t>&lt;h1&gt;</w:t>
+      </w:r>
+      <w:r>
+        <w:rPr>
+          <w:rStyle w:val="HTMLCode"/>
+          <w:rFonts w:cs="B Nazanin"/>
+          <w:sz w:val="28"/>
+          <w:szCs w:val="28"/>
+        </w:rPr>
+        <w:t>Manual Form</w:t>
+      </w:r>
+      <w:r>
+        <w:rPr>
+          <w:rStyle w:val="o"/>
+          <w:rFonts w:cs="B Nazanin"/>
+          <w:sz w:val="28"/>
+          <w:szCs w:val="28"/>
+        </w:rPr>
+        <w:t>&lt;/h1&gt;</w:t>
+      </w:r>
+      <w:r>
+        <w:rPr>
+          <w:rFonts w:cs="B Nazanin"/>
+          <w:sz w:val="28"/>
+          <w:szCs w:val="28"/>
+        </w:rPr>
+        <w:br/>
+      </w:r>
+      <w:r>
+        <w:rPr>
+          <w:rStyle w:val="HTMLCode"/>
+          <w:rFonts w:cs="B Nazanin"/>
+          <w:sz w:val="28"/>
+          <w:szCs w:val="28"/>
+        </w:rPr>
+        <w:t xml:space="preserve">      </w:t>
+      </w:r>
+      <w:r>
+        <w:rPr>
+          <w:rStyle w:val="o"/>
+          <w:rFonts w:cs="B Nazanin"/>
+          <w:sz w:val="28"/>
+          <w:szCs w:val="28"/>
+        </w:rPr>
+        <w:t>&lt;/</w:t>
+      </w:r>
+      <w:proofErr w:type="spellStart"/>
+      <w:r>
+        <w:rPr>
+          <w:rStyle w:val="o"/>
+          <w:rFonts w:cs="B Nazanin"/>
+          <w:sz w:val="28"/>
+          <w:szCs w:val="28"/>
+        </w:rPr>
+        <w:t>DynamicForm</w:t>
+      </w:r>
+      <w:proofErr w:type="spellEnd"/>
+      <w:r>
+        <w:rPr>
+          <w:rStyle w:val="o"/>
+          <w:rFonts w:cs="B Nazanin"/>
+          <w:sz w:val="28"/>
+          <w:szCs w:val="28"/>
+        </w:rPr>
+        <w:t>&gt;</w:t>
+      </w:r>
+      <w:r>
+        <w:rPr>
+          <w:rFonts w:cs="B Nazanin"/>
+          <w:sz w:val="28"/>
+          <w:szCs w:val="28"/>
+        </w:rPr>
+        <w:br/>
+      </w:r>
+      <w:r>
+        <w:rPr>
+          <w:rFonts w:cs="B Nazanin"/>
+          <w:sz w:val="28"/>
+          <w:szCs w:val="28"/>
+        </w:rPr>
+        <w:br/>
+      </w:r>
+      <w:r>
+        <w:rPr>
+          <w:rStyle w:val="HTMLCode"/>
+          <w:rFonts w:cs="B Nazanin"/>
+          <w:sz w:val="28"/>
+          <w:szCs w:val="28"/>
+        </w:rPr>
+        <w:t xml:space="preserve">      {</w:t>
+      </w:r>
+      <w:r>
+        <w:rPr>
+          <w:rStyle w:val="e"/>
+          <w:rFonts w:cs="B Nazanin"/>
+          <w:sz w:val="28"/>
+          <w:szCs w:val="28"/>
+        </w:rPr>
+        <w:t xml:space="preserve">/* </w:t>
+      </w:r>
+      <w:r>
+        <w:rPr>
+          <w:rStyle w:val="e"/>
+          <w:rFonts w:cs="B Nazanin"/>
+          <w:sz w:val="28"/>
+          <w:szCs w:val="28"/>
+          <w:rtl/>
+        </w:rPr>
+        <w:t>تب‌های</w:t>
+      </w:r>
+      <w:r>
+        <w:rPr>
+          <w:rStyle w:val="e"/>
+          <w:rFonts w:cs="B Nazanin"/>
+          <w:sz w:val="28"/>
+          <w:szCs w:val="28"/>
+        </w:rPr>
+        <w:t xml:space="preserve"> Master-Detail */</w:t>
+      </w:r>
+      <w:r>
+        <w:rPr>
+          <w:rStyle w:val="HTMLCode"/>
+          <w:rFonts w:cs="B Nazanin"/>
+          <w:sz w:val="28"/>
+          <w:szCs w:val="28"/>
+        </w:rPr>
+        <w:t>}</w:t>
+      </w:r>
+      <w:r>
+        <w:rPr>
+          <w:rFonts w:cs="B Nazanin"/>
+          <w:sz w:val="28"/>
+          <w:szCs w:val="28"/>
+        </w:rPr>
+        <w:br/>
+      </w:r>
+      <w:r>
+        <w:rPr>
+          <w:rStyle w:val="HTMLCode"/>
+          <w:rFonts w:cs="B Nazanin"/>
+          <w:sz w:val="28"/>
+          <w:szCs w:val="28"/>
+        </w:rPr>
+        <w:t xml:space="preserve">      </w:t>
+      </w:r>
+      <w:r>
+        <w:rPr>
+          <w:rStyle w:val="o"/>
+          <w:rFonts w:cs="B Nazanin"/>
+          <w:sz w:val="28"/>
+          <w:szCs w:val="28"/>
+        </w:rPr>
+        <w:t>&lt;</w:t>
+      </w:r>
+      <w:proofErr w:type="spellStart"/>
+      <w:r>
+        <w:rPr>
+          <w:rStyle w:val="o"/>
+          <w:rFonts w:cs="B Nazanin"/>
+          <w:sz w:val="28"/>
+          <w:szCs w:val="28"/>
+        </w:rPr>
+        <w:t>MasterDetailTabs</w:t>
+      </w:r>
+      <w:proofErr w:type="spellEnd"/>
+      <w:r>
+        <w:rPr>
+          <w:rStyle w:val="HTMLCode"/>
+          <w:rFonts w:cs="B Nazanin"/>
+          <w:sz w:val="28"/>
+          <w:szCs w:val="28"/>
+        </w:rPr>
+        <w:t xml:space="preserve"> </w:t>
+      </w:r>
+      <w:proofErr w:type="spellStart"/>
+      <w:r>
+        <w:rPr>
+          <w:rStyle w:val="n"/>
+          <w:rFonts w:cs="B Nazanin"/>
+          <w:sz w:val="28"/>
+          <w:szCs w:val="28"/>
+        </w:rPr>
+        <w:t>parentId</w:t>
+      </w:r>
+      <w:proofErr w:type="spellEnd"/>
+      <w:r>
+        <w:rPr>
+          <w:rStyle w:val="g"/>
+          <w:rFonts w:cs="B Nazanin"/>
+          <w:sz w:val="28"/>
+          <w:szCs w:val="28"/>
+        </w:rPr>
+        <w:t>=</w:t>
+      </w:r>
+      <w:r>
+        <w:rPr>
+          <w:rStyle w:val="HTMLCode"/>
+          <w:rFonts w:cs="B Nazanin"/>
+          <w:sz w:val="28"/>
+          <w:szCs w:val="28"/>
+        </w:rPr>
+        <w:t>{</w:t>
+      </w:r>
+      <w:proofErr w:type="spellStart"/>
+      <w:r>
+        <w:rPr>
+          <w:rStyle w:val="m"/>
+          <w:rFonts w:eastAsiaTheme="majorEastAsia" w:cs="B Nazanin"/>
+          <w:sz w:val="28"/>
+          <w:szCs w:val="28"/>
+        </w:rPr>
+        <w:t>parentId</w:t>
+      </w:r>
+      <w:proofErr w:type="spellEnd"/>
+      <w:r>
+        <w:rPr>
+          <w:rStyle w:val="HTMLCode"/>
+          <w:rFonts w:cs="B Nazanin"/>
+          <w:sz w:val="28"/>
+          <w:szCs w:val="28"/>
+        </w:rPr>
+        <w:t xml:space="preserve">} </w:t>
+      </w:r>
+      <w:proofErr w:type="spellStart"/>
+      <w:r>
+        <w:rPr>
+          <w:rStyle w:val="n"/>
+          <w:rFonts w:cs="B Nazanin"/>
+          <w:sz w:val="28"/>
+          <w:szCs w:val="28"/>
+        </w:rPr>
+        <w:t>resourceCode</w:t>
+      </w:r>
+      <w:proofErr w:type="spellEnd"/>
+      <w:r>
+        <w:rPr>
+          <w:rStyle w:val="g"/>
+          <w:rFonts w:cs="B Nazanin"/>
+          <w:sz w:val="28"/>
+          <w:szCs w:val="28"/>
+        </w:rPr>
+        <w:t>=</w:t>
+      </w:r>
+      <w:r>
+        <w:rPr>
+          <w:rStyle w:val="HTMLCode"/>
+          <w:rFonts w:cs="B Nazanin"/>
+          <w:sz w:val="28"/>
+          <w:szCs w:val="28"/>
+        </w:rPr>
+        <w:t>{</w:t>
+      </w:r>
+      <w:proofErr w:type="spellStart"/>
+      <w:r>
+        <w:rPr>
+          <w:rStyle w:val="m"/>
+          <w:rFonts w:eastAsiaTheme="majorEastAsia" w:cs="B Nazanin"/>
+          <w:sz w:val="28"/>
+          <w:szCs w:val="28"/>
+        </w:rPr>
+        <w:t>entityNames</w:t>
+      </w:r>
+      <w:r>
+        <w:rPr>
+          <w:rStyle w:val="g"/>
+          <w:rFonts w:cs="B Nazanin"/>
+          <w:sz w:val="28"/>
+          <w:szCs w:val="28"/>
+        </w:rPr>
+        <w:t>.</w:t>
+      </w:r>
+      <w:r>
+        <w:rPr>
+          <w:rStyle w:val="HTMLCode"/>
+          <w:rFonts w:cs="B Nazanin"/>
+          <w:sz w:val="28"/>
+          <w:szCs w:val="28"/>
+        </w:rPr>
+        <w:t>Page</w:t>
+      </w:r>
+      <w:proofErr w:type="spellEnd"/>
+      <w:r>
+        <w:rPr>
+          <w:rStyle w:val="HTMLCode"/>
+          <w:rFonts w:cs="B Nazanin"/>
+          <w:sz w:val="28"/>
+          <w:szCs w:val="28"/>
+        </w:rPr>
+        <w:t xml:space="preserve">} </w:t>
+      </w:r>
+      <w:r>
+        <w:rPr>
+          <w:rStyle w:val="o"/>
+          <w:rFonts w:cs="B Nazanin"/>
+          <w:sz w:val="28"/>
+          <w:szCs w:val="28"/>
+        </w:rPr>
+        <w:t>/&gt;</w:t>
+      </w:r>
+      <w:r>
+        <w:rPr>
+          <w:rFonts w:cs="B Nazanin"/>
+          <w:sz w:val="28"/>
+          <w:szCs w:val="28"/>
+        </w:rPr>
+        <w:br/>
+      </w:r>
+      <w:r>
+        <w:rPr>
+          <w:rStyle w:val="HTMLCode"/>
+          <w:rFonts w:cs="B Nazanin"/>
+          <w:sz w:val="28"/>
+          <w:szCs w:val="28"/>
+        </w:rPr>
+        <w:t xml:space="preserve">    </w:t>
+      </w:r>
+      <w:r>
+        <w:rPr>
+          <w:rStyle w:val="o"/>
+          <w:rFonts w:cs="B Nazanin"/>
+          <w:sz w:val="28"/>
+          <w:szCs w:val="28"/>
+        </w:rPr>
+        <w:t>&lt;/</w:t>
+      </w:r>
+      <w:proofErr w:type="spellStart"/>
+      <w:r>
+        <w:rPr>
+          <w:rStyle w:val="o"/>
+          <w:rFonts w:cs="B Nazanin"/>
+          <w:sz w:val="28"/>
+          <w:szCs w:val="28"/>
+        </w:rPr>
+        <w:t>ResourceProvider</w:t>
+      </w:r>
+      <w:proofErr w:type="spellEnd"/>
+      <w:r>
+        <w:rPr>
+          <w:rStyle w:val="o"/>
+          <w:rFonts w:cs="B Nazanin"/>
+          <w:sz w:val="28"/>
+          <w:szCs w:val="28"/>
+        </w:rPr>
+        <w:t>&gt;</w:t>
+      </w:r>
+      <w:r>
+        <w:rPr>
+          <w:rFonts w:cs="B Nazanin"/>
+          <w:sz w:val="28"/>
+          <w:szCs w:val="28"/>
+        </w:rPr>
+        <w:br/>
+      </w:r>
+      <w:r>
+        <w:rPr>
+          <w:rStyle w:val="HTMLCode"/>
+          <w:rFonts w:cs="B Nazanin"/>
+          <w:sz w:val="28"/>
+          <w:szCs w:val="28"/>
+        </w:rPr>
+        <w:t xml:space="preserve">  );</w:t>
+      </w:r>
+      <w:r>
+        <w:rPr>
+          <w:rFonts w:cs="B Nazanin"/>
+          <w:sz w:val="28"/>
+          <w:szCs w:val="28"/>
+        </w:rPr>
+        <w:br/>
+      </w:r>
+      <w:r>
+        <w:rPr>
+          <w:rStyle w:val="HTMLCode"/>
+          <w:rFonts w:cs="B Nazanin"/>
+          <w:sz w:val="28"/>
+          <w:szCs w:val="28"/>
+        </w:rPr>
+        <w:t>};</w:t>
+      </w:r>
+      <w:r>
+        <w:rPr>
+          <w:rFonts w:cs="B Nazanin"/>
+          <w:sz w:val="28"/>
+          <w:szCs w:val="28"/>
+        </w:rPr>
+        <w:br/>
+      </w:r>
+      <w:r>
+        <w:rPr>
+          <w:rFonts w:cs="B Nazanin"/>
+          <w:sz w:val="28"/>
+          <w:szCs w:val="28"/>
+        </w:rPr>
+        <w:br/>
+      </w:r>
+      <w:r>
+        <w:rPr>
+          <w:rStyle w:val="g"/>
+          <w:rFonts w:cs="B Nazanin"/>
+          <w:sz w:val="28"/>
+          <w:szCs w:val="28"/>
+        </w:rPr>
+        <w:t>export</w:t>
+      </w:r>
+      <w:r>
+        <w:rPr>
+          <w:rStyle w:val="HTMLCode"/>
+          <w:rFonts w:cs="B Nazanin"/>
+          <w:sz w:val="28"/>
+          <w:szCs w:val="28"/>
+        </w:rPr>
+        <w:t xml:space="preserve"> </w:t>
+      </w:r>
+      <w:r>
+        <w:rPr>
+          <w:rStyle w:val="g"/>
+          <w:rFonts w:cs="B Nazanin"/>
+          <w:sz w:val="28"/>
+          <w:szCs w:val="28"/>
+        </w:rPr>
+        <w:t>default</w:t>
+      </w:r>
+      <w:r>
+        <w:rPr>
+          <w:rStyle w:val="HTMLCode"/>
+          <w:rFonts w:cs="B Nazanin"/>
+          <w:sz w:val="28"/>
+          <w:szCs w:val="28"/>
+        </w:rPr>
+        <w:t xml:space="preserve"> </w:t>
+      </w:r>
+      <w:proofErr w:type="spellStart"/>
+      <w:r>
+        <w:rPr>
+          <w:rStyle w:val="m"/>
+          <w:rFonts w:eastAsiaTheme="majorEastAsia" w:cs="B Nazanin"/>
+          <w:sz w:val="28"/>
+          <w:szCs w:val="28"/>
+        </w:rPr>
+        <w:t>PageFormPage</w:t>
+      </w:r>
+      <w:proofErr w:type="spellEnd"/>
+      <w:r>
+        <w:rPr>
+          <w:rStyle w:val="HTMLCode"/>
+          <w:rFonts w:cs="B Nazanin"/>
+          <w:sz w:val="28"/>
+          <w:szCs w:val="28"/>
+        </w:rPr>
+        <w:t>;</w:t>
+      </w:r>
+    </w:p>
+    <w:p>
+      <w:pPr>
+        <w:bidi/>
+        <w:rPr>
+          <w:rFonts w:cs="B Nazanin"/>
+          <w:sz w:val="28"/>
+          <w:szCs w:val="28"/>
+        </w:rPr>
+      </w:pPr>
+      <w:r>
+        <w:rPr>
+          <w:rFonts w:cs="B Nazanin"/>
+          <w:sz w:val="28"/>
+          <w:szCs w:val="28"/>
+        </w:rPr>
+        <w:pict w14:anchorId="708E8667">
+          <v:rect id="_x0000_i1040" style="width:0;height:1.5pt" o:hralign="right" o:hrstd="t" o:hr="t" fillcolor="#a0a0a0" stroked="f"/>
+        </w:pict>
+      </w:r>
+    </w:p>
+    <w:p>
+      <w:pPr>
+        <w:pStyle w:val="Heading2"/>
+        <w:bidi/>
+        <w:rPr>
+          <w:rFonts w:cs="B Nazanin"/>
+          <w:sz w:val="28"/>
+          <w:szCs w:val="28"/>
+        </w:rPr>
+      </w:pPr>
+      <w:r>
+        <w:rPr>
+          <w:rFonts w:ascii="Segoe UI Emoji" w:hAnsi="Segoe UI Emoji" w:cs="B Nazanin"/>
+          <w:sz w:val="28"/>
+          <w:szCs w:val="28"/>
+        </w:rPr>
+        <w:t>✅</w:t>
+      </w:r>
+      <w:r>
+        <w:rPr>
+          <w:rFonts w:cs="B Nazanin"/>
+          <w:sz w:val="28"/>
+          <w:szCs w:val="28"/>
+        </w:rPr>
+        <w:t xml:space="preserve"> </w:t>
+      </w:r>
+      <w:r>
+        <w:rPr>
+          <w:rFonts w:cs="B Nazanin"/>
+          <w:sz w:val="28"/>
+          <w:szCs w:val="28"/>
+          <w:rtl/>
+        </w:rPr>
+        <w:t>خلاصه نکات کلیدی</w:t>
+      </w:r>
+    </w:p>
+    <w:p>
+      <w:pPr>
+        <w:numPr>
+          <w:ilvl w:val="0"/>
+          <w:numId w:val="13"/>
+        </w:numPr>
+        <w:bidi/>
+        <w:spacing w:before="100" w:beforeAutospacing="1" w:after="100" w:afterAutospacing="1" w:line="240" w:lineRule="auto"/>
+        <w:rPr>
+          <w:rFonts w:cs="B Nazanin"/>
+          <w:sz w:val="28"/>
+          <w:szCs w:val="28"/>
+        </w:rPr>
+      </w:pPr>
+      <w:r>
+        <w:rPr>
+          <w:rFonts w:cs="B Nazanin"/>
+          <w:sz w:val="28"/>
+          <w:szCs w:val="28"/>
+          <w:rtl/>
+        </w:rPr>
+        <w:t xml:space="preserve">نام تب‌ها باید مطابق </w:t>
+      </w:r>
+      <w:proofErr w:type="spellStart"/>
+      <w:r>
+        <w:rPr>
+          <w:rStyle w:val="HTMLCode"/>
+          <w:rFonts w:eastAsiaTheme="minorHAnsi" w:cs="B Nazanin"/>
+          <w:sz w:val="28"/>
+          <w:szCs w:val="28"/>
+        </w:rPr>
+        <w:t>FormName</w:t>
+      </w:r>
+      <w:proofErr w:type="spellEnd"/>
+      <w:r>
+        <w:rPr>
+          <w:rStyle w:val="HTMLCode"/>
+          <w:rFonts w:eastAsiaTheme="minorHAnsi" w:cs="B Nazanin"/>
+          <w:sz w:val="28"/>
+          <w:szCs w:val="28"/>
+        </w:rPr>
+        <w:t xml:space="preserve"> + _Tab</w:t>
+      </w:r>
+      <w:r>
+        <w:rPr>
+          <w:rFonts w:cs="B Nazanin"/>
+          <w:sz w:val="28"/>
+          <w:szCs w:val="28"/>
+        </w:rPr>
+        <w:t xml:space="preserve"> </w:t>
+      </w:r>
+      <w:r>
+        <w:rPr>
+          <w:rFonts w:cs="B Nazanin"/>
+          <w:sz w:val="28"/>
+          <w:szCs w:val="28"/>
+          <w:rtl/>
+        </w:rPr>
+        <w:t>باشد</w:t>
+      </w:r>
+      <w:r>
+        <w:rPr>
+          <w:rFonts w:cs="B Nazanin"/>
+          <w:sz w:val="28"/>
+          <w:szCs w:val="28"/>
+        </w:rPr>
+        <w:t xml:space="preserve">. </w:t>
+      </w:r>
+    </w:p>
+    <w:p>
+      <w:pPr>
+        <w:numPr>
+          <w:ilvl w:val="0"/>
+          <w:numId w:val="13"/>
+        </w:numPr>
+        <w:bidi/>
+        <w:spacing w:before="100" w:beforeAutospacing="1" w:after="100" w:afterAutospacing="1" w:line="240" w:lineRule="auto"/>
+        <w:rPr>
+          <w:rFonts w:cs="B Nazanin"/>
+          <w:sz w:val="28"/>
+          <w:szCs w:val="28"/>
+        </w:rPr>
+      </w:pPr>
+      <w:r>
+        <w:rPr>
+          <w:rFonts w:cs="B Nazanin"/>
+          <w:sz w:val="28"/>
+          <w:szCs w:val="28"/>
+          <w:rtl/>
+        </w:rPr>
+        <w:t>در</w:t>
+      </w:r>
+      <w:r>
+        <w:rPr>
+          <w:rFonts w:cs="B Nazanin"/>
+          <w:sz w:val="28"/>
+          <w:szCs w:val="28"/>
+        </w:rPr>
+        <w:t xml:space="preserve"> View </w:t>
+      </w:r>
+      <w:r>
+        <w:rPr>
+          <w:rFonts w:cs="B Nazanin"/>
+          <w:sz w:val="28"/>
+          <w:szCs w:val="28"/>
+          <w:rtl/>
+        </w:rPr>
+        <w:t xml:space="preserve">حتماً کلید خارجی </w:t>
+      </w:r>
+      <w:proofErr w:type="spellStart"/>
+      <w:r>
+        <w:rPr>
+          <w:rStyle w:val="HTMLCode"/>
+          <w:rFonts w:eastAsiaTheme="minorHAnsi" w:cs="B Nazanin"/>
+          <w:sz w:val="28"/>
+          <w:szCs w:val="28"/>
+        </w:rPr>
+        <w:t>ParentId</w:t>
+      </w:r>
+      <w:proofErr w:type="spellEnd"/>
+      <w:r>
+        <w:rPr>
+          <w:rFonts w:cs="B Nazanin"/>
+          <w:sz w:val="28"/>
+          <w:szCs w:val="28"/>
+        </w:rPr>
+        <w:t xml:space="preserve"> </w:t>
+      </w:r>
+      <w:r>
+        <w:rPr>
+          <w:rFonts w:cs="B Nazanin"/>
+          <w:sz w:val="28"/>
+          <w:szCs w:val="28"/>
+          <w:rtl/>
+        </w:rPr>
+        <w:t>را به رکورد والد وصل کنید</w:t>
+      </w:r>
+      <w:r>
+        <w:rPr>
+          <w:rFonts w:cs="B Nazanin"/>
+          <w:sz w:val="28"/>
+          <w:szCs w:val="28"/>
+        </w:rPr>
+        <w:t xml:space="preserve">. </w:t>
+      </w:r>
+    </w:p>
+    <w:p>
+      <w:pPr>
+        <w:numPr>
+          <w:ilvl w:val="0"/>
+          <w:numId w:val="13"/>
+        </w:numPr>
+        <w:bidi/>
+        <w:spacing w:before="100" w:beforeAutospacing="1" w:after="100" w:afterAutospacing="1" w:line="240" w:lineRule="auto"/>
+        <w:rPr>
+          <w:rFonts w:cs="B Nazanin"/>
+          <w:sz w:val="28"/>
+          <w:szCs w:val="28"/>
+        </w:rPr>
+      </w:pPr>
+      <w:r>
+        <w:rPr>
+          <w:rFonts w:cs="B Nazanin"/>
+          <w:sz w:val="28"/>
+          <w:szCs w:val="28"/>
+          <w:rtl/>
+        </w:rPr>
+        <w:t>در فرم</w:t>
+      </w:r>
+      <w:r>
+        <w:rPr>
+          <w:rFonts w:cs="B Nazanin"/>
+          <w:sz w:val="28"/>
+          <w:szCs w:val="28"/>
+        </w:rPr>
+        <w:t xml:space="preserve"> Frontend: </w:t>
+      </w:r>
+    </w:p>
+    <w:p>
+      <w:pPr>
+        <w:numPr>
+          <w:ilvl w:val="1"/>
+          <w:numId w:val="13"/>
+        </w:numPr>
+        <w:bidi/>
+        <w:spacing w:before="100" w:beforeAutospacing="1" w:after="100" w:afterAutospacing="1" w:line="240" w:lineRule="auto"/>
+        <w:rPr>
+          <w:rFonts w:cs="B Nazanin"/>
+          <w:sz w:val="28"/>
+          <w:szCs w:val="28"/>
+        </w:rPr>
+      </w:pPr>
+      <w:proofErr w:type="spellStart"/>
+      <w:r>
+        <w:rPr>
+          <w:rStyle w:val="HTMLCode"/>
+          <w:rFonts w:eastAsiaTheme="minorHAnsi" w:cs="B Nazanin"/>
+          <w:sz w:val="28"/>
+          <w:szCs w:val="28"/>
+        </w:rPr>
+        <w:t>parentId</w:t>
+      </w:r>
+      <w:proofErr w:type="spellEnd"/>
+      <w:r>
+        <w:rPr>
+          <w:rFonts w:cs="B Nazanin"/>
+          <w:sz w:val="28"/>
+          <w:szCs w:val="28"/>
+        </w:rPr>
+        <w:t xml:space="preserve"> </w:t>
+      </w:r>
+      <w:r>
+        <w:rPr>
+          <w:rFonts w:cs="B Nazanin"/>
+          <w:sz w:val="28"/>
+          <w:szCs w:val="28"/>
+          <w:rtl/>
+        </w:rPr>
+        <w:t xml:space="preserve">پاس داده شود </w:t>
+      </w:r>
+    </w:p>
+    <w:p>
+      <w:pPr>
+        <w:numPr>
+          <w:ilvl w:val="1"/>
+          <w:numId w:val="13"/>
+        </w:numPr>
+        <w:bidi/>
+        <w:spacing w:before="100" w:beforeAutospacing="1" w:after="100" w:afterAutospacing="1" w:line="240" w:lineRule="auto"/>
+        <w:rPr>
+          <w:rFonts w:cs="B Nazanin"/>
+          <w:sz w:val="28"/>
+          <w:szCs w:val="28"/>
+        </w:rPr>
+      </w:pPr>
+      <w:proofErr w:type="spellStart"/>
+      <w:r>
+        <w:rPr>
+          <w:rStyle w:val="HTMLCode"/>
+          <w:rFonts w:eastAsiaTheme="minorHAnsi" w:cs="B Nazanin"/>
+          <w:sz w:val="28"/>
+          <w:szCs w:val="28"/>
+        </w:rPr>
+        <w:t>MasterDetailTabs</w:t>
+      </w:r>
+      <w:proofErr w:type="spellEnd"/>
+      <w:r>
+        <w:rPr>
+          <w:rFonts w:cs="B Nazanin"/>
+          <w:sz w:val="28"/>
+          <w:szCs w:val="28"/>
+        </w:rPr>
+        <w:t xml:space="preserve"> </w:t>
+      </w:r>
+      <w:r>
+        <w:rPr>
+          <w:rFonts w:cs="B Nazanin"/>
+          <w:sz w:val="28"/>
+          <w:szCs w:val="28"/>
+          <w:rtl/>
+        </w:rPr>
+        <w:t xml:space="preserve">اضافه شود </w:t>
+      </w:r>
+    </w:p>
+    <w:p>
+      <w:pPr>
+        <w:numPr>
+          <w:ilvl w:val="0"/>
+          <w:numId w:val="13"/>
+        </w:numPr>
+        <w:bidi/>
+        <w:spacing w:before="100" w:beforeAutospacing="1" w:after="100" w:afterAutospacing="1" w:line="240" w:lineRule="auto"/>
+        <w:rPr>
+          <w:rFonts w:cs="B Nazanin"/>
+          <w:sz w:val="28"/>
+          <w:szCs w:val="28"/>
+        </w:rPr>
+      </w:pPr>
+      <w:r>
+        <w:rPr>
+          <w:rFonts w:cs="B Nazanin"/>
+          <w:sz w:val="28"/>
+          <w:szCs w:val="28"/>
+          <w:rtl/>
+        </w:rPr>
+        <w:t>بعد از ایجاد فرم، منو را چک کنید که</w:t>
+      </w:r>
+      <w:r>
+        <w:rPr>
+          <w:rFonts w:cs="B Nazanin"/>
+          <w:sz w:val="28"/>
+          <w:szCs w:val="28"/>
+        </w:rPr>
+        <w:t xml:space="preserve">: </w:t>
+      </w:r>
+    </w:p>
+    <w:p>
+      <w:pPr>
+        <w:numPr>
+          <w:ilvl w:val="1"/>
+          <w:numId w:val="13"/>
+        </w:numPr>
+        <w:bidi/>
+        <w:spacing w:before="100" w:beforeAutospacing="1" w:after="100" w:afterAutospacing="1" w:line="240" w:lineRule="auto"/>
+        <w:rPr>
+          <w:rFonts w:cs="B Nazanin"/>
+          <w:sz w:val="28"/>
+          <w:szCs w:val="28"/>
+        </w:rPr>
+      </w:pPr>
+      <w:r>
+        <w:rPr>
+          <w:rFonts w:cs="B Nazanin"/>
+          <w:sz w:val="28"/>
+          <w:szCs w:val="28"/>
+          <w:rtl/>
+        </w:rPr>
+        <w:t xml:space="preserve">عناوین ستون‌ها درست نمایش داده شوند </w:t>
+      </w:r>
+    </w:p>
+    <w:p>
+      <w:pPr>
+        <w:numPr>
+          <w:ilvl w:val="1"/>
+          <w:numId w:val="13"/>
+        </w:numPr>
+        <w:bidi/>
+        <w:spacing w:before="100" w:beforeAutospacing="1" w:after="100" w:afterAutospacing="1" w:line="240" w:lineRule="auto"/>
+        <w:rPr>
+          <w:rFonts w:cs="B Nazanin"/>
+          <w:sz w:val="28"/>
+          <w:szCs w:val="28"/>
+        </w:rPr>
+      </w:pPr>
+      <w:r>
+        <w:rPr>
+          <w:rFonts w:cs="B Nazanin"/>
+          <w:sz w:val="28"/>
+          <w:szCs w:val="28"/>
+          <w:rtl/>
+        </w:rPr>
+        <w:t>تب‌ها و ریسورس‌ها شناسایی شده باشند</w:t>
+      </w:r>
+    </w:p>
+    <w:p>
+      <w:pPr>
+        <w:bidi/>
+        <w:rPr>
+          <w:rFonts w:ascii="Aptos Display" w:hAnsi="Aptos Display" w:cstheme="minorHAnsi"/>
+          <w:sz w:val="24"/>
+          <w:szCs w:val="24"/>
+        </w:rPr>
+      </w:pPr>
     </w:p>
     <w:sectPr>
       <w:pgSz w:w="12240" w:h="15840"/>
@@ -40191,6 +45041,216 @@
 <file path=word/numbering.xml><?xml version="1.0" encoding="utf-8"?>
 <w:numbering xmlns:wpc="http://schemas.microsoft.com/office/word/2010/wordprocessingCanvas" xmlns:cx="http://schemas.microsoft.com/office/drawing/2014/chartex" xmlns:cx1="http://schemas.microsoft.com/office/drawing/2015/9/8/chartex" xmlns:cx2="http://schemas.microsoft.com/office/drawing/2015/10/21/chartex" xmlns:cx3="http://schemas.microsoft.com/office/drawing/2016/5/9/chartex" xmlns:cx4="http://schemas.microsoft.com/office/drawing/2016/5/10/chartex" xmlns:cx5="http://schemas.microsoft.com/office/drawing/2016/5/11/chartex" xmlns:cx6="http://schemas.microsoft.com/office/drawing/2016/5/12/chartex" xmlns:cx7="http://schemas.microsoft.com/office/drawing/2016/5/13/chartex" xmlns:cx8="http://schemas.microsoft.com/office/drawing/2016/5/14/chartex" xmlns:mc="http://schemas.openxmlformats.org/markup-compatibility/2006" xmlns:aink="http://schemas.microsoft.com/office/drawing/2016/ink" xmlns:am3d="http://schemas.microsoft.com/office/drawing/2017/model3d" xmlns:o="urn:schemas-microsoft-com:office:office" xmlns:oel="http://schemas.microsoft.com/office/2019/extlst" xmlns:r="http://schemas.openxmlformats.org/officeDocument/2006/relationships" xmlns:m="http://schemas.openxmlformats.org/officeDocument/2006/math" xmlns:v="urn:schemas-microsoft-com:vml" xmlns:wp14="http://schemas.microsoft.com/office/word/2010/wordprocessingDrawing" xmlns:wp="http://schemas.openxmlformats.org/drawingml/2006/wordprocessingDrawing" xmlns:w10="urn:schemas-microsoft-com:office:word" xmlns:w="http://schemas.openxmlformats.org/wordprocessingml/2006/main" xmlns:w14="http://schemas.microsoft.com/office/word/2010/wordml" xmlns:w15="http://schemas.microsoft.com/office/word/2012/wordml" xmlns:w16cex="http://schemas.microsoft.com/office/word/2018/wordml/cex" xmlns:w16cid="http://schemas.microsoft.com/office/word/2016/wordml/cid" xmlns:w16="http://schemas.microsoft.com/office/word/2018/wordml" xmlns:w16sdtdh="http://schemas.microsoft.com/office/word/2020/wordml/sdtdatahash" xmlns:w16se="http://schemas.microsoft.com/office/word/2015/wordml/symex" xmlns:wpg="http://schemas.microsoft.com/office/word/2010/wordprocessingGroup" xmlns:wpi="http://schemas.microsoft.com/office/word/2010/wordprocessingInk" xmlns:wne="http://schemas.microsoft.com/office/word/2006/wordml" xmlns:wps="http://schemas.microsoft.com/office/word/2010/wordprocessingShape" mc:Ignorable="w14 w15 w16se w16cid w16 w16cex w16sdtdh wp14">
   <w:abstractNum w:abstractNumId="0" w15:restartNumberingAfterBreak="0">
+    <w:nsid w:val="034D46A7"/>
+    <w:multiLevelType w:val="multilevel"/>
+    <w:tmpl w:val="6CD228D2"/>
+    <w:lvl w:ilvl="0">
+      <w:start w:val="1"/>
+      <w:numFmt w:val="decimal"/>
+      <w:lvlText w:val="%1."/>
+      <w:lvlJc w:val="left"/>
+      <w:pPr>
+        <w:tabs>
+          <w:tab w:val="num" w:pos="720"/>
+        </w:tabs>
+        <w:ind w:left="720" w:hanging="360"/>
+      </w:pPr>
+    </w:lvl>
+    <w:lvl w:ilvl="1" w:tentative="1">
+      <w:numFmt w:val="decimal"/>
+      <w:lvlText w:val="%2."/>
+      <w:lvlJc w:val="left"/>
+      <w:pPr>
+        <w:tabs>
+          <w:tab w:val="num" w:pos="1440"/>
+        </w:tabs>
+        <w:ind w:left="1440" w:hanging="360"/>
+      </w:pPr>
+    </w:lvl>
+    <w:lvl w:ilvl="2" w:tentative="1">
+      <w:numFmt w:val="decimal"/>
+      <w:lvlText w:val="%3."/>
+      <w:lvlJc w:val="left"/>
+      <w:pPr>
+        <w:tabs>
+          <w:tab w:val="num" w:pos="2160"/>
+        </w:tabs>
+        <w:ind w:left="2160" w:hanging="360"/>
+      </w:pPr>
+    </w:lvl>
+    <w:lvl w:ilvl="3" w:tentative="1">
+      <w:numFmt w:val="decimal"/>
+      <w:lvlText w:val="%4."/>
+      <w:lvlJc w:val="left"/>
+      <w:pPr>
+        <w:tabs>
+          <w:tab w:val="num" w:pos="2880"/>
+        </w:tabs>
+        <w:ind w:left="2880" w:hanging="360"/>
+      </w:pPr>
+    </w:lvl>
+    <w:lvl w:ilvl="4" w:tentative="1">
+      <w:numFmt w:val="decimal"/>
+      <w:lvlText w:val="%5."/>
+      <w:lvlJc w:val="left"/>
+      <w:pPr>
+        <w:tabs>
+          <w:tab w:val="num" w:pos="3600"/>
+        </w:tabs>
+        <w:ind w:left="3600" w:hanging="360"/>
+      </w:pPr>
+    </w:lvl>
+    <w:lvl w:ilvl="5" w:tentative="1">
+      <w:numFmt w:val="decimal"/>
+      <w:lvlText w:val="%6."/>
+      <w:lvlJc w:val="left"/>
+      <w:pPr>
+        <w:tabs>
+          <w:tab w:val="num" w:pos="4320"/>
+        </w:tabs>
+        <w:ind w:left="4320" w:hanging="360"/>
+      </w:pPr>
+    </w:lvl>
+    <w:lvl w:ilvl="6" w:tentative="1">
+      <w:numFmt w:val="decimal"/>
+      <w:lvlText w:val="%7."/>
+      <w:lvlJc w:val="left"/>
+      <w:pPr>
+        <w:tabs>
+          <w:tab w:val="num" w:pos="5040"/>
+        </w:tabs>
+        <w:ind w:left="5040" w:hanging="360"/>
+      </w:pPr>
+    </w:lvl>
+    <w:lvl w:ilvl="7" w:tentative="1">
+      <w:numFmt w:val="decimal"/>
+      <w:lvlText w:val="%8."/>
+      <w:lvlJc w:val="left"/>
+      <w:pPr>
+        <w:tabs>
+          <w:tab w:val="num" w:pos="5760"/>
+        </w:tabs>
+        <w:ind w:left="5760" w:hanging="360"/>
+      </w:pPr>
+    </w:lvl>
+    <w:lvl w:ilvl="8" w:tentative="1">
+      <w:numFmt w:val="decimal"/>
+      <w:lvlText w:val="%9."/>
+      <w:lvlJc w:val="left"/>
+      <w:pPr>
+        <w:tabs>
+          <w:tab w:val="num" w:pos="6480"/>
+        </w:tabs>
+        <w:ind w:left="6480" w:hanging="360"/>
+      </w:pPr>
+    </w:lvl>
+  </w:abstractNum>
+  <w:abstractNum w:abstractNumId="1" w15:restartNumberingAfterBreak="0">
+    <w:nsid w:val="036C6543"/>
+    <w:multiLevelType w:val="multilevel"/>
+    <w:tmpl w:val="207CAA30"/>
+    <w:lvl w:ilvl="0">
+      <w:start w:val="1"/>
+      <w:numFmt w:val="decimal"/>
+      <w:lvlText w:val="%1."/>
+      <w:lvlJc w:val="left"/>
+      <w:pPr>
+        <w:tabs>
+          <w:tab w:val="num" w:pos="720"/>
+        </w:tabs>
+        <w:ind w:left="720" w:hanging="360"/>
+      </w:pPr>
+    </w:lvl>
+    <w:lvl w:ilvl="1" w:tentative="1">
+      <w:numFmt w:val="decimal"/>
+      <w:lvlText w:val="%2."/>
+      <w:lvlJc w:val="left"/>
+      <w:pPr>
+        <w:tabs>
+          <w:tab w:val="num" w:pos="1440"/>
+        </w:tabs>
+        <w:ind w:left="1440" w:hanging="360"/>
+      </w:pPr>
+    </w:lvl>
+    <w:lvl w:ilvl="2" w:tentative="1">
+      <w:numFmt w:val="decimal"/>
+      <w:lvlText w:val="%3."/>
+      <w:lvlJc w:val="left"/>
+      <w:pPr>
+        <w:tabs>
+          <w:tab w:val="num" w:pos="2160"/>
+        </w:tabs>
+        <w:ind w:left="2160" w:hanging="360"/>
+      </w:pPr>
+    </w:lvl>
+    <w:lvl w:ilvl="3" w:tentative="1">
+      <w:numFmt w:val="decimal"/>
+      <w:lvlText w:val="%4."/>
+      <w:lvlJc w:val="left"/>
+      <w:pPr>
+        <w:tabs>
+          <w:tab w:val="num" w:pos="2880"/>
+        </w:tabs>
+        <w:ind w:left="2880" w:hanging="360"/>
+      </w:pPr>
+    </w:lvl>
+    <w:lvl w:ilvl="4" w:tentative="1">
+      <w:numFmt w:val="decimal"/>
+      <w:lvlText w:val="%5."/>
+      <w:lvlJc w:val="left"/>
+      <w:pPr>
+        <w:tabs>
+          <w:tab w:val="num" w:pos="3600"/>
+        </w:tabs>
+        <w:ind w:left="3600" w:hanging="360"/>
+      </w:pPr>
+    </w:lvl>
+    <w:lvl w:ilvl="5" w:tentative="1">
+      <w:numFmt w:val="decimal"/>
+      <w:lvlText w:val="%6."/>
+      <w:lvlJc w:val="left"/>
+      <w:pPr>
+        <w:tabs>
+          <w:tab w:val="num" w:pos="4320"/>
+        </w:tabs>
+        <w:ind w:left="4320" w:hanging="360"/>
+      </w:pPr>
+    </w:lvl>
+    <w:lvl w:ilvl="6" w:tentative="1">
+      <w:numFmt w:val="decimal"/>
+      <w:lvlText w:val="%7."/>
+      <w:lvlJc w:val="left"/>
+      <w:pPr>
+        <w:tabs>
+          <w:tab w:val="num" w:pos="5040"/>
+        </w:tabs>
+        <w:ind w:left="5040" w:hanging="360"/>
+      </w:pPr>
+    </w:lvl>
+    <w:lvl w:ilvl="7" w:tentative="1">
+      <w:numFmt w:val="decimal"/>
+      <w:lvlText w:val="%8."/>
+      <w:lvlJc w:val="left"/>
+      <w:pPr>
+        <w:tabs>
+          <w:tab w:val="num" w:pos="5760"/>
+        </w:tabs>
+        <w:ind w:left="5760" w:hanging="360"/>
+      </w:pPr>
+    </w:lvl>
+    <w:lvl w:ilvl="8" w:tentative="1">
+      <w:numFmt w:val="decimal"/>
+      <w:lvlText w:val="%9."/>
+      <w:lvlJc w:val="left"/>
+      <w:pPr>
+        <w:tabs>
+          <w:tab w:val="num" w:pos="6480"/>
+        </w:tabs>
+        <w:ind w:left="6480" w:hanging="360"/>
+      </w:pPr>
+    </w:lvl>
+  </w:abstractNum>
+  <w:abstractNum w:abstractNumId="2" w15:restartNumberingAfterBreak="0">
     <w:nsid w:val="09D441C9"/>
     <w:multiLevelType w:val="multilevel"/>
     <w:tmpl w:val="1A78B96E"/>
@@ -40327,7 +45387,7 @@
       </w:rPr>
     </w:lvl>
   </w:abstractNum>
-  <w:abstractNum w:abstractNumId="1" w15:restartNumberingAfterBreak="0">
+  <w:abstractNum w:abstractNumId="3" w15:restartNumberingAfterBreak="0">
     <w:nsid w:val="17B81B39"/>
     <w:multiLevelType w:val="multilevel"/>
     <w:tmpl w:val="42D6A078"/>
@@ -40468,7 +45528,148 @@
       </w:rPr>
     </w:lvl>
   </w:abstractNum>
-  <w:abstractNum w:abstractNumId="2" w15:restartNumberingAfterBreak="0">
+  <w:abstractNum w:abstractNumId="4" w15:restartNumberingAfterBreak="0">
+    <w:nsid w:val="275175C9"/>
+    <w:multiLevelType w:val="multilevel"/>
+    <w:tmpl w:val="DC3EC90A"/>
+    <w:lvl w:ilvl="0">
+      <w:start w:val="1"/>
+      <w:numFmt w:val="bullet"/>
+      <w:lvlText w:val=""/>
+      <w:lvlJc w:val="left"/>
+      <w:pPr>
+        <w:tabs>
+          <w:tab w:val="num" w:pos="720"/>
+        </w:tabs>
+        <w:ind w:left="720" w:hanging="360"/>
+      </w:pPr>
+      <w:rPr>
+        <w:rFonts w:ascii="Symbol" w:hAnsi="Symbol" w:hint="default"/>
+        <w:sz w:val="20"/>
+      </w:rPr>
+    </w:lvl>
+    <w:lvl w:ilvl="1" w:tentative="1">
+      <w:numFmt w:val="bullet"/>
+      <w:lvlText w:val="o"/>
+      <w:lvlJc w:val="left"/>
+      <w:pPr>
+        <w:tabs>
+          <w:tab w:val="num" w:pos="1440"/>
+        </w:tabs>
+        <w:ind w:left="1440" w:hanging="360"/>
+      </w:pPr>
+      <w:rPr>
+        <w:rFonts w:ascii="Courier New" w:hAnsi="Courier New" w:hint="default"/>
+        <w:sz w:val="20"/>
+      </w:rPr>
+    </w:lvl>
+    <w:lvl w:ilvl="2" w:tentative="1">
+      <w:numFmt w:val="bullet"/>
+      <w:lvlText w:val=""/>
+      <w:lvlJc w:val="left"/>
+      <w:pPr>
+        <w:tabs>
+          <w:tab w:val="num" w:pos="2160"/>
+        </w:tabs>
+        <w:ind w:left="2160" w:hanging="360"/>
+      </w:pPr>
+      <w:rPr>
+        <w:rFonts w:ascii="Wingdings" w:hAnsi="Wingdings" w:hint="default"/>
+        <w:sz w:val="20"/>
+      </w:rPr>
+    </w:lvl>
+    <w:lvl w:ilvl="3" w:tentative="1">
+      <w:numFmt w:val="bullet"/>
+      <w:lvlText w:val=""/>
+      <w:lvlJc w:val="left"/>
+      <w:pPr>
+        <w:tabs>
+          <w:tab w:val="num" w:pos="2880"/>
+        </w:tabs>
+        <w:ind w:left="2880" w:hanging="360"/>
+      </w:pPr>
+      <w:rPr>
+        <w:rFonts w:ascii="Wingdings" w:hAnsi="Wingdings" w:hint="default"/>
+        <w:sz w:val="20"/>
+      </w:rPr>
+    </w:lvl>
+    <w:lvl w:ilvl="4" w:tentative="1">
+      <w:numFmt w:val="bullet"/>
+      <w:lvlText w:val=""/>
+      <w:lvlJc w:val="left"/>
+      <w:pPr>
+        <w:tabs>
+          <w:tab w:val="num" w:pos="3600"/>
+        </w:tabs>
+        <w:ind w:left="3600" w:hanging="360"/>
+      </w:pPr>
+      <w:rPr>
+        <w:rFonts w:ascii="Wingdings" w:hAnsi="Wingdings" w:hint="default"/>
+        <w:sz w:val="20"/>
+      </w:rPr>
+    </w:lvl>
+    <w:lvl w:ilvl="5" w:tentative="1">
+      <w:numFmt w:val="bullet"/>
+      <w:lvlText w:val=""/>
+      <w:lvlJc w:val="left"/>
+      <w:pPr>
+        <w:tabs>
+          <w:tab w:val="num" w:pos="4320"/>
+        </w:tabs>
+        <w:ind w:left="4320" w:hanging="360"/>
+      </w:pPr>
+      <w:rPr>
+        <w:rFonts w:ascii="Wingdings" w:hAnsi="Wingdings" w:hint="default"/>
+        <w:sz w:val="20"/>
+      </w:rPr>
+    </w:lvl>
+    <w:lvl w:ilvl="6" w:tentative="1">
+      <w:numFmt w:val="bullet"/>
+      <w:lvlText w:val=""/>
+      <w:lvlJc w:val="left"/>
+      <w:pPr>
+        <w:tabs>
+          <w:tab w:val="num" w:pos="5040"/>
+        </w:tabs>
+        <w:ind w:left="5040" w:hanging="360"/>
+      </w:pPr>
+      <w:rPr>
+        <w:rFonts w:ascii="Wingdings" w:hAnsi="Wingdings" w:hint="default"/>
+        <w:sz w:val="20"/>
+      </w:rPr>
+    </w:lvl>
+    <w:lvl w:ilvl="7" w:tentative="1">
+      <w:numFmt w:val="bullet"/>
+      <w:lvlText w:val=""/>
+      <w:lvlJc w:val="left"/>
+      <w:pPr>
+        <w:tabs>
+          <w:tab w:val="num" w:pos="5760"/>
+        </w:tabs>
+        <w:ind w:left="5760" w:hanging="360"/>
+      </w:pPr>
+      <w:rPr>
+        <w:rFonts w:ascii="Wingdings" w:hAnsi="Wingdings" w:hint="default"/>
+        <w:sz w:val="20"/>
+      </w:rPr>
+    </w:lvl>
+    <w:lvl w:ilvl="8" w:tentative="1">
+      <w:numFmt w:val="bullet"/>
+      <w:lvlText w:val=""/>
+      <w:lvlJc w:val="left"/>
+      <w:pPr>
+        <w:tabs>
+          <w:tab w:val="num" w:pos="6480"/>
+        </w:tabs>
+        <w:ind w:left="6480" w:hanging="360"/>
+      </w:pPr>
+      <w:rPr>
+        <w:rFonts w:ascii="Wingdings" w:hAnsi="Wingdings" w:hint="default"/>
+        <w:sz w:val="20"/>
+      </w:rPr>
+    </w:lvl>
+  </w:abstractNum>
+  <w:abstractNum w:abstractNumId="5" w15:restartNumberingAfterBreak="0">
     <w:nsid w:val="4AFC7A61"/>
     <w:multiLevelType w:val="multilevel"/>
     <w:tmpl w:val="5EEE5006"/>
@@ -40609,7 +45810,7 @@
       </w:rPr>
     </w:lvl>
   </w:abstractNum>
-  <w:abstractNum w:abstractNumId="3" w15:restartNumberingAfterBreak="0">
+  <w:abstractNum w:abstractNumId="6" w15:restartNumberingAfterBreak="0">
     <w:nsid w:val="501B5EB3"/>
     <w:multiLevelType w:val="multilevel"/>
     <w:tmpl w:val="ACA47BDC"/>
@@ -40750,7 +45951,7 @@
       </w:rPr>
     </w:lvl>
   </w:abstractNum>
-  <w:abstractNum w:abstractNumId="4" w15:restartNumberingAfterBreak="0">
+  <w:abstractNum w:abstractNumId="7" w15:restartNumberingAfterBreak="0">
     <w:nsid w:val="573D788F"/>
     <w:multiLevelType w:val="multilevel"/>
     <w:tmpl w:val="B32406AE"/>
@@ -40891,7 +46092,7 @@
       </w:rPr>
     </w:lvl>
   </w:abstractNum>
-  <w:abstractNum w:abstractNumId="5" w15:restartNumberingAfterBreak="0">
+  <w:abstractNum w:abstractNumId="8" w15:restartNumberingAfterBreak="0">
     <w:nsid w:val="5A0C4D1A"/>
     <w:multiLevelType w:val="multilevel"/>
     <w:tmpl w:val="53C2B99A"/>
@@ -41032,7 +46233,7 @@
       </w:rPr>
     </w:lvl>
   </w:abstractNum>
-  <w:abstractNum w:abstractNumId="6" w15:restartNumberingAfterBreak="0">
+  <w:abstractNum w:abstractNumId="9" w15:restartNumberingAfterBreak="0">
     <w:nsid w:val="6DB168DA"/>
     <w:multiLevelType w:val="multilevel"/>
     <w:tmpl w:val="5EFC58B6"/>
@@ -41169,7 +46370,116 @@
       </w:rPr>
     </w:lvl>
   </w:abstractNum>
-  <w:abstractNum w:abstractNumId="7" w15:restartNumberingAfterBreak="0">
+  <w:abstractNum w:abstractNumId="10" w15:restartNumberingAfterBreak="0">
+    <w:nsid w:val="71774576"/>
+    <w:multiLevelType w:val="multilevel"/>
+    <w:tmpl w:val="EFC6279C"/>
+    <w:lvl w:ilvl="0">
+      <w:start w:val="1"/>
+      <w:numFmt w:val="decimal"/>
+      <w:lvlText w:val="%1."/>
+      <w:lvlJc w:val="left"/>
+      <w:pPr>
+        <w:tabs>
+          <w:tab w:val="num" w:pos="720"/>
+        </w:tabs>
+        <w:ind w:left="720" w:hanging="360"/>
+      </w:pPr>
+    </w:lvl>
+    <w:lvl w:ilvl="1">
+      <w:numFmt w:val="bullet"/>
+      <w:lvlText w:val="o"/>
+      <w:lvlJc w:val="left"/>
+      <w:pPr>
+        <w:tabs>
+          <w:tab w:val="num" w:pos="1440"/>
+        </w:tabs>
+        <w:ind w:left="1440" w:hanging="360"/>
+      </w:pPr>
+      <w:rPr>
+        <w:rFonts w:ascii="Courier New" w:hAnsi="Courier New" w:hint="default"/>
+        <w:sz w:val="20"/>
+      </w:rPr>
+    </w:lvl>
+    <w:lvl w:ilvl="2" w:tentative="1">
+      <w:numFmt w:val="decimal"/>
+      <w:lvlText w:val="%3."/>
+      <w:lvlJc w:val="left"/>
+      <w:pPr>
+        <w:tabs>
+          <w:tab w:val="num" w:pos="2160"/>
+        </w:tabs>
+        <w:ind w:left="2160" w:hanging="360"/>
+      </w:pPr>
+    </w:lvl>
+    <w:lvl w:ilvl="3" w:tentative="1">
+      <w:numFmt w:val="decimal"/>
+      <w:lvlText w:val="%4."/>
+      <w:lvlJc w:val="left"/>
+      <w:pPr>
+        <w:tabs>
+          <w:tab w:val="num" w:pos="2880"/>
+        </w:tabs>
+        <w:ind w:left="2880" w:hanging="360"/>
+      </w:pPr>
+    </w:lvl>
+    <w:lvl w:ilvl="4" w:tentative="1">
+      <w:numFmt w:val="decimal"/>
+      <w:lvlText w:val="%5."/>
+      <w:lvlJc w:val="left"/>
+      <w:pPr>
+        <w:tabs>
+          <w:tab w:val="num" w:pos="3600"/>
+        </w:tabs>
+        <w:ind w:left="3600" w:hanging="360"/>
+      </w:pPr>
+    </w:lvl>
+    <w:lvl w:ilvl="5" w:tentative="1">
+      <w:numFmt w:val="decimal"/>
+      <w:lvlText w:val="%6."/>
+      <w:lvlJc w:val="left"/>
+      <w:pPr>
+        <w:tabs>
+          <w:tab w:val="num" w:pos="4320"/>
+        </w:tabs>
+        <w:ind w:left="4320" w:hanging="360"/>
+      </w:pPr>
+    </w:lvl>
+    <w:lvl w:ilvl="6" w:tentative="1">
+      <w:numFmt w:val="decimal"/>
+      <w:lvlText w:val="%7."/>
+      <w:lvlJc w:val="left"/>
+      <w:pPr>
+        <w:tabs>
+          <w:tab w:val="num" w:pos="5040"/>
+        </w:tabs>
+        <w:ind w:left="5040" w:hanging="360"/>
+      </w:pPr>
+    </w:lvl>
+    <w:lvl w:ilvl="7" w:tentative="1">
+      <w:numFmt w:val="decimal"/>
+      <w:lvlText w:val="%8."/>
+      <w:lvlJc w:val="left"/>
+      <w:pPr>
+        <w:tabs>
+          <w:tab w:val="num" w:pos="5760"/>
+        </w:tabs>
+        <w:ind w:left="5760" w:hanging="360"/>
+      </w:pPr>
+    </w:lvl>
+    <w:lvl w:ilvl="8" w:tentative="1">
+      <w:numFmt w:val="decimal"/>
+      <w:lvlText w:val="%9."/>
+      <w:lvlJc w:val="left"/>
+      <w:pPr>
+        <w:tabs>
+          <w:tab w:val="num" w:pos="6480"/>
+        </w:tabs>
+        <w:ind w:left="6480" w:hanging="360"/>
+      </w:pPr>
+    </w:lvl>
+  </w:abstractNum>
+  <w:abstractNum w:abstractNumId="11" w15:restartNumberingAfterBreak="0">
     <w:nsid w:val="73D9269A"/>
     <w:multiLevelType w:val="multilevel"/>
     <w:tmpl w:val="594ADE1A"/>
@@ -41274,7 +46584,7 @@
       </w:pPr>
     </w:lvl>
   </w:abstractNum>
-  <w:abstractNum w:abstractNumId="8" w15:restartNumberingAfterBreak="0">
+  <w:abstractNum w:abstractNumId="12" w15:restartNumberingAfterBreak="0">
     <w:nsid w:val="79365808"/>
     <w:multiLevelType w:val="multilevel"/>
     <w:tmpl w:val="FA10C620"/>
@@ -41416,31 +46726,43 @@
     </w:lvl>
   </w:abstractNum>
   <w:num w:numId="1" w16cid:durableId="1310938832">
+    <w:abstractNumId w:val="12"/>
+  </w:num>
+  <w:num w:numId="2" w16cid:durableId="806094971">
     <w:abstractNumId w:val="8"/>
   </w:num>
-  <w:num w:numId="2" w16cid:durableId="806094971">
+  <w:num w:numId="3" w16cid:durableId="203560939">
     <w:abstractNumId w:val="5"/>
   </w:num>
-  <w:num w:numId="3" w16cid:durableId="203560939">
+  <w:num w:numId="4" w16cid:durableId="973367326">
+    <w:abstractNumId w:val="3"/>
+  </w:num>
+  <w:num w:numId="5" w16cid:durableId="536164080">
+    <w:abstractNumId w:val="6"/>
+  </w:num>
+  <w:num w:numId="6" w16cid:durableId="2104183601">
+    <w:abstractNumId w:val="7"/>
+  </w:num>
+  <w:num w:numId="7" w16cid:durableId="1663199952">
+    <w:abstractNumId w:val="11"/>
+  </w:num>
+  <w:num w:numId="8" w16cid:durableId="1899121567">
     <w:abstractNumId w:val="2"/>
   </w:num>
-  <w:num w:numId="4" w16cid:durableId="973367326">
+  <w:num w:numId="9" w16cid:durableId="1292976103">
+    <w:abstractNumId w:val="9"/>
+  </w:num>
+  <w:num w:numId="10" w16cid:durableId="1925139160">
+    <w:abstractNumId w:val="0"/>
+  </w:num>
+  <w:num w:numId="11" w16cid:durableId="1912696367">
+    <w:abstractNumId w:val="4"/>
+  </w:num>
+  <w:num w:numId="12" w16cid:durableId="1617105753">
     <w:abstractNumId w:val="1"/>
   </w:num>
-  <w:num w:numId="5" w16cid:durableId="536164080">
-    <w:abstractNumId w:val="3"/>
-  </w:num>
-  <w:num w:numId="6" w16cid:durableId="2104183601">
-    <w:abstractNumId w:val="4"/>
-  </w:num>
-  <w:num w:numId="7" w16cid:durableId="1663199952">
-    <w:abstractNumId w:val="7"/>
-  </w:num>
-  <w:num w:numId="8" w16cid:durableId="1899121567">
-    <w:abstractNumId w:val="0"/>
-  </w:num>
-  <w:num w:numId="9" w16cid:durableId="1292976103">
-    <w:abstractNumId w:val="6"/>
+  <w:num w:numId="13" w16cid:durableId="1714882604">
+    <w:abstractNumId w:val="10"/>
   </w:num>
 </w:numbering>
 </file>
@@ -42084,6 +47406,16 @@
       <w:bCs/>
     </w:rPr>
   </w:style>
+  <w:style w:type="character" w:customStyle="1" w:styleId="o">
+    <w:name w:val="ͼo"/>
+    <w:basedOn w:val="DefaultParagraphFont"/>
+    <w:rsid w:val="00341743"/>
+  </w:style>
+  <w:style w:type="character" w:customStyle="1" w:styleId="n">
+    <w:name w:val="ͼn"/>
+    <w:basedOn w:val="DefaultParagraphFont"/>
+    <w:rsid w:val="00341743"/>
+  </w:style>
 </w:styles>
 </file>
 

--- a/راهنما مراحل ایجاد فرم ساده.docx
+++ b/راهنما مراحل ایجاد فرم ساده.docx
@@ -11305,16 +11305,23 @@
       <w:pPr>
         <w:bidi/>
         <w:rPr>
-          <w:rFonts w:ascii="Aptos Display" w:hAnsi="Aptos Display" w:cstheme="minorHAnsi"/>
-          <w:sz w:val="24"/>
-          <w:szCs w:val="24"/>
+          <w:rFonts w:ascii="Aptos Display" w:hAnsi="Aptos Display" w:cs="Calibri"/>
+          <w:b/>
+          <w:bCs/>
+          <w:color w:val="FF0000"/>
+          <w:sz w:val="32"/>
+          <w:szCs w:val="32"/>
+          <w:rtl/>
         </w:rPr>
       </w:pPr>
       <w:r>
         <w:rPr>
           <w:rFonts w:ascii="Aptos Display" w:hAnsi="Aptos Display" w:cs="Segoe UI Emoji"/>
-          <w:sz w:val="24"/>
-          <w:szCs w:val="24"/>
+          <w:b/>
+          <w:bCs/>
+          <w:color w:val="FF0000"/>
+          <w:sz w:val="32"/>
+          <w:szCs w:val="32"/>
           <w:rtl/>
         </w:rPr>
         <w:t>📌</w:t>
@@ -11322,8 +11329,11 @@
       <w:r>
         <w:rPr>
           <w:rFonts w:ascii="Aptos Display" w:hAnsi="Aptos Display" w:cstheme="minorHAnsi"/>
-          <w:sz w:val="24"/>
-          <w:szCs w:val="24"/>
+          <w:b/>
+          <w:bCs/>
+          <w:color w:val="FF0000"/>
+          <w:sz w:val="32"/>
+          <w:szCs w:val="32"/>
           <w:rtl/>
         </w:rPr>
         <w:t xml:space="preserve"> </w:t>
@@ -11331,8 +11341,11 @@
       <w:r>
         <w:rPr>
           <w:rFonts w:ascii="Aptos Display" w:hAnsi="Aptos Display" w:cs="Calibri"/>
-          <w:sz w:val="24"/>
-          <w:szCs w:val="24"/>
+          <w:b/>
+          <w:bCs/>
+          <w:color w:val="FF0000"/>
+          <w:sz w:val="32"/>
+          <w:szCs w:val="32"/>
           <w:rtl/>
         </w:rPr>
         <w:t>ساختار</w:t>
@@ -11340,8 +11353,11 @@
       <w:r>
         <w:rPr>
           <w:rFonts w:ascii="Aptos Display" w:hAnsi="Aptos Display" w:cstheme="minorHAnsi"/>
-          <w:sz w:val="24"/>
-          <w:szCs w:val="24"/>
+          <w:b/>
+          <w:bCs/>
+          <w:color w:val="FF0000"/>
+          <w:sz w:val="32"/>
+          <w:szCs w:val="32"/>
           <w:rtl/>
         </w:rPr>
         <w:t xml:space="preserve"> </w:t>
@@ -11349,8 +11365,11 @@
       <w:r>
         <w:rPr>
           <w:rFonts w:ascii="Aptos Display" w:hAnsi="Aptos Display" w:cs="Calibri"/>
-          <w:sz w:val="24"/>
-          <w:szCs w:val="24"/>
+          <w:b/>
+          <w:bCs/>
+          <w:color w:val="FF0000"/>
+          <w:sz w:val="32"/>
+          <w:szCs w:val="32"/>
           <w:rtl/>
         </w:rPr>
         <w:t>منو</w:t>
@@ -11358,8 +11377,11 @@
       <w:r>
         <w:rPr>
           <w:rFonts w:ascii="Aptos Display" w:hAnsi="Aptos Display" w:cstheme="minorHAnsi"/>
-          <w:sz w:val="24"/>
-          <w:szCs w:val="24"/>
+          <w:b/>
+          <w:bCs/>
+          <w:color w:val="FF0000"/>
+          <w:sz w:val="32"/>
+          <w:szCs w:val="32"/>
           <w:rtl/>
         </w:rPr>
         <w:t xml:space="preserve"> </w:t>
@@ -11367,8 +11389,11 @@
       <w:r>
         <w:rPr>
           <w:rFonts w:ascii="Aptos Display" w:hAnsi="Aptos Display" w:cs="Calibri"/>
-          <w:sz w:val="24"/>
-          <w:szCs w:val="24"/>
+          <w:b/>
+          <w:bCs/>
+          <w:color w:val="FF0000"/>
+          <w:sz w:val="32"/>
+          <w:szCs w:val="32"/>
           <w:rtl/>
         </w:rPr>
         <w:t>و</w:t>
@@ -11376,8 +11401,11 @@
       <w:r>
         <w:rPr>
           <w:rFonts w:ascii="Aptos Display" w:hAnsi="Aptos Display" w:cstheme="minorHAnsi"/>
-          <w:sz w:val="24"/>
-          <w:szCs w:val="24"/>
+          <w:b/>
+          <w:bCs/>
+          <w:color w:val="FF0000"/>
+          <w:sz w:val="32"/>
+          <w:szCs w:val="32"/>
           <w:rtl/>
         </w:rPr>
         <w:t xml:space="preserve"> </w:t>
@@ -11385,12 +11413,430 @@
       <w:r>
         <w:rPr>
           <w:rFonts w:ascii="Aptos Display" w:hAnsi="Aptos Display" w:cs="Calibri"/>
-          <w:sz w:val="24"/>
-          <w:szCs w:val="24"/>
+          <w:b/>
+          <w:bCs/>
+          <w:color w:val="FF0000"/>
+          <w:sz w:val="32"/>
+          <w:szCs w:val="32"/>
           <w:rtl/>
         </w:rPr>
         <w:t>صفحه</w:t>
       </w:r>
+    </w:p>
+    <w:p>
+      <w:pPr>
+        <w:bidi/>
+        <w:spacing w:before="100" w:beforeAutospacing="1" w:after="100" w:afterAutospacing="1" w:line="240" w:lineRule="auto"/>
+        <w:rPr>
+          <w:rFonts w:ascii="Times New Roman" w:eastAsia="Times New Roman" w:hAnsi="Times New Roman" w:cs="Times New Roman"/>
+          <w:b/>
+          <w:bCs/>
+          <w:color w:val="FF0000"/>
+          <w:sz w:val="32"/>
+          <w:szCs w:val="32"/>
+          <w:rtl/>
+        </w:rPr>
+      </w:pPr>
+      <w:r>
+        <w:rPr>
+          <w:rFonts w:ascii="Times New Roman" w:eastAsia="Times New Roman" w:hAnsi="Times New Roman" w:cs="Times New Roman"/>
+          <w:b/>
+          <w:bCs/>
+          <w:color w:val="FF0000"/>
+          <w:sz w:val="32"/>
+          <w:szCs w:val="32"/>
+          <w:rtl/>
+        </w:rPr>
+        <w:t>برای نام‌گذاری</w:t>
+      </w:r>
+      <w:r>
+        <w:rPr>
+          <w:rFonts w:ascii="Times New Roman" w:eastAsia="Times New Roman" w:hAnsi="Times New Roman" w:cs="Times New Roman"/>
+          <w:b/>
+          <w:bCs/>
+          <w:color w:val="FF0000"/>
+          <w:sz w:val="32"/>
+          <w:szCs w:val="32"/>
+        </w:rPr>
+        <w:t xml:space="preserve"> Resource Code </w:t>
+      </w:r>
+      <w:r>
+        <w:rPr>
+          <w:rFonts w:ascii="Times New Roman" w:eastAsia="Times New Roman" w:hAnsi="Times New Roman" w:cs="Times New Roman"/>
+          <w:b/>
+          <w:bCs/>
+          <w:color w:val="FF0000"/>
+          <w:sz w:val="32"/>
+          <w:szCs w:val="32"/>
+          <w:rtl/>
+        </w:rPr>
+        <w:t>ها از</w:t>
+      </w:r>
+      <w:r>
+        <w:rPr>
+          <w:rFonts w:ascii="Times New Roman" w:eastAsia="Times New Roman" w:hAnsi="Times New Roman" w:cs="Times New Roman"/>
+          <w:b/>
+          <w:bCs/>
+          <w:color w:val="FF0000"/>
+          <w:sz w:val="32"/>
+          <w:szCs w:val="32"/>
+        </w:rPr>
+        <w:t xml:space="preserve"> </w:t>
+      </w:r>
+      <w:proofErr w:type="spellStart"/>
+      <w:r>
+        <w:rPr>
+          <w:rFonts w:ascii="Times New Roman" w:eastAsia="Times New Roman" w:hAnsi="Times New Roman" w:cs="Times New Roman"/>
+          <w:b/>
+          <w:bCs/>
+          <w:color w:val="FF0000"/>
+          <w:sz w:val="32"/>
+          <w:szCs w:val="32"/>
+        </w:rPr>
+        <w:t>PascalCase</w:t>
+      </w:r>
+      <w:proofErr w:type="spellEnd"/>
+      <w:r>
+        <w:rPr>
+          <w:rFonts w:ascii="Times New Roman" w:eastAsia="Times New Roman" w:hAnsi="Times New Roman" w:cs="Times New Roman"/>
+          <w:b/>
+          <w:bCs/>
+          <w:color w:val="FF0000"/>
+          <w:sz w:val="32"/>
+          <w:szCs w:val="32"/>
+        </w:rPr>
+        <w:t xml:space="preserve"> </w:t>
+      </w:r>
+      <w:r>
+        <w:rPr>
+          <w:rFonts w:ascii="Times New Roman" w:eastAsia="Times New Roman" w:hAnsi="Times New Roman" w:cs="Times New Roman"/>
+          <w:b/>
+          <w:bCs/>
+          <w:color w:val="FF0000"/>
+          <w:sz w:val="32"/>
+          <w:szCs w:val="32"/>
+          <w:rtl/>
+        </w:rPr>
+        <w:t>استفاده کنید</w:t>
+      </w:r>
+      <w:r>
+        <w:rPr>
+          <w:rFonts w:ascii="Times New Roman" w:eastAsia="Times New Roman" w:hAnsi="Times New Roman" w:cs="Times New Roman"/>
+          <w:b/>
+          <w:bCs/>
+          <w:color w:val="FF0000"/>
+          <w:sz w:val="32"/>
+          <w:szCs w:val="32"/>
+        </w:rPr>
+        <w:t>.</w:t>
+      </w:r>
+      <w:r>
+        <w:rPr>
+          <w:rFonts w:ascii="Times New Roman" w:eastAsia="Times New Roman" w:hAnsi="Times New Roman" w:cs="Times New Roman" w:hint="cs"/>
+          <w:b/>
+          <w:bCs/>
+          <w:color w:val="FF0000"/>
+          <w:sz w:val="32"/>
+          <w:szCs w:val="32"/>
+          <w:rtl/>
+        </w:rPr>
+        <w:t xml:space="preserve"> همانند</w:t>
+      </w:r>
+    </w:p>
+    <w:p>
+      <w:pPr>
+        <w:bidi/>
+        <w:spacing w:before="100" w:beforeAutospacing="1" w:after="100" w:afterAutospacing="1" w:line="240" w:lineRule="auto"/>
+        <w:rPr>
+          <w:rFonts w:ascii="Times New Roman" w:eastAsia="Times New Roman" w:hAnsi="Times New Roman" w:cs="Times New Roman"/>
+          <w:sz w:val="24"/>
+          <w:szCs w:val="24"/>
+        </w:rPr>
+      </w:pPr>
+      <w:r>
+        <w:rPr>
+          <w:rFonts w:ascii="Cascadia Mono" w:hAnsi="Cascadia Mono" w:cs="Cascadia Mono"/>
+          <w:color w:val="A31515"/>
+          <w:sz w:val="19"/>
+          <w:szCs w:val="19"/>
+          <w:highlight w:val="white"/>
+        </w:rPr>
+        <w:t>SECTIONGROUPITEM_MANAGEMENT</w:t>
+      </w:r>
+    </w:p>
+    <w:p>
+      <w:pPr>
+        <w:numPr>
+          <w:ilvl w:val="0"/>
+          <w:numId w:val="14"/>
+        </w:numPr>
+        <w:bidi/>
+        <w:spacing w:before="100" w:beforeAutospacing="1" w:after="100" w:afterAutospacing="1" w:line="240" w:lineRule="auto"/>
+        <w:rPr>
+          <w:rFonts w:ascii="Times New Roman" w:eastAsia="Times New Roman" w:hAnsi="Times New Roman" w:cs="Times New Roman"/>
+          <w:sz w:val="24"/>
+          <w:szCs w:val="24"/>
+        </w:rPr>
+      </w:pPr>
+      <w:r>
+        <w:rPr>
+          <w:rFonts w:ascii="Times New Roman" w:eastAsia="Times New Roman" w:hAnsi="Times New Roman" w:cs="Times New Roman"/>
+          <w:sz w:val="24"/>
+          <w:szCs w:val="24"/>
+          <w:rtl/>
+        </w:rPr>
+        <w:t xml:space="preserve">از </w:t>
+      </w:r>
+      <w:r>
+        <w:rPr>
+          <w:rFonts w:ascii="Courier New" w:eastAsia="Times New Roman" w:hAnsi="Courier New" w:cs="Courier New"/>
+          <w:sz w:val="20"/>
+          <w:szCs w:val="20"/>
+        </w:rPr>
+        <w:t>_</w:t>
+      </w:r>
+      <w:r>
+        <w:rPr>
+          <w:rFonts w:ascii="Times New Roman" w:eastAsia="Times New Roman" w:hAnsi="Times New Roman" w:cs="Times New Roman"/>
+          <w:sz w:val="24"/>
+          <w:szCs w:val="24"/>
+        </w:rPr>
+        <w:t xml:space="preserve"> </w:t>
+      </w:r>
+      <w:r>
+        <w:rPr>
+          <w:rFonts w:ascii="Times New Roman" w:eastAsia="Times New Roman" w:hAnsi="Times New Roman" w:cs="Times New Roman"/>
+          <w:sz w:val="24"/>
+          <w:szCs w:val="24"/>
+          <w:rtl/>
+        </w:rPr>
+        <w:t xml:space="preserve">و </w:t>
+      </w:r>
+      <w:r>
+        <w:rPr>
+          <w:rFonts w:ascii="Courier New" w:eastAsia="Times New Roman" w:hAnsi="Courier New" w:cs="Courier New"/>
+          <w:sz w:val="20"/>
+          <w:szCs w:val="20"/>
+        </w:rPr>
+        <w:t>-</w:t>
+      </w:r>
+      <w:r>
+        <w:rPr>
+          <w:rFonts w:ascii="Times New Roman" w:eastAsia="Times New Roman" w:hAnsi="Times New Roman" w:cs="Times New Roman"/>
+          <w:sz w:val="24"/>
+          <w:szCs w:val="24"/>
+        </w:rPr>
+        <w:t xml:space="preserve"> </w:t>
+      </w:r>
+      <w:r>
+        <w:rPr>
+          <w:rFonts w:ascii="Times New Roman" w:eastAsia="Times New Roman" w:hAnsi="Times New Roman" w:cs="Times New Roman"/>
+          <w:sz w:val="24"/>
+          <w:szCs w:val="24"/>
+          <w:rtl/>
+        </w:rPr>
+        <w:t>استفاده نکنید</w:t>
+      </w:r>
+      <w:r>
+        <w:rPr>
+          <w:rFonts w:ascii="Times New Roman" w:eastAsia="Times New Roman" w:hAnsi="Times New Roman" w:cs="Times New Roman"/>
+          <w:sz w:val="24"/>
+          <w:szCs w:val="24"/>
+        </w:rPr>
+        <w:t>.</w:t>
+      </w:r>
+    </w:p>
+    <w:p>
+      <w:pPr>
+        <w:numPr>
+          <w:ilvl w:val="0"/>
+          <w:numId w:val="14"/>
+        </w:numPr>
+        <w:bidi/>
+        <w:spacing w:before="100" w:beforeAutospacing="1" w:after="100" w:afterAutospacing="1" w:line="240" w:lineRule="auto"/>
+        <w:rPr>
+          <w:rFonts w:ascii="Times New Roman" w:eastAsia="Times New Roman" w:hAnsi="Times New Roman" w:cs="Times New Roman"/>
+          <w:sz w:val="24"/>
+          <w:szCs w:val="24"/>
+        </w:rPr>
+      </w:pPr>
+      <w:r>
+        <w:rPr>
+          <w:rFonts w:ascii="Times New Roman" w:eastAsia="Times New Roman" w:hAnsi="Times New Roman" w:cs="Times New Roman"/>
+          <w:sz w:val="24"/>
+          <w:szCs w:val="24"/>
+          <w:rtl/>
+        </w:rPr>
+        <w:t>نام‌ها کوتاه، خوانا و معنادار باشند</w:t>
+      </w:r>
+      <w:r>
+        <w:rPr>
+          <w:rFonts w:ascii="Times New Roman" w:eastAsia="Times New Roman" w:hAnsi="Times New Roman" w:cs="Times New Roman"/>
+          <w:sz w:val="24"/>
+          <w:szCs w:val="24"/>
+        </w:rPr>
+        <w:t>.</w:t>
+      </w:r>
+    </w:p>
+    <w:p>
+      <w:pPr>
+        <w:numPr>
+          <w:ilvl w:val="0"/>
+          <w:numId w:val="14"/>
+        </w:numPr>
+        <w:bidi/>
+        <w:spacing w:before="100" w:beforeAutospacing="1" w:after="100" w:afterAutospacing="1" w:line="240" w:lineRule="auto"/>
+        <w:rPr>
+          <w:rFonts w:ascii="Times New Roman" w:eastAsia="Times New Roman" w:hAnsi="Times New Roman" w:cs="Times New Roman"/>
+          <w:sz w:val="24"/>
+          <w:szCs w:val="24"/>
+        </w:rPr>
+      </w:pPr>
+      <w:r>
+        <w:rPr>
+          <w:rFonts w:ascii="Times New Roman" w:eastAsia="Times New Roman" w:hAnsi="Times New Roman" w:cs="Times New Roman"/>
+          <w:sz w:val="24"/>
+          <w:szCs w:val="24"/>
+          <w:rtl/>
+        </w:rPr>
+        <w:t xml:space="preserve">برای منوها از الگوی </w:t>
+      </w:r>
+      <w:r>
+        <w:rPr>
+          <w:rFonts w:ascii="Courier New" w:eastAsia="Times New Roman" w:hAnsi="Courier New" w:cs="Courier New"/>
+          <w:sz w:val="20"/>
+          <w:szCs w:val="20"/>
+        </w:rPr>
+        <w:t>Entity</w:t>
+      </w:r>
+      <w:r>
+        <w:rPr>
+          <w:rFonts w:ascii="Courier New" w:eastAsia="Times New Roman" w:hAnsi="Courier New" w:cs="Courier New" w:hint="cs"/>
+          <w:sz w:val="20"/>
+          <w:szCs w:val="20"/>
+          <w:rtl/>
+        </w:rPr>
+        <w:t>_</w:t>
+      </w:r>
+      <w:r>
+        <w:rPr>
+          <w:rFonts w:ascii="Courier New" w:eastAsia="Times New Roman" w:hAnsi="Courier New" w:cs="Courier New"/>
+          <w:sz w:val="20"/>
+          <w:szCs w:val="20"/>
+        </w:rPr>
+        <w:t>Management</w:t>
+      </w:r>
+      <w:r>
+        <w:rPr>
+          <w:rFonts w:ascii="Times New Roman" w:eastAsia="Times New Roman" w:hAnsi="Times New Roman" w:cs="Times New Roman"/>
+          <w:sz w:val="24"/>
+          <w:szCs w:val="24"/>
+        </w:rPr>
+        <w:t xml:space="preserve"> </w:t>
+      </w:r>
+      <w:r>
+        <w:rPr>
+          <w:rFonts w:ascii="Times New Roman" w:eastAsia="Times New Roman" w:hAnsi="Times New Roman" w:cs="Times New Roman"/>
+          <w:sz w:val="24"/>
+          <w:szCs w:val="24"/>
+          <w:rtl/>
+        </w:rPr>
+        <w:t>استفاده شود</w:t>
+      </w:r>
+      <w:r>
+        <w:rPr>
+          <w:rFonts w:ascii="Times New Roman" w:eastAsia="Times New Roman" w:hAnsi="Times New Roman" w:cs="Times New Roman"/>
+          <w:sz w:val="24"/>
+          <w:szCs w:val="24"/>
+        </w:rPr>
+        <w:t>.</w:t>
+      </w:r>
+    </w:p>
+    <w:p>
+      <w:pPr>
+        <w:numPr>
+          <w:ilvl w:val="0"/>
+          <w:numId w:val="14"/>
+        </w:numPr>
+        <w:bidi/>
+        <w:spacing w:before="100" w:beforeAutospacing="1" w:after="100" w:afterAutospacing="1" w:line="240" w:lineRule="auto"/>
+        <w:rPr>
+          <w:rFonts w:ascii="Times New Roman" w:eastAsia="Times New Roman" w:hAnsi="Times New Roman" w:cs="Times New Roman"/>
+          <w:sz w:val="24"/>
+          <w:szCs w:val="24"/>
+        </w:rPr>
+      </w:pPr>
+      <w:r>
+        <w:rPr>
+          <w:rFonts w:ascii="Times New Roman" w:eastAsia="Times New Roman" w:hAnsi="Times New Roman" w:cs="Times New Roman"/>
+          <w:sz w:val="24"/>
+          <w:szCs w:val="24"/>
+          <w:rtl/>
+        </w:rPr>
+        <w:t xml:space="preserve">برای صفحات از الگوی </w:t>
+      </w:r>
+      <w:r>
+        <w:rPr>
+          <w:rFonts w:ascii="Courier New" w:eastAsia="Times New Roman" w:hAnsi="Courier New" w:cs="Courier New"/>
+          <w:sz w:val="20"/>
+          <w:szCs w:val="20"/>
+        </w:rPr>
+        <w:t>Entity</w:t>
+      </w:r>
+      <w:r>
+        <w:rPr>
+          <w:rFonts w:ascii="Courier New" w:eastAsia="Times New Roman" w:hAnsi="Courier New" w:cs="Courier New" w:hint="cs"/>
+          <w:sz w:val="20"/>
+          <w:szCs w:val="20"/>
+          <w:rtl/>
+        </w:rPr>
+        <w:t>_</w:t>
+      </w:r>
+      <w:proofErr w:type="spellStart"/>
+      <w:r>
+        <w:rPr>
+          <w:rFonts w:ascii="Courier New" w:eastAsia="Times New Roman" w:hAnsi="Courier New" w:cs="Courier New"/>
+          <w:sz w:val="20"/>
+          <w:szCs w:val="20"/>
+        </w:rPr>
+        <w:t>ManagementPage</w:t>
+      </w:r>
+      <w:proofErr w:type="spellEnd"/>
+      <w:r>
+        <w:rPr>
+          <w:rFonts w:ascii="Times New Roman" w:eastAsia="Times New Roman" w:hAnsi="Times New Roman" w:cs="Times New Roman"/>
+          <w:sz w:val="24"/>
+          <w:szCs w:val="24"/>
+        </w:rPr>
+        <w:t xml:space="preserve"> </w:t>
+      </w:r>
+      <w:r>
+        <w:rPr>
+          <w:rFonts w:ascii="Times New Roman" w:eastAsia="Times New Roman" w:hAnsi="Times New Roman" w:cs="Times New Roman"/>
+          <w:sz w:val="24"/>
+          <w:szCs w:val="24"/>
+          <w:rtl/>
+        </w:rPr>
+        <w:t>استفاده شود</w:t>
+      </w:r>
+      <w:r>
+        <w:rPr>
+          <w:rFonts w:ascii="Times New Roman" w:eastAsia="Times New Roman" w:hAnsi="Times New Roman" w:cs="Times New Roman"/>
+          <w:sz w:val="24"/>
+          <w:szCs w:val="24"/>
+        </w:rPr>
+        <w:t>.</w:t>
+      </w:r>
+    </w:p>
+    <w:p>
+      <w:pPr>
+        <w:bidi/>
+        <w:rPr>
+          <w:rFonts w:ascii="Aptos Display" w:hAnsi="Aptos Display" w:cstheme="minorHAnsi"/>
+          <w:sz w:val="24"/>
+          <w:szCs w:val="24"/>
+        </w:rPr>
+      </w:pPr>
     </w:p>
     <w:p>
       <w:pPr>
@@ -26514,10 +26960,10 @@
             <v:path o:extrusionok="f" gradientshapeok="t" o:connecttype="rect"/>
             <o:lock v:ext="edit" aspectratio="t"/>
           </v:shapetype>
-          <v:shape id="_x0000_i1036" type="#_x0000_t75" style="width:18pt;height:15.6pt" o:ole="">
+          <v:shape id="_x0000_i1039" type="#_x0000_t75" style="width:18pt;height:15.6pt" o:ole="">
             <v:imagedata r:id="rId5" o:title=""/>
           </v:shape>
-          <w:control r:id="rId6" w:name="DefaultOcxName" w:shapeid="_x0000_i1036"/>
+          <w:control r:id="rId6" w:name="DefaultOcxName" w:shapeid="_x0000_i1039"/>
         </w:object>
       </w:r>
     </w:p>
@@ -40644,7 +41090,7 @@
           <w:szCs w:val="28"/>
         </w:rPr>
         <w:pict w14:anchorId="420780BC">
-          <v:rect id="_x0000_i1038" style="width:0;height:1.5pt" o:hralign="right" o:hrstd="t" o:hr="t" fillcolor="#a0a0a0" stroked="f"/>
+          <v:rect id="_x0000_i1035" style="width:0;height:1.5pt" o:hralign="right" o:hrstd="t" o:hr="t" fillcolor="#a0a0a0" stroked="f"/>
         </w:pict>
       </w:r>
     </w:p>
@@ -42048,7 +42494,7 @@
           <w:szCs w:val="28"/>
         </w:rPr>
         <w:pict w14:anchorId="34E2817E">
-          <v:rect id="_x0000_i1039" style="width:0;height:1.5pt" o:hralign="right" o:hrstd="t" o:hr="t" fillcolor="#a0a0a0" stroked="f"/>
+          <v:rect id="_x0000_i1036" style="width:0;height:1.5pt" o:hralign="right" o:hrstd="t" o:hr="t" fillcolor="#a0a0a0" stroked="f"/>
         </w:pict>
       </w:r>
     </w:p>
@@ -44634,7 +45080,7 @@
           <w:szCs w:val="28"/>
         </w:rPr>
         <w:pict w14:anchorId="708E8667">
-          <v:rect id="_x0000_i1040" style="width:0;height:1.5pt" o:hralign="right" o:hrstd="t" o:hr="t" fillcolor="#a0a0a0" stroked="f"/>
+          <v:rect id="_x0000_i1037" style="width:0;height:1.5pt" o:hralign="right" o:hrstd="t" o:hr="t" fillcolor="#a0a0a0" stroked="f"/>
         </w:pict>
       </w:r>
     </w:p>
@@ -45670,6 +46116,147 @@
     </w:lvl>
   </w:abstractNum>
   <w:abstractNum w:abstractNumId="5" w15:restartNumberingAfterBreak="0">
+    <w:nsid w:val="3AA57B43"/>
+    <w:multiLevelType w:val="multilevel"/>
+    <w:tmpl w:val="FD042DCA"/>
+    <w:lvl w:ilvl="0">
+      <w:start w:val="1"/>
+      <w:numFmt w:val="bullet"/>
+      <w:lvlText w:val=""/>
+      <w:lvlJc w:val="left"/>
+      <w:pPr>
+        <w:tabs>
+          <w:tab w:val="num" w:pos="720"/>
+        </w:tabs>
+        <w:ind w:left="720" w:hanging="360"/>
+      </w:pPr>
+      <w:rPr>
+        <w:rFonts w:ascii="Symbol" w:hAnsi="Symbol" w:hint="default"/>
+        <w:sz w:val="20"/>
+      </w:rPr>
+    </w:lvl>
+    <w:lvl w:ilvl="1" w:tentative="1">
+      <w:numFmt w:val="bullet"/>
+      <w:lvlText w:val="o"/>
+      <w:lvlJc w:val="left"/>
+      <w:pPr>
+        <w:tabs>
+          <w:tab w:val="num" w:pos="1440"/>
+        </w:tabs>
+        <w:ind w:left="1440" w:hanging="360"/>
+      </w:pPr>
+      <w:rPr>
+        <w:rFonts w:ascii="Courier New" w:hAnsi="Courier New" w:hint="default"/>
+        <w:sz w:val="20"/>
+      </w:rPr>
+    </w:lvl>
+    <w:lvl w:ilvl="2" w:tentative="1">
+      <w:numFmt w:val="bullet"/>
+      <w:lvlText w:val=""/>
+      <w:lvlJc w:val="left"/>
+      <w:pPr>
+        <w:tabs>
+          <w:tab w:val="num" w:pos="2160"/>
+        </w:tabs>
+        <w:ind w:left="2160" w:hanging="360"/>
+      </w:pPr>
+      <w:rPr>
+        <w:rFonts w:ascii="Wingdings" w:hAnsi="Wingdings" w:hint="default"/>
+        <w:sz w:val="20"/>
+      </w:rPr>
+    </w:lvl>
+    <w:lvl w:ilvl="3" w:tentative="1">
+      <w:numFmt w:val="bullet"/>
+      <w:lvlText w:val=""/>
+      <w:lvlJc w:val="left"/>
+      <w:pPr>
+        <w:tabs>
+          <w:tab w:val="num" w:pos="2880"/>
+        </w:tabs>
+        <w:ind w:left="2880" w:hanging="360"/>
+      </w:pPr>
+      <w:rPr>
+        <w:rFonts w:ascii="Wingdings" w:hAnsi="Wingdings" w:hint="default"/>
+        <w:sz w:val="20"/>
+      </w:rPr>
+    </w:lvl>
+    <w:lvl w:ilvl="4" w:tentative="1">
+      <w:numFmt w:val="bullet"/>
+      <w:lvlText w:val=""/>
+      <w:lvlJc w:val="left"/>
+      <w:pPr>
+        <w:tabs>
+          <w:tab w:val="num" w:pos="3600"/>
+        </w:tabs>
+        <w:ind w:left="3600" w:hanging="360"/>
+      </w:pPr>
+      <w:rPr>
+        <w:rFonts w:ascii="Wingdings" w:hAnsi="Wingdings" w:hint="default"/>
+        <w:sz w:val="20"/>
+      </w:rPr>
+    </w:lvl>
+    <w:lvl w:ilvl="5" w:tentative="1">
+      <w:numFmt w:val="bullet"/>
+      <w:lvlText w:val=""/>
+      <w:lvlJc w:val="left"/>
+      <w:pPr>
+        <w:tabs>
+          <w:tab w:val="num" w:pos="4320"/>
+        </w:tabs>
+        <w:ind w:left="4320" w:hanging="360"/>
+      </w:pPr>
+      <w:rPr>
+        <w:rFonts w:ascii="Wingdings" w:hAnsi="Wingdings" w:hint="default"/>
+        <w:sz w:val="20"/>
+      </w:rPr>
+    </w:lvl>
+    <w:lvl w:ilvl="6" w:tentative="1">
+      <w:numFmt w:val="bullet"/>
+      <w:lvlText w:val=""/>
+      <w:lvlJc w:val="left"/>
+      <w:pPr>
+        <w:tabs>
+          <w:tab w:val="num" w:pos="5040"/>
+        </w:tabs>
+        <w:ind w:left="5040" w:hanging="360"/>
+      </w:pPr>
+      <w:rPr>
+        <w:rFonts w:ascii="Wingdings" w:hAnsi="Wingdings" w:hint="default"/>
+        <w:sz w:val="20"/>
+      </w:rPr>
+    </w:lvl>
+    <w:lvl w:ilvl="7" w:tentative="1">
+      <w:numFmt w:val="bullet"/>
+      <w:lvlText w:val=""/>
+      <w:lvlJc w:val="left"/>
+      <w:pPr>
+        <w:tabs>
+          <w:tab w:val="num" w:pos="5760"/>
+        </w:tabs>
+        <w:ind w:left="5760" w:hanging="360"/>
+      </w:pPr>
+      <w:rPr>
+        <w:rFonts w:ascii="Wingdings" w:hAnsi="Wingdings" w:hint="default"/>
+        <w:sz w:val="20"/>
+      </w:rPr>
+    </w:lvl>
+    <w:lvl w:ilvl="8" w:tentative="1">
+      <w:numFmt w:val="bullet"/>
+      <w:lvlText w:val=""/>
+      <w:lvlJc w:val="left"/>
+      <w:pPr>
+        <w:tabs>
+          <w:tab w:val="num" w:pos="6480"/>
+        </w:tabs>
+        <w:ind w:left="6480" w:hanging="360"/>
+      </w:pPr>
+      <w:rPr>
+        <w:rFonts w:ascii="Wingdings" w:hAnsi="Wingdings" w:hint="default"/>
+        <w:sz w:val="20"/>
+      </w:rPr>
+    </w:lvl>
+  </w:abstractNum>
+  <w:abstractNum w:abstractNumId="6" w15:restartNumberingAfterBreak="0">
     <w:nsid w:val="4AFC7A61"/>
     <w:multiLevelType w:val="multilevel"/>
     <w:tmpl w:val="5EEE5006"/>
@@ -45810,7 +46397,7 @@
       </w:rPr>
     </w:lvl>
   </w:abstractNum>
-  <w:abstractNum w:abstractNumId="6" w15:restartNumberingAfterBreak="0">
+  <w:abstractNum w:abstractNumId="7" w15:restartNumberingAfterBreak="0">
     <w:nsid w:val="501B5EB3"/>
     <w:multiLevelType w:val="multilevel"/>
     <w:tmpl w:val="ACA47BDC"/>
@@ -45951,7 +46538,7 @@
       </w:rPr>
     </w:lvl>
   </w:abstractNum>
-  <w:abstractNum w:abstractNumId="7" w15:restartNumberingAfterBreak="0">
+  <w:abstractNum w:abstractNumId="8" w15:restartNumberingAfterBreak="0">
     <w:nsid w:val="573D788F"/>
     <w:multiLevelType w:val="multilevel"/>
     <w:tmpl w:val="B32406AE"/>
@@ -46092,7 +46679,7 @@
       </w:rPr>
     </w:lvl>
   </w:abstractNum>
-  <w:abstractNum w:abstractNumId="8" w15:restartNumberingAfterBreak="0">
+  <w:abstractNum w:abstractNumId="9" w15:restartNumberingAfterBreak="0">
     <w:nsid w:val="5A0C4D1A"/>
     <w:multiLevelType w:val="multilevel"/>
     <w:tmpl w:val="53C2B99A"/>
@@ -46233,7 +46820,7 @@
       </w:rPr>
     </w:lvl>
   </w:abstractNum>
-  <w:abstractNum w:abstractNumId="9" w15:restartNumberingAfterBreak="0">
+  <w:abstractNum w:abstractNumId="10" w15:restartNumberingAfterBreak="0">
     <w:nsid w:val="6DB168DA"/>
     <w:multiLevelType w:val="multilevel"/>
     <w:tmpl w:val="5EFC58B6"/>
@@ -46370,7 +46957,7 @@
       </w:rPr>
     </w:lvl>
   </w:abstractNum>
-  <w:abstractNum w:abstractNumId="10" w15:restartNumberingAfterBreak="0">
+  <w:abstractNum w:abstractNumId="11" w15:restartNumberingAfterBreak="0">
     <w:nsid w:val="71774576"/>
     <w:multiLevelType w:val="multilevel"/>
     <w:tmpl w:val="EFC6279C"/>
@@ -46479,7 +47066,7 @@
       </w:pPr>
     </w:lvl>
   </w:abstractNum>
-  <w:abstractNum w:abstractNumId="11" w15:restartNumberingAfterBreak="0">
+  <w:abstractNum w:abstractNumId="12" w15:restartNumberingAfterBreak="0">
     <w:nsid w:val="73D9269A"/>
     <w:multiLevelType w:val="multilevel"/>
     <w:tmpl w:val="594ADE1A"/>
@@ -46584,7 +47171,7 @@
       </w:pPr>
     </w:lvl>
   </w:abstractNum>
-  <w:abstractNum w:abstractNumId="12" w15:restartNumberingAfterBreak="0">
+  <w:abstractNum w:abstractNumId="13" w15:restartNumberingAfterBreak="0">
     <w:nsid w:val="79365808"/>
     <w:multiLevelType w:val="multilevel"/>
     <w:tmpl w:val="FA10C620"/>
@@ -46726,31 +47313,31 @@
     </w:lvl>
   </w:abstractNum>
   <w:num w:numId="1" w16cid:durableId="1310938832">
-    <w:abstractNumId w:val="12"/>
+    <w:abstractNumId w:val="13"/>
   </w:num>
   <w:num w:numId="2" w16cid:durableId="806094971">
-    <w:abstractNumId w:val="8"/>
+    <w:abstractNumId w:val="9"/>
   </w:num>
   <w:num w:numId="3" w16cid:durableId="203560939">
-    <w:abstractNumId w:val="5"/>
+    <w:abstractNumId w:val="6"/>
   </w:num>
   <w:num w:numId="4" w16cid:durableId="973367326">
     <w:abstractNumId w:val="3"/>
   </w:num>
   <w:num w:numId="5" w16cid:durableId="536164080">
-    <w:abstractNumId w:val="6"/>
+    <w:abstractNumId w:val="7"/>
   </w:num>
   <w:num w:numId="6" w16cid:durableId="2104183601">
-    <w:abstractNumId w:val="7"/>
+    <w:abstractNumId w:val="8"/>
   </w:num>
   <w:num w:numId="7" w16cid:durableId="1663199952">
-    <w:abstractNumId w:val="11"/>
+    <w:abstractNumId w:val="12"/>
   </w:num>
   <w:num w:numId="8" w16cid:durableId="1899121567">
     <w:abstractNumId w:val="2"/>
   </w:num>
   <w:num w:numId="9" w16cid:durableId="1292976103">
-    <w:abstractNumId w:val="9"/>
+    <w:abstractNumId w:val="10"/>
   </w:num>
   <w:num w:numId="10" w16cid:durableId="1925139160">
     <w:abstractNumId w:val="0"/>
@@ -46762,7 +47349,10 @@
     <w:abstractNumId w:val="1"/>
   </w:num>
   <w:num w:numId="13" w16cid:durableId="1714882604">
-    <w:abstractNumId w:val="10"/>
+    <w:abstractNumId w:val="11"/>
+  </w:num>
+  <w:num w:numId="14" w16cid:durableId="1642155179">
+    <w:abstractNumId w:val="5"/>
   </w:num>
 </w:numbering>
 </file>
@@ -47416,6 +48006,19 @@
     <w:basedOn w:val="DefaultParagraphFont"/>
     <w:rsid w:val="00341743"/>
   </w:style>
+  <w:style w:type="paragraph" w:customStyle="1" w:styleId="isselectedend">
+    <w:name w:val="isselectedend"/>
+    <w:basedOn w:val="Normal"/>
+    <w:rsid w:val="00D41823"/>
+    <w:pPr>
+      <w:spacing w:before="100" w:beforeAutospacing="1" w:after="100" w:afterAutospacing="1" w:line="240" w:lineRule="auto"/>
+    </w:pPr>
+    <w:rPr>
+      <w:rFonts w:ascii="Times New Roman" w:eastAsia="Times New Roman" w:hAnsi="Times New Roman" w:cs="Times New Roman"/>
+      <w:sz w:val="24"/>
+      <w:szCs w:val="24"/>
+    </w:rPr>
+  </w:style>
 </w:styles>
 </file>
 
